--- a/docs/ProceduraDiMigrazione/Procedura_migrazione_20200514.docx
+++ b/docs/ProceduraDiMigrazione/Procedura_migrazione_20200514.docx
@@ -1490,16 +1490,34 @@
         </w:rPr>
         <w:t xml:space="preserve"> C:/Users/Amedeo/OneDrive/MigrazioneGRC_One_Drive/keys/server_amedeo.pem ./cnx_db_2020-02-16_00-03.backup </w:t>
       </w:r>
-      <w:hyperlink r:id="rId6" w:history="1">
-        <w:r>
-          <w:rPr>
-            <w:rStyle w:val="Collegamentoipertestuale"/>
-            <w:rFonts w:asciiTheme="majorHAnsi" w:hAnsiTheme="majorHAnsi" w:cstheme="majorHAnsi"/>
-            <w:lang w:val="en-GB"/>
-          </w:rPr>
-          <w:t>ec2-user@18.197.167.37:/home/ec2-user/</w:t>
-        </w:r>
-      </w:hyperlink>
+      <w:r>
+        <w:fldChar w:fldCharType="begin"/>
+      </w:r>
+      <w:r>
+        <w:rPr>
+          <w:lang w:val="en-GB"/>
+        </w:rPr>
+        <w:instrText xml:space="preserve"> HYPERLINK "mailto:ec2-user@18.197.167.37:/home/ec2-user/" </w:instrText>
+      </w:r>
+      <w:r>
+        <w:fldChar w:fldCharType="separate"/>
+      </w:r>
+      <w:r>
+        <w:rPr>
+          <w:rStyle w:val="Collegamentoipertestuale"/>
+          <w:rFonts w:asciiTheme="majorHAnsi" w:hAnsiTheme="majorHAnsi" w:cstheme="majorHAnsi"/>
+          <w:lang w:val="en-GB"/>
+        </w:rPr>
+        <w:t>ec2-user@18.197.167.37:/home/ec2-user/</w:t>
+      </w:r>
+      <w:r>
+        <w:rPr>
+          <w:rStyle w:val="Collegamentoipertestuale"/>
+          <w:rFonts w:asciiTheme="majorHAnsi" w:hAnsiTheme="majorHAnsi" w:cstheme="majorHAnsi"/>
+          <w:lang w:val="en-GB"/>
+        </w:rPr>
+        <w:fldChar w:fldCharType="end"/>
+      </w:r>
     </w:p>
     <w:p>
       <w:pPr>
@@ -5040,7 +5058,6 @@
         <w:rPr>
           <w:sz w:val="24"/>
           <w:szCs w:val="24"/>
-          <w:highlight w:val="yellow"/>
         </w:rPr>
         <w:t>E’</w:t>
       </w:r>
@@ -5049,7 +5066,6 @@
         <w:rPr>
           <w:sz w:val="24"/>
           <w:szCs w:val="24"/>
-          <w:highlight w:val="yellow"/>
         </w:rPr>
         <w:t xml:space="preserve"> altresì necessario importare i valori della tabella denominata “Tabelle” tramite il file denominato “tabelle.csv”</w:t>
       </w:r>
@@ -5057,7 +5073,6 @@
         <w:rPr>
           <w:sz w:val="24"/>
           <w:szCs w:val="24"/>
-          <w:highlight w:val="yellow"/>
         </w:rPr>
         <w:sym w:font="Wingdings" w:char="F0DF"/>
       </w:r>
@@ -5065,7 +5080,6 @@
         <w:rPr>
           <w:sz w:val="24"/>
           <w:szCs w:val="24"/>
-          <w:highlight w:val="yellow"/>
         </w:rPr>
         <w:t xml:space="preserve"> [FATTO DA SILVIO]</w:t>
       </w:r>
@@ -5073,7 +5087,6 @@
         <w:rPr>
           <w:sz w:val="24"/>
           <w:szCs w:val="24"/>
-          <w:highlight w:val="yellow"/>
         </w:rPr>
         <w:t>.</w:t>
       </w:r>

--- a/docs/ProceduraDiMigrazione/Procedura_migrazione_20200514.docx
+++ b/docs/ProceduraDiMigrazione/Procedura_migrazione_20200514.docx
@@ -154,36 +154,8 @@
                                         <w:sz w:val="21"/>
                                         <w:szCs w:val="21"/>
                                       </w:rPr>
-                                      <w:t xml:space="preserve">Procedura per la gestione della migrazione una tantum e migrazione successiva dei clienti da </w:t>
+                                      <w:t>Procedura per la gestione della migrazione una tantum e migrazione successiva dei clienti da Connexio a Gorico</w:t>
                                     </w:r>
-                                    <w:proofErr w:type="spellStart"/>
-                                    <w:r>
-                                      <w:rPr>
-                                        <w:color w:val="FFFFFF" w:themeColor="background1"/>
-                                        <w:sz w:val="21"/>
-                                        <w:szCs w:val="21"/>
-                                      </w:rPr>
-                                      <w:t>Connexio</w:t>
-                                    </w:r>
-                                    <w:proofErr w:type="spellEnd"/>
-                                    <w:r>
-                                      <w:rPr>
-                                        <w:color w:val="FFFFFF" w:themeColor="background1"/>
-                                        <w:sz w:val="21"/>
-                                        <w:szCs w:val="21"/>
-                                      </w:rPr>
-                                      <w:t xml:space="preserve"> a </w:t>
-                                    </w:r>
-                                    <w:proofErr w:type="spellStart"/>
-                                    <w:r>
-                                      <w:rPr>
-                                        <w:color w:val="FFFFFF" w:themeColor="background1"/>
-                                        <w:sz w:val="21"/>
-                                        <w:szCs w:val="21"/>
-                                      </w:rPr>
-                                      <w:t>Gorico</w:t>
-                                    </w:r>
-                                    <w:proofErr w:type="spellEnd"/>
                                   </w:p>
                                 </w:sdtContent>
                               </w:sdt>
@@ -286,36 +258,8 @@
                                   <w:sz w:val="21"/>
                                   <w:szCs w:val="21"/>
                                 </w:rPr>
-                                <w:t xml:space="preserve">Procedura per la gestione della migrazione una tantum e migrazione successiva dei clienti da </w:t>
+                                <w:t>Procedura per la gestione della migrazione una tantum e migrazione successiva dei clienti da Connexio a Gorico</w:t>
                               </w:r>
-                              <w:proofErr w:type="spellStart"/>
-                              <w:r>
-                                <w:rPr>
-                                  <w:color w:val="FFFFFF" w:themeColor="background1"/>
-                                  <w:sz w:val="21"/>
-                                  <w:szCs w:val="21"/>
-                                </w:rPr>
-                                <w:t>Connexio</w:t>
-                              </w:r>
-                              <w:proofErr w:type="spellEnd"/>
-                              <w:r>
-                                <w:rPr>
-                                  <w:color w:val="FFFFFF" w:themeColor="background1"/>
-                                  <w:sz w:val="21"/>
-                                  <w:szCs w:val="21"/>
-                                </w:rPr>
-                                <w:t xml:space="preserve"> a </w:t>
-                              </w:r>
-                              <w:proofErr w:type="spellStart"/>
-                              <w:r>
-                                <w:rPr>
-                                  <w:color w:val="FFFFFF" w:themeColor="background1"/>
-                                  <w:sz w:val="21"/>
-                                  <w:szCs w:val="21"/>
-                                </w:rPr>
-                                <w:t>Gorico</w:t>
-                              </w:r>
-                              <w:proofErr w:type="spellEnd"/>
                             </w:p>
                           </w:sdtContent>
                         </w:sdt>
@@ -741,26 +685,10 @@
         <w:t xml:space="preserve">DB1: </w:t>
       </w:r>
       <w:r>
-        <w:t>Database di produzione 1 (</w:t>
-      </w:r>
-      <w:proofErr w:type="spellStart"/>
-      <w:r>
-        <w:t>cnx</w:t>
-      </w:r>
-      <w:proofErr w:type="spellEnd"/>
-      <w:r>
-        <w:t xml:space="preserve"> su Server OVH): contenente </w:t>
-      </w:r>
-      <w:r>
-        <w:t xml:space="preserve">le relative tabelle, sequenze, funzioni e </w:t>
-      </w:r>
-      <w:proofErr w:type="spellStart"/>
-      <w:r>
-        <w:t>view</w:t>
-      </w:r>
-      <w:proofErr w:type="spellEnd"/>
-      <w:r>
-        <w:t xml:space="preserve"> denominate rispettivamente </w:t>
+        <w:t xml:space="preserve">Database di produzione 1 (cnx su Server OVH): contenente </w:t>
+      </w:r>
+      <w:r>
+        <w:t xml:space="preserve">le relative tabelle, sequenze, funzioni e view denominate rispettivamente </w:t>
       </w:r>
       <w:r>
         <w:t xml:space="preserve">tabelle1, </w:t>
@@ -790,15 +718,7 @@
         <w:t xml:space="preserve">DB2: </w:t>
       </w:r>
       <w:r>
-        <w:t>Database di test 2 (</w:t>
-      </w:r>
-      <w:proofErr w:type="spellStart"/>
-      <w:r>
-        <w:t>Gorico</w:t>
-      </w:r>
-      <w:proofErr w:type="spellEnd"/>
-      <w:r>
-        <w:t xml:space="preserve"> su Server AWS)</w:t>
+        <w:t>Database di test 2 (Gorico su Server AWS)</w:t>
       </w:r>
       <w:r>
         <w:t>:</w:t>
@@ -807,15 +727,7 @@
         <w:t xml:space="preserve"> contenente </w:t>
       </w:r>
       <w:r>
-        <w:t xml:space="preserve">le relative tabelle, sequenze, funzioni e </w:t>
-      </w:r>
-      <w:proofErr w:type="spellStart"/>
-      <w:r>
-        <w:t>view</w:t>
-      </w:r>
-      <w:proofErr w:type="spellEnd"/>
-      <w:r>
-        <w:t xml:space="preserve"> denominate rispettivamente</w:t>
+        <w:t>le relative tabelle, sequenze, funzioni e view denominate rispettivamente</w:t>
       </w:r>
       <w:r>
         <w:t xml:space="preserve"> tabelle2, funzioni2, sequenze2 e view</w:t>
@@ -839,15 +751,7 @@
         <w:t>DB3</w:t>
       </w:r>
       <w:r>
-        <w:t xml:space="preserve"> (</w:t>
-      </w:r>
-      <w:proofErr w:type="spellStart"/>
-      <w:r>
-        <w:t>GoricoProd</w:t>
-      </w:r>
-      <w:proofErr w:type="spellEnd"/>
-      <w:r>
-        <w:t>)</w:t>
+        <w:t xml:space="preserve"> (GoricoProd)</w:t>
       </w:r>
       <w:r>
         <w:t>: futuro database di produzione.</w:t>
@@ -899,13 +803,8 @@
         <w:t>(tabelle1) e l’uni</w:t>
       </w:r>
       <w:r>
-        <w:t xml:space="preserve">one delle funzioni e delle </w:t>
-      </w:r>
-      <w:proofErr w:type="spellStart"/>
-      <w:r>
-        <w:t>view</w:t>
-      </w:r>
-      <w:proofErr w:type="spellEnd"/>
+        <w:t>one delle funzioni e delle view</w:t>
+      </w:r>
       <w:r>
         <w:t xml:space="preserve"> del database di produzione e di quello di test (funzioni1 U funzioni2 e views1 U views2).</w:t>
       </w:r>
@@ -935,89 +834,22 @@
           <w:szCs w:val="24"/>
         </w:rPr>
         <w:lastRenderedPageBreak/>
-        <w:t xml:space="preserve">Fare il </w:t>
-      </w:r>
-      <w:proofErr w:type="spellStart"/>
-      <w:r>
-        <w:rPr>
-          <w:b/>
-          <w:bCs/>
-          <w:sz w:val="24"/>
-          <w:szCs w:val="24"/>
-        </w:rPr>
-        <w:t>dump</w:t>
-      </w:r>
-      <w:proofErr w:type="spellEnd"/>
-      <w:r>
-        <w:rPr>
-          <w:b/>
-          <w:bCs/>
-          <w:sz w:val="24"/>
-          <w:szCs w:val="24"/>
-        </w:rPr>
-        <w:t xml:space="preserve"> del </w:t>
-      </w:r>
-      <w:proofErr w:type="spellStart"/>
-      <w:r>
-        <w:rPr>
-          <w:b/>
-          <w:bCs/>
-          <w:sz w:val="24"/>
-          <w:szCs w:val="24"/>
-        </w:rPr>
-        <w:t>db</w:t>
-      </w:r>
-      <w:proofErr w:type="spellEnd"/>
-      <w:r>
-        <w:rPr>
-          <w:b/>
-          <w:bCs/>
-          <w:sz w:val="24"/>
-          <w:szCs w:val="24"/>
-        </w:rPr>
-        <w:t xml:space="preserve"> in produzione o scaricarlo tramite </w:t>
-      </w:r>
-      <w:proofErr w:type="spellStart"/>
-      <w:r>
-        <w:rPr>
-          <w:b/>
-          <w:bCs/>
-          <w:sz w:val="24"/>
-          <w:szCs w:val="24"/>
-        </w:rPr>
-        <w:t>filezilla</w:t>
-      </w:r>
-      <w:proofErr w:type="spellEnd"/>
-    </w:p>
-    <w:p>
-      <w:pPr>
-        <w:rPr>
-          <w:sz w:val="24"/>
-          <w:szCs w:val="24"/>
-        </w:rPr>
-      </w:pPr>
-      <w:r>
-        <w:rPr>
-          <w:sz w:val="24"/>
-          <w:szCs w:val="24"/>
-        </w:rPr>
-        <w:t xml:space="preserve">Il DB di produzione in </w:t>
-      </w:r>
-      <w:proofErr w:type="spellStart"/>
-      <w:r>
-        <w:rPr>
-          <w:sz w:val="24"/>
-          <w:szCs w:val="24"/>
-        </w:rPr>
-        <w:t>Connexio</w:t>
-      </w:r>
-      <w:proofErr w:type="spellEnd"/>
-      <w:r>
-        <w:rPr>
-          <w:sz w:val="24"/>
-          <w:szCs w:val="24"/>
-        </w:rPr>
-        <w:t xml:space="preserve"> è salvato </w:t>
+        <w:t>Fare il dump del db in produzione o scaricarlo tramite filezilla</w:t>
+      </w:r>
+    </w:p>
+    <w:p>
+      <w:pPr>
+        <w:rPr>
+          <w:sz w:val="24"/>
+          <w:szCs w:val="24"/>
+        </w:rPr>
+      </w:pPr>
+      <w:r>
+        <w:rPr>
+          <w:sz w:val="24"/>
+          <w:szCs w:val="24"/>
+        </w:rPr>
+        <w:t xml:space="preserve">Il DB di produzione in Connexio è salvato </w:t>
       </w:r>
       <w:r>
         <w:rPr>
@@ -1038,49 +870,8 @@
           <w:sz w:val="24"/>
           <w:szCs w:val="24"/>
         </w:rPr>
-        <w:t>/</w:t>
-      </w:r>
-      <w:proofErr w:type="spellStart"/>
-      <w:r>
-        <w:rPr>
-          <w:sz w:val="24"/>
-          <w:szCs w:val="24"/>
-        </w:rPr>
-        <w:t>var</w:t>
-      </w:r>
-      <w:proofErr w:type="spellEnd"/>
-      <w:r>
-        <w:rPr>
-          <w:sz w:val="24"/>
-          <w:szCs w:val="24"/>
-        </w:rPr>
-        <w:t>/</w:t>
-      </w:r>
-      <w:proofErr w:type="spellStart"/>
-      <w:r>
-        <w:rPr>
-          <w:sz w:val="24"/>
-          <w:szCs w:val="24"/>
-        </w:rPr>
-        <w:t>lib</w:t>
-      </w:r>
-      <w:proofErr w:type="spellEnd"/>
-      <w:r>
-        <w:rPr>
-          <w:sz w:val="24"/>
-          <w:szCs w:val="24"/>
-        </w:rPr>
-        <w:t>/</w:t>
-      </w:r>
-      <w:proofErr w:type="spellStart"/>
-      <w:r>
-        <w:rPr>
-          <w:sz w:val="24"/>
-          <w:szCs w:val="24"/>
-        </w:rPr>
-        <w:t>postgresql</w:t>
-      </w:r>
-      <w:proofErr w:type="spellEnd"/>
+        <w:t>/var/lib/postgresql</w:t>
+      </w:r>
       <w:r>
         <w:rPr>
           <w:sz w:val="24"/>
@@ -1093,117 +884,52 @@
           <w:sz w:val="24"/>
           <w:szCs w:val="24"/>
         </w:rPr>
-        <w:t xml:space="preserve">: è possibile scaricarlo tramite </w:t>
-      </w:r>
-      <w:proofErr w:type="spellStart"/>
-      <w:r>
-        <w:rPr>
-          <w:sz w:val="24"/>
-          <w:szCs w:val="24"/>
-        </w:rPr>
-        <w:t>FileZilla</w:t>
-      </w:r>
-      <w:proofErr w:type="spellEnd"/>
-      <w:r>
-        <w:rPr>
-          <w:sz w:val="24"/>
-          <w:szCs w:val="24"/>
-        </w:rPr>
-        <w:t xml:space="preserve">. Qualora un backup aggiornato non sia presente è necessario lanciare un </w:t>
-      </w:r>
-      <w:proofErr w:type="spellStart"/>
-      <w:r>
-        <w:rPr>
-          <w:sz w:val="24"/>
-          <w:szCs w:val="24"/>
-        </w:rPr>
-        <w:t>backup_manualmente</w:t>
-      </w:r>
-      <w:proofErr w:type="spellEnd"/>
-      <w:r>
-        <w:rPr>
-          <w:sz w:val="24"/>
-          <w:szCs w:val="24"/>
-        </w:rPr>
-        <w:t xml:space="preserve">. </w:t>
-      </w:r>
-    </w:p>
-    <w:p>
-      <w:pPr>
-        <w:rPr>
-          <w:sz w:val="24"/>
-          <w:szCs w:val="24"/>
-        </w:rPr>
-      </w:pPr>
-      <w:r>
-        <w:rPr>
-          <w:sz w:val="24"/>
-          <w:szCs w:val="24"/>
-        </w:rPr>
-        <w:t>ALL’INTERNO DI PG ADMIN QUANDO RUNNI CONNEXIO, username alacritas</w:t>
-      </w:r>
-      <w:proofErr w:type="gramStart"/>
-      <w:r>
-        <w:rPr>
-          <w:sz w:val="24"/>
-          <w:szCs w:val="24"/>
-        </w:rPr>
-        <w:t>0,…</w:t>
-      </w:r>
-      <w:proofErr w:type="gramEnd"/>
-    </w:p>
-    <w:p>
-      <w:pPr>
-        <w:rPr>
-          <w:sz w:val="24"/>
-          <w:szCs w:val="24"/>
-        </w:rPr>
-      </w:pPr>
-      <w:r>
-        <w:rPr>
-          <w:sz w:val="24"/>
-          <w:szCs w:val="24"/>
-        </w:rPr>
-        <w:t>Prima di lanciare il back-up verificare la presenza di sufficiente spazio su disco tramite il comando “</w:t>
-      </w:r>
-      <w:proofErr w:type="spellStart"/>
-      <w:r>
-        <w:rPr>
-          <w:sz w:val="24"/>
-          <w:szCs w:val="24"/>
-        </w:rPr>
-        <w:t>df</w:t>
-      </w:r>
-      <w:proofErr w:type="spellEnd"/>
-      <w:r>
-        <w:rPr>
-          <w:sz w:val="24"/>
-          <w:szCs w:val="24"/>
-        </w:rPr>
-        <w:t xml:space="preserve"> -h”</w:t>
-      </w:r>
-    </w:p>
-    <w:p>
-      <w:pPr>
-        <w:rPr>
-          <w:sz w:val="24"/>
-          <w:szCs w:val="24"/>
-        </w:rPr>
-      </w:pPr>
-      <w:r>
-        <w:rPr>
-          <w:sz w:val="24"/>
-          <w:szCs w:val="24"/>
-        </w:rPr>
-        <w:t xml:space="preserve">Per lanciare il </w:t>
-      </w:r>
-      <w:proofErr w:type="spellStart"/>
-      <w:r>
-        <w:rPr>
-          <w:sz w:val="24"/>
-          <w:szCs w:val="24"/>
-        </w:rPr>
-        <w:t>Bac</w:t>
+        <w:t xml:space="preserve">: è possibile scaricarlo tramite FileZilla. Qualora un backup aggiornato non sia presente è necessario lanciare un backup_manualmente. </w:t>
+      </w:r>
+    </w:p>
+    <w:p>
+      <w:pPr>
+        <w:rPr>
+          <w:sz w:val="24"/>
+          <w:szCs w:val="24"/>
+        </w:rPr>
+      </w:pPr>
+      <w:r>
+        <w:rPr>
+          <w:sz w:val="24"/>
+          <w:szCs w:val="24"/>
+        </w:rPr>
+        <w:t>ALL’INTERNO DI PG ADMIN QUANDO RUNNI CONNEXIO, username alacritas0,…</w:t>
+      </w:r>
+    </w:p>
+    <w:p>
+      <w:pPr>
+        <w:rPr>
+          <w:sz w:val="24"/>
+          <w:szCs w:val="24"/>
+        </w:rPr>
+      </w:pPr>
+      <w:r>
+        <w:rPr>
+          <w:sz w:val="24"/>
+          <w:szCs w:val="24"/>
+        </w:rPr>
+        <w:t>Prima di lanciare il back-up verificare la presenza di sufficiente spazio su disco tramite il comando “df -h”</w:t>
+      </w:r>
+    </w:p>
+    <w:p>
+      <w:pPr>
+        <w:rPr>
+          <w:sz w:val="24"/>
+          <w:szCs w:val="24"/>
+        </w:rPr>
+      </w:pPr>
+      <w:r>
+        <w:rPr>
+          <w:sz w:val="24"/>
+          <w:szCs w:val="24"/>
+        </w:rPr>
+        <w:t>Per lanciare il Bac</w:t>
       </w:r>
       <w:r>
         <w:rPr>
@@ -1217,15 +943,7 @@
           <w:sz w:val="24"/>
           <w:szCs w:val="24"/>
         </w:rPr>
-        <w:t>up</w:t>
-      </w:r>
-      <w:proofErr w:type="spellEnd"/>
-      <w:r>
-        <w:rPr>
-          <w:sz w:val="24"/>
-          <w:szCs w:val="24"/>
-        </w:rPr>
-        <w:t xml:space="preserve"> utilizzare la seguente riga di comando:</w:t>
+        <w:t>up utilizzare la seguente riga di comando:</w:t>
       </w:r>
     </w:p>
     <w:p>
@@ -1236,59 +954,13 @@
           <w:lang w:val="en-GB"/>
         </w:rPr>
       </w:pPr>
-      <w:proofErr w:type="spellStart"/>
       <w:r>
         <w:rPr>
           <w:sz w:val="24"/>
           <w:szCs w:val="24"/>
           <w:lang w:val="en-GB"/>
         </w:rPr>
-        <w:t>pg_dump</w:t>
-      </w:r>
-      <w:proofErr w:type="spellEnd"/>
-      <w:r>
-        <w:rPr>
-          <w:sz w:val="24"/>
-          <w:szCs w:val="24"/>
-          <w:lang w:val="en-GB"/>
-        </w:rPr>
-        <w:t xml:space="preserve"> --file "/home/alacritas0/20200305_manuale.backup" --host "127.0.0.1" --port "5432" --username "</w:t>
-      </w:r>
-      <w:proofErr w:type="spellStart"/>
-      <w:r>
-        <w:rPr>
-          <w:sz w:val="24"/>
-          <w:szCs w:val="24"/>
-          <w:lang w:val="en-GB"/>
-        </w:rPr>
-        <w:t>entrasp</w:t>
-      </w:r>
-      <w:proofErr w:type="spellEnd"/>
-      <w:r>
-        <w:rPr>
-          <w:sz w:val="24"/>
-          <w:szCs w:val="24"/>
-          <w:lang w:val="en-GB"/>
-        </w:rPr>
-        <w:t>" --verbose --format=c --blobs "</w:t>
-      </w:r>
-      <w:proofErr w:type="spellStart"/>
-      <w:r>
-        <w:rPr>
-          <w:sz w:val="24"/>
-          <w:szCs w:val="24"/>
-          <w:lang w:val="en-GB"/>
-        </w:rPr>
-        <w:t>cnx</w:t>
-      </w:r>
-      <w:proofErr w:type="spellEnd"/>
-      <w:r>
-        <w:rPr>
-          <w:sz w:val="24"/>
-          <w:szCs w:val="24"/>
-          <w:lang w:val="en-GB"/>
-        </w:rPr>
-        <w:t>"</w:t>
+        <w:t>pg_dump --file "/home/alacritas0/20200305_manuale.backup" --host "127.0.0.1" --port "5432" --username "entrasp" --verbose --format=c --blobs "cnx"</w:t>
       </w:r>
     </w:p>
     <w:p>
@@ -1332,19 +1004,8 @@
           <w:sz w:val="24"/>
           <w:szCs w:val="24"/>
         </w:rPr>
-        <w:t xml:space="preserve">Caricare su AWS il DB </w:t>
-      </w:r>
-      <w:proofErr w:type="spellStart"/>
-      <w:r>
-        <w:rPr>
-          <w:b/>
-          <w:bCs/>
-          <w:sz w:val="24"/>
-          <w:szCs w:val="24"/>
-        </w:rPr>
-        <w:t>cnx</w:t>
-      </w:r>
-      <w:proofErr w:type="spellEnd"/>
+        <w:t>Caricare su AWS il DB cnx</w:t>
+      </w:r>
     </w:p>
     <w:p>
       <w:pPr>
@@ -1358,34 +1019,10 @@
         <w:t xml:space="preserve">[FATTO DA AMEDEO] </w:t>
       </w:r>
       <w:r>
-        <w:t xml:space="preserve">Caricare su AWS il DB </w:t>
-      </w:r>
-      <w:proofErr w:type="spellStart"/>
-      <w:r>
-        <w:t>cnx</w:t>
-      </w:r>
-      <w:proofErr w:type="spellEnd"/>
-      <w:r>
-        <w:t xml:space="preserve"> backup di DB1</w:t>
-      </w:r>
-      <w:r>
-        <w:t xml:space="preserve">: per farlo è necessario usare </w:t>
-      </w:r>
-      <w:proofErr w:type="spellStart"/>
-      <w:r>
-        <w:t>scp</w:t>
-      </w:r>
-      <w:proofErr w:type="spellEnd"/>
-      <w:r>
-        <w:t xml:space="preserve"> (da GIT </w:t>
-      </w:r>
-      <w:proofErr w:type="spellStart"/>
-      <w:r>
-        <w:t>Bash</w:t>
-      </w:r>
-      <w:proofErr w:type="spellEnd"/>
-      <w:r>
-        <w:t>)</w:t>
+        <w:t>Caricare su AWS il DB cnx backup di DB1</w:t>
+      </w:r>
+      <w:r>
+        <w:t>: per farlo è necessario usare scp (da GIT Bash)</w:t>
       </w:r>
       <w:r>
         <w:t>:</w:t>
@@ -1400,15 +1037,7 @@
         </w:numPr>
       </w:pPr>
       <w:r>
-        <w:t xml:space="preserve">Andare nella dir in cui c’è il </w:t>
-      </w:r>
-      <w:proofErr w:type="spellStart"/>
-      <w:r>
-        <w:t>db</w:t>
-      </w:r>
-      <w:proofErr w:type="spellEnd"/>
-      <w:r>
-        <w:t>;</w:t>
+        <w:t>Andare nella dir in cui c’è il db;</w:t>
       </w:r>
     </w:p>
     <w:p>
@@ -1423,28 +1052,7 @@
         <w:t>Scrivere il comando (opportunam</w:t>
       </w:r>
       <w:r>
-        <w:t xml:space="preserve">ente modificato in relazione al nome del </w:t>
-      </w:r>
-      <w:proofErr w:type="spellStart"/>
-      <w:r>
-        <w:t>db</w:t>
-      </w:r>
-      <w:proofErr w:type="spellEnd"/>
-      <w:r>
-        <w:t xml:space="preserve"> ed alla posizione della chiave di autenticazione (</w:t>
-      </w:r>
-      <w:proofErr w:type="gramStart"/>
-      <w:r>
-        <w:t>file .</w:t>
-      </w:r>
-      <w:proofErr w:type="spellStart"/>
-      <w:r>
-        <w:t>pem</w:t>
-      </w:r>
-      <w:proofErr w:type="spellEnd"/>
-      <w:proofErr w:type="gramEnd"/>
-      <w:r>
-        <w:t>):</w:t>
+        <w:t>ente modificato in relazione al nome del db ed alla posizione della chiave di autenticazione (file .pem):</w:t>
       </w:r>
     </w:p>
     <w:p>
@@ -1458,66 +1066,23 @@
           <w:lang w:val="en-GB"/>
         </w:rPr>
       </w:pPr>
-      <w:proofErr w:type="spellStart"/>
       <w:r>
         <w:rPr>
           <w:rFonts w:asciiTheme="majorHAnsi" w:hAnsiTheme="majorHAnsi" w:cstheme="majorHAnsi"/>
           <w:lang w:val="en-GB"/>
         </w:rPr>
-        <w:t>scp</w:t>
-      </w:r>
-      <w:proofErr w:type="spellEnd"/>
-      <w:r>
-        <w:rPr>
-          <w:rFonts w:asciiTheme="majorHAnsi" w:hAnsiTheme="majorHAnsi" w:cstheme="majorHAnsi"/>
-          <w:lang w:val="en-GB"/>
-        </w:rPr>
-        <w:t xml:space="preserve"> -</w:t>
-      </w:r>
-      <w:proofErr w:type="spellStart"/>
-      <w:r>
-        <w:rPr>
-          <w:rFonts w:asciiTheme="majorHAnsi" w:hAnsiTheme="majorHAnsi" w:cstheme="majorHAnsi"/>
-          <w:lang w:val="en-GB"/>
-        </w:rPr>
-        <w:t>i</w:t>
-      </w:r>
-      <w:proofErr w:type="spellEnd"/>
-      <w:r>
-        <w:rPr>
-          <w:rFonts w:asciiTheme="majorHAnsi" w:hAnsiTheme="majorHAnsi" w:cstheme="majorHAnsi"/>
-          <w:lang w:val="en-GB"/>
-        </w:rPr>
-        <w:t xml:space="preserve"> C:/Users/Amedeo/OneDrive/MigrazioneGRC_One_Drive/keys/server_amedeo.pem ./cnx_db_2020-02-16_00-03.backup </w:t>
-      </w:r>
-      <w:r>
-        <w:fldChar w:fldCharType="begin"/>
-      </w:r>
-      <w:r>
-        <w:rPr>
-          <w:lang w:val="en-GB"/>
-        </w:rPr>
-        <w:instrText xml:space="preserve"> HYPERLINK "mailto:ec2-user@18.197.167.37:/home/ec2-user/" </w:instrText>
-      </w:r>
-      <w:r>
-        <w:fldChar w:fldCharType="separate"/>
-      </w:r>
-      <w:r>
-        <w:rPr>
-          <w:rStyle w:val="Collegamentoipertestuale"/>
-          <w:rFonts w:asciiTheme="majorHAnsi" w:hAnsiTheme="majorHAnsi" w:cstheme="majorHAnsi"/>
-          <w:lang w:val="en-GB"/>
-        </w:rPr>
-        <w:t>ec2-user@18.197.167.37:/home/ec2-user/</w:t>
-      </w:r>
-      <w:r>
-        <w:rPr>
-          <w:rStyle w:val="Collegamentoipertestuale"/>
-          <w:rFonts w:asciiTheme="majorHAnsi" w:hAnsiTheme="majorHAnsi" w:cstheme="majorHAnsi"/>
-          <w:lang w:val="en-GB"/>
-        </w:rPr>
-        <w:fldChar w:fldCharType="end"/>
-      </w:r>
+        <w:t xml:space="preserve">scp -i C:/Users/Amedeo/OneDrive/MigrazioneGRC_One_Drive/keys/server_amedeo.pem ./cnx_db_2020-02-16_00-03.backup </w:t>
+      </w:r>
+      <w:hyperlink r:id="rId6" w:history="1">
+        <w:r>
+          <w:rPr>
+            <w:rStyle w:val="Collegamentoipertestuale"/>
+            <w:rFonts w:asciiTheme="majorHAnsi" w:hAnsiTheme="majorHAnsi" w:cstheme="majorHAnsi"/>
+            <w:lang w:val="en-GB"/>
+          </w:rPr>
+          <w:t>ec2-user@18.197.167.37:/home/ec2-user/</w:t>
+        </w:r>
+      </w:hyperlink>
     </w:p>
     <w:p>
       <w:pPr>
@@ -1545,21 +1110,7 @@
         <w:rPr>
           <w:rFonts w:asciiTheme="majorHAnsi" w:hAnsiTheme="majorHAnsi" w:cstheme="majorHAnsi"/>
         </w:rPr>
-        <w:t xml:space="preserve"> il file </w:t>
-      </w:r>
-      <w:proofErr w:type="spellStart"/>
-      <w:r>
-        <w:rPr>
-          <w:rFonts w:asciiTheme="majorHAnsi" w:hAnsiTheme="majorHAnsi" w:cstheme="majorHAnsi"/>
-        </w:rPr>
-        <w:t>pem</w:t>
-      </w:r>
-      <w:proofErr w:type="spellEnd"/>
-      <w:r>
-        <w:rPr>
-          <w:rFonts w:asciiTheme="majorHAnsi" w:hAnsiTheme="majorHAnsi" w:cstheme="majorHAnsi"/>
-        </w:rPr>
-        <w:t xml:space="preserve"> adesso è nel desktop.</w:t>
+        <w:t xml:space="preserve"> il file pem adesso è nel desktop.</w:t>
       </w:r>
     </w:p>
     <w:p>
@@ -1573,37 +1124,12 @@
           <w:lang w:val="en-GB"/>
         </w:rPr>
       </w:pPr>
-      <w:proofErr w:type="spellStart"/>
       <w:r>
         <w:rPr>
           <w:rFonts w:asciiTheme="majorHAnsi" w:hAnsiTheme="majorHAnsi" w:cstheme="majorHAnsi"/>
           <w:lang w:val="en-GB"/>
         </w:rPr>
-        <w:t>scp</w:t>
-      </w:r>
-      <w:proofErr w:type="spellEnd"/>
-      <w:r>
-        <w:rPr>
-          <w:rFonts w:asciiTheme="majorHAnsi" w:hAnsiTheme="majorHAnsi" w:cstheme="majorHAnsi"/>
-          <w:lang w:val="en-GB"/>
-        </w:rPr>
-        <w:t xml:space="preserve"> -</w:t>
-      </w:r>
-      <w:proofErr w:type="spellStart"/>
-      <w:r>
-        <w:rPr>
-          <w:rFonts w:asciiTheme="majorHAnsi" w:hAnsiTheme="majorHAnsi" w:cstheme="majorHAnsi"/>
-          <w:lang w:val="en-GB"/>
-        </w:rPr>
-        <w:t>i</w:t>
-      </w:r>
-      <w:proofErr w:type="spellEnd"/>
-      <w:r>
-        <w:rPr>
-          <w:rFonts w:asciiTheme="majorHAnsi" w:hAnsiTheme="majorHAnsi" w:cstheme="majorHAnsi"/>
-          <w:lang w:val="en-GB"/>
-        </w:rPr>
-        <w:t xml:space="preserve"> C:/Users/Amedeo/Desktop/server_amedeo.pem ./2020514_manuale.backup ec2-user@18.197.167.37:/home/ec2-user/</w:t>
+        <w:t>scp -i C:/Users/Amedeo/Desktop/server_amedeo.pem ./2020514_manuale.backup ec2-user@18.197.167.37:/home/ec2-user/</w:t>
       </w:r>
     </w:p>
     <w:p>
@@ -1618,31 +1144,10 @@
         <w:t xml:space="preserve">[FATTO DA AMEDEO] </w:t>
       </w:r>
       <w:r>
-        <w:t xml:space="preserve">Caricare istanza del </w:t>
-      </w:r>
-      <w:proofErr w:type="spellStart"/>
-      <w:r>
-        <w:t>db</w:t>
-      </w:r>
-      <w:proofErr w:type="spellEnd"/>
-      <w:r>
-        <w:t xml:space="preserve"> tramite comando dalla shell di </w:t>
-      </w:r>
-      <w:proofErr w:type="spellStart"/>
-      <w:r>
-        <w:t>ssh</w:t>
-      </w:r>
-      <w:proofErr w:type="spellEnd"/>
-      <w:r>
-        <w:t xml:space="preserve"> (da </w:t>
-      </w:r>
-      <w:proofErr w:type="spellStart"/>
-      <w:r>
-        <w:t>putty</w:t>
-      </w:r>
-      <w:proofErr w:type="spellEnd"/>
-      <w:r>
-        <w:t xml:space="preserve"> quando ti connetti su AWS)</w:t>
+        <w:t>Caricare istanza del db tramite comando dalla shell di ssh</w:t>
+      </w:r>
+      <w:r>
+        <w:t xml:space="preserve"> (da putty quando ti connetti su AWS)</w:t>
       </w:r>
       <w:r>
         <w:t>:</w:t>
@@ -1653,30 +1158,12 @@
         <w:pStyle w:val="Paragrafoelenco"/>
         <w:ind w:left="360"/>
       </w:pPr>
-      <w:proofErr w:type="spellStart"/>
-      <w:r>
-        <w:t>pg_restore</w:t>
-      </w:r>
-      <w:proofErr w:type="spellEnd"/>
-      <w:r>
-        <w:t xml:space="preserve"> -v -h goricotest-new.caxbbckt9xen.eu-central-1.rds.amazonaws.com -U </w:t>
-      </w:r>
-      <w:proofErr w:type="spellStart"/>
-      <w:r>
-        <w:t>postgres</w:t>
-      </w:r>
-      <w:proofErr w:type="spellEnd"/>
-      <w:r>
-        <w:t xml:space="preserve"> -d </w:t>
-      </w:r>
-      <w:proofErr w:type="spellStart"/>
-      <w:r>
-        <w:t>Gorico</w:t>
+      <w:r>
+        <w:t>pg_restore -v -h goricotest-new.caxbbckt9xen.eu-central-1.rds.amazonaws.com -U postgres -d Gorico</w:t>
       </w:r>
       <w:r>
         <w:t>Prod</w:t>
       </w:r>
-      <w:proofErr w:type="spellEnd"/>
       <w:r>
         <w:t xml:space="preserve"> Backup20190902</w:t>
       </w:r>
@@ -1692,27 +1179,9 @@
         <w:pStyle w:val="Paragrafoelenco"/>
         <w:ind w:left="360"/>
       </w:pPr>
-      <w:proofErr w:type="spellStart"/>
-      <w:r>
-        <w:t>GoricoProd</w:t>
-      </w:r>
-      <w:proofErr w:type="spellEnd"/>
-      <w:r>
-        <w:t xml:space="preserve"> è il </w:t>
-      </w:r>
-      <w:proofErr w:type="spellStart"/>
-      <w:r>
-        <w:t>db</w:t>
-      </w:r>
-      <w:proofErr w:type="spellEnd"/>
-      <w:r>
-        <w:t xml:space="preserve"> fatto in precedenza su </w:t>
-      </w:r>
-      <w:proofErr w:type="spellStart"/>
-      <w:r>
-        <w:t>pgAdmin</w:t>
-      </w:r>
-      <w:proofErr w:type="spellEnd"/>
+      <w:r>
+        <w:t>GoricoProd è il db fatto in precedenza su pgAdmin</w:t>
+      </w:r>
     </w:p>
     <w:p>
       <w:pPr>
@@ -1720,49 +1189,19 @@
         <w:ind w:left="360"/>
       </w:pPr>
       <w:r>
-        <w:t xml:space="preserve">Backup20190902 è il nome del </w:t>
-      </w:r>
-      <w:proofErr w:type="spellStart"/>
-      <w:r>
-        <w:t>db</w:t>
-      </w:r>
-      <w:proofErr w:type="spellEnd"/>
-      <w:r>
-        <w:t xml:space="preserve"> (il 14-05-2020 noi avevamo </w:t>
+        <w:t xml:space="preserve">Backup20190902 è il nome del db (il 14-05-2020 noi avevamo </w:t>
       </w:r>
       <w:r>
         <w:rPr>
           <w:rFonts w:asciiTheme="majorHAnsi" w:hAnsiTheme="majorHAnsi" w:cstheme="majorHAnsi"/>
         </w:rPr>
-        <w:t>2020514_</w:t>
-      </w:r>
-      <w:proofErr w:type="gramStart"/>
+        <w:t>2020514_manuale.backup</w:t>
+      </w:r>
       <w:r>
         <w:rPr>
           <w:rFonts w:asciiTheme="majorHAnsi" w:hAnsiTheme="majorHAnsi" w:cstheme="majorHAnsi"/>
         </w:rPr>
-        <w:t>manuale.backup</w:t>
-      </w:r>
-      <w:proofErr w:type="gramEnd"/>
-      <w:r>
-        <w:rPr>
-          <w:rFonts w:asciiTheme="majorHAnsi" w:hAnsiTheme="majorHAnsi" w:cstheme="majorHAnsi"/>
-        </w:rPr>
-        <w:t xml:space="preserve"> come nome. Se non lo trova mandare il comando </w:t>
-      </w:r>
-      <w:proofErr w:type="spellStart"/>
-      <w:r>
-        <w:rPr>
-          <w:rFonts w:asciiTheme="majorHAnsi" w:hAnsiTheme="majorHAnsi" w:cstheme="majorHAnsi"/>
-        </w:rPr>
-        <w:t>ls</w:t>
-      </w:r>
-      <w:proofErr w:type="spellEnd"/>
-      <w:r>
-        <w:rPr>
-          <w:rFonts w:asciiTheme="majorHAnsi" w:hAnsiTheme="majorHAnsi" w:cstheme="majorHAnsi"/>
-        </w:rPr>
-        <w:t xml:space="preserve"> per vedere cosa c’è dentro</w:t>
+        <w:t xml:space="preserve"> come nome. Se non lo trova mandare il comando ls per vedere cosa c’è dentro</w:t>
       </w:r>
       <w:r>
         <w:t xml:space="preserve">) </w:t>
@@ -1862,23 +1301,7 @@
         <w:t xml:space="preserve">[FATTO DA SILVIO] </w:t>
       </w:r>
       <w:r>
-        <w:t xml:space="preserve">Copiare la </w:t>
-      </w:r>
-      <w:proofErr w:type="spellStart"/>
-      <w:r>
-        <w:t>view</w:t>
-      </w:r>
-      <w:proofErr w:type="spellEnd"/>
-      <w:r>
-        <w:t xml:space="preserve"> “</w:t>
-      </w:r>
-      <w:proofErr w:type="spellStart"/>
-      <w:r>
-        <w:t>grc_lista_funzioni</w:t>
-      </w:r>
-      <w:proofErr w:type="spellEnd"/>
-      <w:r>
-        <w:t>” su DB3 per ottenere una lista delle funzioni presenti in DB3.</w:t>
+        <w:t>Copiare la view “grc_lista_funzioni” su DB3 per ottenere una lista delle funzioni presenti in DB3.</w:t>
       </w:r>
     </w:p>
     <w:p>
@@ -1899,65 +1322,20 @@
         <w:t xml:space="preserve">[FATTO DA SILVIO] </w:t>
       </w:r>
       <w:r>
-        <w:t xml:space="preserve">Usare la </w:t>
-      </w:r>
-      <w:proofErr w:type="spellStart"/>
-      <w:r>
-        <w:t>view</w:t>
-      </w:r>
-      <w:proofErr w:type="spellEnd"/>
-      <w:r>
-        <w:t xml:space="preserve"> </w:t>
-      </w:r>
-      <w:proofErr w:type="spellStart"/>
-      <w:r>
-        <w:t>grc_lista_funzioni</w:t>
-      </w:r>
-      <w:proofErr w:type="spellEnd"/>
-      <w:r>
-        <w:t xml:space="preserve"> su </w:t>
-      </w:r>
-      <w:proofErr w:type="spellStart"/>
-      <w:r>
-        <w:t>pgAdmin</w:t>
-      </w:r>
-      <w:proofErr w:type="spellEnd"/>
-      <w:r>
-        <w:t xml:space="preserve"> </w:t>
+        <w:t>Usare la view grc_lista_funzioni</w:t>
+      </w:r>
+      <w:r>
+        <w:t xml:space="preserve"> su pgAdmin </w:t>
       </w:r>
       <w:r>
         <w:t>per ottenere una lista delle funzioni presenti nel database2.</w:t>
       </w:r>
       <w:r>
-        <w:t xml:space="preserve"> Tale </w:t>
-      </w:r>
-      <w:proofErr w:type="spellStart"/>
-      <w:r>
-        <w:t>view</w:t>
-      </w:r>
-      <w:proofErr w:type="spellEnd"/>
-      <w:r>
-        <w:t xml:space="preserve"> restituisce una colonna con tutti i nomi delle funzioni all’interno del DB2. Copiare tale colonna e incollarla nel file </w:t>
-      </w:r>
-      <w:proofErr w:type="spellStart"/>
-      <w:r>
-        <w:t>excel</w:t>
-      </w:r>
-      <w:proofErr w:type="spellEnd"/>
-      <w:r>
-        <w:t xml:space="preserve">: </w:t>
+        <w:t xml:space="preserve"> Tale view restituisce una colonna con tutti i nomi delle funzioni all’interno del DB2. Copiare tale colonna e incollarla nel file excel: </w:t>
       </w:r>
       <w:r>
         <w:lastRenderedPageBreak/>
-        <w:t>“</w:t>
-      </w:r>
-      <w:proofErr w:type="spellStart"/>
-      <w:r>
-        <w:t>funzioni_e_view_gorico_goricoprod</w:t>
-      </w:r>
-      <w:proofErr w:type="spellEnd"/>
-      <w:r>
-        <w:t xml:space="preserve">”, foglio 1 </w:t>
+        <w:t xml:space="preserve">“funzioni_e_view_gorico_goricoprod”, foglio 1 </w:t>
       </w:r>
       <w:r>
         <w:rPr>
@@ -1969,21 +1347,7 @@
         <w:rPr>
           <w:strike/>
         </w:rPr>
-        <w:t xml:space="preserve"> “</w:t>
-      </w:r>
-      <w:proofErr w:type="spellStart"/>
-      <w:r>
-        <w:rPr>
-          <w:strike/>
-        </w:rPr>
-        <w:t>funzioni_gorico_goricoprod</w:t>
-      </w:r>
-      <w:proofErr w:type="spellEnd"/>
-      <w:r>
-        <w:rPr>
-          <w:strike/>
-        </w:rPr>
-        <w:t>”, primo capitolo “</w:t>
+        <w:t xml:space="preserve"> “funzioni_gorico_goricoprod”, primo capitolo “</w:t>
       </w:r>
       <w:r>
         <w:rPr>
@@ -2013,76 +1377,22 @@
         <w:t xml:space="preserve">[FATTO DA SILVIO] </w:t>
       </w:r>
       <w:r>
-        <w:t xml:space="preserve">Usare la </w:t>
-      </w:r>
-      <w:proofErr w:type="spellStart"/>
-      <w:r>
-        <w:t>view</w:t>
-      </w:r>
-      <w:proofErr w:type="spellEnd"/>
+        <w:t>Usare la view grc_lista_funzioni per ottenere una lista delle funzioni presenti nel database3.</w:t>
+      </w:r>
       <w:r>
         <w:t xml:space="preserve"> </w:t>
       </w:r>
-      <w:proofErr w:type="spellStart"/>
-      <w:r>
-        <w:t>grc_lista_funzioni</w:t>
-      </w:r>
-      <w:proofErr w:type="spellEnd"/>
-      <w:r>
-        <w:t xml:space="preserve"> per ottenere una lista delle funzioni presenti nel database3.</w:t>
+      <w:r>
+        <w:t>Tale view restituisce una colonna con tutti i nomi delle funzioni all’interno del DB3. Copiare tale colonna e incollarla nel file excel: “funzioni_e_view_gorico_goricoprod” foglio 1</w:t>
       </w:r>
       <w:r>
         <w:t xml:space="preserve"> </w:t>
       </w:r>
       <w:r>
-        <w:t xml:space="preserve">Tale </w:t>
-      </w:r>
-      <w:proofErr w:type="spellStart"/>
-      <w:r>
-        <w:t>view</w:t>
-      </w:r>
-      <w:proofErr w:type="spellEnd"/>
-      <w:r>
-        <w:t xml:space="preserve"> restituisce una colonna con tutti i nomi delle funzioni all’interno del DB3. Copiare tale colonna e incollarla nel file </w:t>
-      </w:r>
-      <w:proofErr w:type="spellStart"/>
-      <w:r>
-        <w:t>excel</w:t>
-      </w:r>
-      <w:proofErr w:type="spellEnd"/>
-      <w:r>
-        <w:t>: “</w:t>
-      </w:r>
-      <w:proofErr w:type="spellStart"/>
-      <w:r>
-        <w:t>funzioni_e_view_gorico_goricoprod</w:t>
-      </w:r>
-      <w:proofErr w:type="spellEnd"/>
-      <w:r>
-        <w:t>” foglio 1</w:t>
-      </w:r>
-      <w:r>
-        <w:t xml:space="preserve"> </w:t>
-      </w:r>
-      <w:r>
         <w:rPr>
           <w:strike/>
         </w:rPr>
-        <w:t>e nel file word “</w:t>
-      </w:r>
-      <w:proofErr w:type="spellStart"/>
-      <w:r>
-        <w:rPr>
-          <w:strike/>
-        </w:rPr>
-        <w:t>funzioni_gorico_goricoprod</w:t>
-      </w:r>
-      <w:proofErr w:type="spellEnd"/>
-      <w:r>
-        <w:rPr>
-          <w:strike/>
-        </w:rPr>
-        <w:t>”, secondo capitolo “</w:t>
+        <w:t>e nel file word “funzioni_gorico_goricoprod”, secondo capitolo “</w:t>
       </w:r>
       <w:r>
         <w:rPr>
@@ -2127,13 +1437,9 @@
       <w:r>
         <w:t xml:space="preserve"> utilizzando la funzione </w:t>
       </w:r>
-      <w:proofErr w:type="spellStart"/>
-      <w:proofErr w:type="gramStart"/>
       <w:r>
         <w:t>cerca.vert</w:t>
       </w:r>
-      <w:proofErr w:type="spellEnd"/>
-      <w:proofErr w:type="gramEnd"/>
       <w:r>
         <w:t xml:space="preserve"> </w:t>
       </w:r>
@@ -2150,151 +1456,83 @@
         <w:t xml:space="preserve"> O COSE SIMILI</w:t>
       </w:r>
       <w:r>
-        <w:t xml:space="preserve"> nel file </w:t>
-      </w:r>
-      <w:proofErr w:type="spellStart"/>
-      <w:r>
-        <w:t>excel</w:t>
-      </w:r>
-      <w:proofErr w:type="spellEnd"/>
-      <w:r>
+        <w:t xml:space="preserve"> nel file excel “funzioni_e_view_gorico_goricoprod” foglio 1</w:t>
+      </w:r>
+      <w:r>
+        <w:t>.</w:t>
+      </w:r>
+      <w:r>
+        <w:t xml:space="preserve"> La funzione restituisce gli elementi </w:t>
+      </w:r>
+      <w:r>
+        <w:rPr>
+          <w:u w:val="single"/>
+        </w:rPr>
+        <w:t>COMUNI</w:t>
+      </w:r>
+      <w:r>
+        <w:rPr>
+          <w:u w:val="single"/>
+        </w:rPr>
+        <w:t xml:space="preserve"> (DB2 n DB3 , dove “n” significa “intersecato”)</w:t>
+      </w:r>
+      <w:r>
+        <w:t xml:space="preserve">. Affiancare quindi le colonne di DB2 a quelle di DB2nDB3 per “sottrarre” le 2 colonne, in modo da avere un’ulteriore colonna con la lista delle funzioni che sono in DB2 ma che non sono in DB3, che sono esattamente le funzioni che dobbiamo importare. </w:t>
+      </w:r>
+      <w:r>
+        <w:rPr>
+          <w:strike/>
+        </w:rPr>
+        <w:t xml:space="preserve">Una volta ottenuta tale lista, scriverla nel file word “funzioni_gorico_goricoprod” </w:t>
+      </w:r>
+      <w:r>
+        <w:rPr>
+          <w:strike/>
+        </w:rPr>
+        <w:t>,</w:t>
+      </w:r>
+      <w:r>
+        <w:rPr>
+          <w:strike/>
+        </w:rPr>
+        <w:t>terzo capitolo</w:t>
+      </w:r>
+      <w:r>
+        <w:rPr>
+          <w:strike/>
+        </w:rPr>
         <w:t xml:space="preserve"> “</w:t>
       </w:r>
-      <w:proofErr w:type="spellStart"/>
-      <w:r>
-        <w:t>funzioni_e_view_gorico_goricoprod</w:t>
-      </w:r>
-      <w:proofErr w:type="spellEnd"/>
-      <w:r>
-        <w:t>” foglio 1</w:t>
-      </w:r>
-      <w:r>
-        <w:t>.</w:t>
-      </w:r>
-      <w:r>
-        <w:t xml:space="preserve"> La funzione restituisce gli elementi </w:t>
-      </w:r>
-      <w:r>
-        <w:rPr>
-          <w:u w:val="single"/>
-        </w:rPr>
-        <w:t>COMUNI</w:t>
-      </w:r>
-      <w:r>
-        <w:rPr>
-          <w:u w:val="single"/>
-        </w:rPr>
-        <w:t xml:space="preserve"> (DB2 n DB</w:t>
-      </w:r>
-      <w:proofErr w:type="gramStart"/>
-      <w:r>
-        <w:rPr>
-          <w:u w:val="single"/>
-        </w:rPr>
-        <w:t>3 ,</w:t>
-      </w:r>
-      <w:proofErr w:type="gramEnd"/>
-      <w:r>
-        <w:rPr>
-          <w:u w:val="single"/>
-        </w:rPr>
-        <w:t xml:space="preserve"> dove “n” significa “intersecato”)</w:t>
-      </w:r>
-      <w:r>
-        <w:t xml:space="preserve">. Affiancare quindi le colonne di DB2 a quelle di DB2nDB3 per “sottrarre” le 2 colonne, in modo da avere un’ulteriore colonna con la lista delle funzioni che sono in DB2 ma che non sono in DB3, che sono esattamente le funzioni che dobbiamo importare. </w:t>
-      </w:r>
-      <w:r>
-        <w:rPr>
+      <w:r>
+        <w:rPr>
+          <w:b/>
+          <w:bCs/>
           <w:strike/>
         </w:rPr>
-        <w:t>Una volta ottenuta tale lista, scriverla nel file word “</w:t>
-      </w:r>
-      <w:proofErr w:type="spellStart"/>
+        <w:t>LISTA</w:t>
+      </w:r>
       <w:r>
         <w:rPr>
           <w:strike/>
         </w:rPr>
-        <w:t>funzioni_gorico_goricoprod</w:t>
-      </w:r>
-      <w:proofErr w:type="spellEnd"/>
-      <w:proofErr w:type="gramStart"/>
-      <w:r>
-        <w:rPr>
+        <w:t xml:space="preserve"> </w:t>
+      </w:r>
+      <w:r>
+        <w:rPr>
+          <w:b/>
+          <w:bCs/>
           <w:strike/>
         </w:rPr>
-        <w:t xml:space="preserve">” </w:t>
+        <w:t>FUNZIONI IN DB2 CHE NON CI SONO IN DB3 (DB2-DB3)</w:t>
       </w:r>
       <w:r>
         <w:rPr>
           <w:strike/>
         </w:rPr>
-        <w:t>,</w:t>
-      </w:r>
-      <w:r>
-        <w:rPr>
-          <w:strike/>
-        </w:rPr>
-        <w:t>terzo</w:t>
-      </w:r>
-      <w:proofErr w:type="gramEnd"/>
-      <w:r>
-        <w:rPr>
-          <w:strike/>
-        </w:rPr>
-        <w:t xml:space="preserve"> capitolo</w:t>
-      </w:r>
-      <w:r>
-        <w:rPr>
-          <w:strike/>
-        </w:rPr>
-        <w:t xml:space="preserve"> “</w:t>
-      </w:r>
-      <w:r>
-        <w:rPr>
-          <w:b/>
-          <w:bCs/>
-          <w:strike/>
-        </w:rPr>
-        <w:t>LISTA</w:t>
-      </w:r>
-      <w:r>
-        <w:rPr>
-          <w:strike/>
-        </w:rPr>
-        <w:t xml:space="preserve"> </w:t>
-      </w:r>
-      <w:r>
-        <w:rPr>
-          <w:b/>
-          <w:bCs/>
-          <w:strike/>
-        </w:rPr>
-        <w:t>FUNZIONI IN DB2 CHE NON CI SONO IN DB3 (DB2-DB3)</w:t>
-      </w:r>
-      <w:r>
-        <w:rPr>
-          <w:strike/>
-        </w:rPr>
         <w:t>”.</w:t>
       </w:r>
       <w:r>
-        <w:t xml:space="preserve"> Inoltre, salvare tale colonna in un file </w:t>
-      </w:r>
-      <w:proofErr w:type="spellStart"/>
-      <w:r>
-        <w:t>excel</w:t>
-      </w:r>
-      <w:proofErr w:type="spellEnd"/>
-      <w:r>
-        <w:t xml:space="preserve"> a parte che può essere chiamato, ad esempio, “da_importare.csv”. Il file dev’essere salvato in formato </w:t>
-      </w:r>
-      <w:proofErr w:type="spellStart"/>
-      <w:r>
-        <w:t>csv</w:t>
-      </w:r>
-      <w:proofErr w:type="spellEnd"/>
-      <w:r>
-        <w:t xml:space="preserve"> con codifica UTF8 (scegliere nel menù a tendina quando salvi il dato”.</w:t>
+        <w:t xml:space="preserve"> Inoltre, salvare tale colonna in un file excel a parte che può essere chiamato, ad esempio, “da_importare.csv”. Il file dev’essere salvato in formato csv con codifica UTF8 (scegliere nel menù a tendina quando salvi il dato”.</w:t>
       </w:r>
     </w:p>
     <w:p>
@@ -2313,15 +1551,7 @@
         <w:t xml:space="preserve">[FATTO DA SILVIO] </w:t>
       </w:r>
       <w:r>
-        <w:t>Copiare da DB2 l’SQL della tabella “</w:t>
-      </w:r>
-      <w:proofErr w:type="spellStart"/>
-      <w:r>
-        <w:t>funzioni_da_importare</w:t>
-      </w:r>
-      <w:proofErr w:type="spellEnd"/>
-      <w:r>
-        <w:t>” in DB3 per creare la tabella. Riempire la suddetta tabella: tasto destro</w:t>
+        <w:t>Copiare da DB2 l’SQL della tabella “funzioni_da_importare” in DB3 per creare la tabella. Riempire la suddetta tabella: tasto destro</w:t>
       </w:r>
       <w:r>
         <w:sym w:font="Wingdings" w:char="F0E0"/>
@@ -2345,61 +1575,16 @@
         <w:sym w:font="Wingdings" w:char="F0E0"/>
       </w:r>
       <w:r>
-        <w:t xml:space="preserve"> selezionare il file </w:t>
-      </w:r>
-      <w:proofErr w:type="spellStart"/>
-      <w:r>
-        <w:t>csv</w:t>
-      </w:r>
-      <w:proofErr w:type="spellEnd"/>
-      <w:r>
-        <w:t xml:space="preserve"> “da_importare.csv” appena salvato (dev’essere chiuso per poter eseguire la procedura, altrimenti </w:t>
-      </w:r>
-      <w:proofErr w:type="spellStart"/>
-      <w:r>
-        <w:t>pgadmin</w:t>
-      </w:r>
-      <w:proofErr w:type="spellEnd"/>
-      <w:r>
-        <w:t xml:space="preserve"> ti dà permesso negato”)</w:t>
+        <w:t xml:space="preserve"> selezionare il file csv “da_importare.csv” appena salvato (dev’essere chiuso per poter eseguire la procedura, altrimenti pgadmin ti dà permesso negato”)</w:t>
       </w:r>
       <w:r>
         <w:sym w:font="Wingdings" w:char="F0E0"/>
       </w:r>
       <w:r>
-        <w:t xml:space="preserve">format: </w:t>
-      </w:r>
-      <w:proofErr w:type="spellStart"/>
-      <w:r>
-        <w:t>csv</w:t>
-      </w:r>
-      <w:proofErr w:type="spellEnd"/>
-      <w:r>
-        <w:t xml:space="preserve">; </w:t>
-      </w:r>
-      <w:proofErr w:type="spellStart"/>
-      <w:r>
-        <w:t>encoding</w:t>
-      </w:r>
-      <w:proofErr w:type="spellEnd"/>
-      <w:r>
-        <w:t xml:space="preserve">: UTF 8; OID: no; </w:t>
-      </w:r>
-      <w:proofErr w:type="spellStart"/>
-      <w:r>
-        <w:t>Header</w:t>
-      </w:r>
-      <w:proofErr w:type="spellEnd"/>
-      <w:r>
-        <w:t xml:space="preserve">: yes; </w:t>
-      </w:r>
-      <w:proofErr w:type="spellStart"/>
-      <w:r>
-        <w:t>delimiter</w:t>
-      </w:r>
-      <w:proofErr w:type="spellEnd"/>
-      <w:r>
-        <w:t xml:space="preserve">: “;” </w:t>
+        <w:t>format: csv</w:t>
+      </w:r>
+      <w:r>
+        <w:t xml:space="preserve">; encoding: UTF 8; OID: no; Header: yes; delimiter: “;” </w:t>
       </w:r>
       <w:r>
         <w:sym w:font="Wingdings" w:char="F0E0"/>
@@ -2439,69 +1624,19 @@
         <w:t>tilizzare la</w:t>
       </w:r>
       <w:r>
-        <w:t xml:space="preserve"> funzione </w:t>
-      </w:r>
-      <w:proofErr w:type="spellStart"/>
-      <w:r>
-        <w:t>grc_lista_definizioni_</w:t>
-      </w:r>
-      <w:proofErr w:type="gramStart"/>
-      <w:r>
-        <w:t>funzioni</w:t>
-      </w:r>
-      <w:proofErr w:type="spellEnd"/>
-      <w:r>
-        <w:t>(</w:t>
-      </w:r>
-      <w:proofErr w:type="gramEnd"/>
-      <w:r>
-        <w:t xml:space="preserve">) </w:t>
-      </w:r>
-      <w:r>
-        <w:t>analogamente a quanto fatto per la funzione “</w:t>
-      </w:r>
-      <w:proofErr w:type="spellStart"/>
-      <w:r>
-        <w:t>grc_lista_funzioni</w:t>
-      </w:r>
-      <w:proofErr w:type="spellEnd"/>
-      <w:r>
-        <w:t>”. “</w:t>
-      </w:r>
-      <w:proofErr w:type="spellStart"/>
-      <w:r>
-        <w:t>grc_lista_definizioni_</w:t>
-      </w:r>
-      <w:proofErr w:type="gramStart"/>
-      <w:r>
-        <w:t>funzioni</w:t>
-      </w:r>
-      <w:proofErr w:type="spellEnd"/>
-      <w:r>
-        <w:t>(</w:t>
-      </w:r>
-      <w:proofErr w:type="gramEnd"/>
-      <w:r>
-        <w:t>)</w:t>
-      </w:r>
-      <w:r>
-        <w:t xml:space="preserve">” restituisce in </w:t>
-      </w:r>
-      <w:proofErr w:type="spellStart"/>
-      <w:r>
-        <w:t>pgAdmin</w:t>
-      </w:r>
-      <w:proofErr w:type="spellEnd"/>
-      <w:r>
-        <w:t xml:space="preserve"> un file di testo con tutte le </w:t>
-      </w:r>
-      <w:proofErr w:type="spellStart"/>
-      <w:r>
-        <w:t>defnizioni</w:t>
-      </w:r>
-      <w:proofErr w:type="spellEnd"/>
-      <w:r>
-        <w:t xml:space="preserve"> (gli SQL) delle funzioni presenti in un DB</w:t>
+        <w:t xml:space="preserve"> funzione grc_lista_definizioni_</w:t>
+      </w:r>
+      <w:r>
+        <w:t xml:space="preserve">funzioni() </w:t>
+      </w:r>
+      <w:r>
+        <w:t>analogamente a quanto fatto per la funzione “grc_lista_funzioni”. “grc_lista_definizioni_</w:t>
+      </w:r>
+      <w:r>
+        <w:t>funzioni()</w:t>
+      </w:r>
+      <w:r>
+        <w:t>” restituisce in pgAdmin un file di testo con tutte le defnizioni (gli SQL) delle funzioni presenti in un DB</w:t>
       </w:r>
       <w:r>
         <w:t xml:space="preserve">. </w:t>
@@ -2633,15 +1768,7 @@
           <w:b/>
           <w:bCs/>
         </w:rPr>
-        <w:t>FUNZIONI IN DB2 CHE NON SONO IN DB3 (DB2-DB3)</w:t>
-      </w:r>
-      <w:proofErr w:type="gramStart"/>
-      <w:r>
-        <w:rPr>
-          <w:b/>
-          <w:bCs/>
-        </w:rPr>
-        <w:t>”</w:t>
+        <w:t>FUNZIONI IN DB2 CHE NON SONO IN DB3 (DB2-DB3)”</w:t>
       </w:r>
       <w:r>
         <w:rPr>
@@ -2655,64 +1782,16 @@
           <w:b/>
           <w:bCs/>
         </w:rPr>
-        <w:t>.</w:t>
-      </w:r>
-      <w:proofErr w:type="gramEnd"/>
-      <w:r>
-        <w:rPr>
-          <w:b/>
-          <w:bCs/>
-        </w:rPr>
-        <w:t xml:space="preserve"> </w:t>
-      </w:r>
-      <w:r>
-        <w:t>Per ottenerlo dobbiamo sfruttare la tabella “</w:t>
-      </w:r>
-      <w:proofErr w:type="spellStart"/>
-      <w:r>
-        <w:t>funzioni_da_importare</w:t>
-      </w:r>
-      <w:proofErr w:type="spellEnd"/>
-      <w:r>
-        <w:t>” definita precedentemente. Copiare da DB2</w:t>
+        <w:t xml:space="preserve">. </w:t>
+      </w:r>
+      <w:r>
+        <w:t>Per ottenerlo dobbiamo sfruttare la tabella “funzioni_da_importare” definita precedentemente. Copiare da DB2</w:t>
       </w:r>
       <w:r>
         <w:t xml:space="preserve"> IN DB3</w:t>
       </w:r>
       <w:r>
-        <w:t xml:space="preserve"> la funzione “</w:t>
-      </w:r>
-      <w:proofErr w:type="spellStart"/>
-      <w:r>
-        <w:t>grc_lista_definizioni_funzioni_da_</w:t>
-      </w:r>
-      <w:proofErr w:type="gramStart"/>
-      <w:r>
-        <w:t>importare</w:t>
-      </w:r>
-      <w:proofErr w:type="spellEnd"/>
-      <w:r>
-        <w:t>(</w:t>
-      </w:r>
-      <w:proofErr w:type="gramEnd"/>
-      <w:r>
-        <w:t xml:space="preserve">)”  e la </w:t>
-      </w:r>
-      <w:proofErr w:type="spellStart"/>
-      <w:r>
-        <w:t>view</w:t>
-      </w:r>
-      <w:proofErr w:type="spellEnd"/>
-      <w:r>
-        <w:t xml:space="preserve"> “</w:t>
-      </w:r>
-      <w:proofErr w:type="spellStart"/>
-      <w:r>
-        <w:t>grc_lista_funzioni_da_importare</w:t>
-      </w:r>
-      <w:proofErr w:type="spellEnd"/>
-      <w:r>
-        <w:t xml:space="preserve">”. </w:t>
+        <w:t xml:space="preserve"> la funzione “grc_lista_definizioni_funzioni_da_importare()”  e la view “grc_lista_funzioni_da_importare”. </w:t>
       </w:r>
       <w:r>
         <w:sym w:font="Wingdings" w:char="F0DF"/>
@@ -2738,34 +1817,10 @@
         <w:ind w:left="360"/>
       </w:pPr>
       <w:r>
-        <w:t xml:space="preserve">Una volta fatto, </w:t>
-      </w:r>
-      <w:proofErr w:type="spellStart"/>
-      <w:r>
-        <w:t>runnare</w:t>
-      </w:r>
-      <w:proofErr w:type="spellEnd"/>
-      <w:r>
-        <w:t xml:space="preserve"> da db2 la funzione</w:t>
-      </w:r>
-      <w:r>
-        <w:t xml:space="preserve"> “</w:t>
-      </w:r>
-      <w:proofErr w:type="spellStart"/>
-      <w:r>
-        <w:t>grc_lista_definizioni_funzioni_da_</w:t>
-      </w:r>
-      <w:proofErr w:type="gramStart"/>
-      <w:r>
-        <w:t>importare</w:t>
-      </w:r>
-      <w:proofErr w:type="spellEnd"/>
-      <w:r>
-        <w:t>(</w:t>
-      </w:r>
-      <w:proofErr w:type="gramEnd"/>
-      <w:r>
-        <w:t xml:space="preserve">)”  che restituisce l’elenco delle definizioni delle funzioni che sono in DB2 ma non sono in DB3. </w:t>
+        <w:t>Una volta fatto, runnare da db2 la funzione</w:t>
+      </w:r>
+      <w:r>
+        <w:t xml:space="preserve"> “grc_lista_definizioni_funzioni_da_importare()”  che restituisce l’elenco delle definizioni delle funzioni che sono in DB2 ma non sono in DB3. </w:t>
       </w:r>
       <w:r>
         <w:rPr>
@@ -2774,15 +1829,7 @@
         <w:t>Copiare tale lista nel capitolo 6 e</w:t>
       </w:r>
       <w:r>
-        <w:t xml:space="preserve"> </w:t>
-      </w:r>
-      <w:proofErr w:type="spellStart"/>
-      <w:r>
-        <w:t>runnare</w:t>
-      </w:r>
-      <w:proofErr w:type="spellEnd"/>
-      <w:r>
-        <w:t xml:space="preserve"> l’elenco intero in DB3 per aggiungere automaticamente le funzioni in DB3.</w:t>
+        <w:t xml:space="preserve"> runnare l’elenco intero in DB3 per aggiungere automaticamente le funzioni in DB3.</w:t>
       </w:r>
     </w:p>
     <w:p>
@@ -2818,25 +1865,7 @@
           <w:bCs/>
           <w:color w:val="FF0000"/>
         </w:rPr>
-        <w:t xml:space="preserve">ALCUNE FUNZIONI NON VENGONO </w:t>
-      </w:r>
-      <w:proofErr w:type="gramStart"/>
-      <w:r>
-        <w:rPr>
-          <w:b/>
-          <w:bCs/>
-          <w:color w:val="FF0000"/>
-        </w:rPr>
-        <w:t>COPIATE..</w:t>
-      </w:r>
-      <w:proofErr w:type="gramEnd"/>
-      <w:r>
-        <w:rPr>
-          <w:b/>
-          <w:bCs/>
-          <w:color w:val="FF0000"/>
-        </w:rPr>
-        <w:t xml:space="preserve"> VEDERE DI VOLTA IN VOLTA</w:t>
+        <w:t>ALCUNE FUNZIONI NON VENGONO COPIATE.. VEDERE DI VOLTA IN VOLTA</w:t>
       </w:r>
     </w:p>
     <w:p>
@@ -2870,105 +1899,28 @@
         <w:t xml:space="preserve">1) </w:t>
       </w:r>
       <w:r>
-        <w:t xml:space="preserve"> "</w:t>
-      </w:r>
-      <w:proofErr w:type="spellStart"/>
-      <w:r>
-        <w:t>transco</w:t>
+        <w:t xml:space="preserve"> "transco</w:t>
       </w:r>
       <w:r>
         <w:t>di</w:t>
       </w:r>
       <w:r>
-        <w:t>fiche_transcodifica</w:t>
-      </w:r>
-      <w:proofErr w:type="spellEnd"/>
-      <w:r>
-        <w:t>"</w:t>
+        <w:t>fiche_transcodifica"</w:t>
       </w:r>
       <w:r>
         <w:t xml:space="preserve"> in quanto non presente in db3 la tabella “transcodifiche”. </w:t>
       </w:r>
       <w:r>
-        <w:t xml:space="preserve">Essa va aggiunta manualmente da DB2 a DB3. Per farlo dobbiamo creare un file </w:t>
-      </w:r>
-      <w:proofErr w:type="spellStart"/>
-      <w:r>
-        <w:t>excel</w:t>
-      </w:r>
-      <w:proofErr w:type="spellEnd"/>
-      <w:r>
-        <w:t xml:space="preserve"> vuoto da salvare, ad esempio, con il nome “transcodifiche.</w:t>
-      </w:r>
-      <w:proofErr w:type="spellStart"/>
-      <w:r>
-        <w:t>csv</w:t>
-      </w:r>
-      <w:proofErr w:type="spellEnd"/>
-      <w:proofErr w:type="gramStart"/>
-      <w:r>
-        <w:t>”.Una</w:t>
-      </w:r>
-      <w:proofErr w:type="gramEnd"/>
-      <w:r>
-        <w:t xml:space="preserve"> volta fatto, andare su </w:t>
-      </w:r>
-      <w:proofErr w:type="spellStart"/>
-      <w:r>
-        <w:t>pgadmin</w:t>
-      </w:r>
-      <w:proofErr w:type="spellEnd"/>
-      <w:r>
-        <w:t xml:space="preserve"> in db2, selezionare la tabella “transcodifiche”, tasto destro, EXPORT, selezionare il file </w:t>
-      </w:r>
-      <w:proofErr w:type="spellStart"/>
-      <w:r>
-        <w:t>csv</w:t>
-      </w:r>
-      <w:proofErr w:type="spellEnd"/>
-      <w:r>
-        <w:t xml:space="preserve"> appena salvato e utilizzare gli stessi parametri descritti prima (UTF8, </w:t>
-      </w:r>
-      <w:proofErr w:type="spellStart"/>
-      <w:r>
-        <w:t>header</w:t>
-      </w:r>
-      <w:proofErr w:type="spellEnd"/>
-      <w:r>
-        <w:t xml:space="preserve">,..). Tale operazione inserisce all’interno del file </w:t>
-      </w:r>
-      <w:proofErr w:type="spellStart"/>
-      <w:r>
-        <w:t>csv</w:t>
-      </w:r>
-      <w:proofErr w:type="spellEnd"/>
-      <w:r>
-        <w:t xml:space="preserve"> i dati contenuti nella tabella “transcodifiche” del DB2. Copiare l’SQL della tabella “transcodifiche” da DB2 e incollarlo sul query editor di DB3 per creare la tabella vuota “transcodifiche”. A questo punto fare tasto destro, IMPORT </w:t>
+        <w:t xml:space="preserve">Essa va aggiunta manualmente da DB2 a DB3. Per farlo dobbiamo creare un file excel vuoto da salvare, ad esempio, con il nome “transcodifiche.csv”.Una volta fatto, andare su pgadmin in db2, selezionare la tabella “transcodifiche”, tasto destro, EXPORT, selezionare il file csv appena salvato e utilizzare gli stessi parametri descritti prima (UTF8, header,..). Tale operazione inserisce all’interno del file csv i dati contenuti nella tabella “transcodifiche” del DB2. Copiare l’SQL della tabella “transcodifiche” da DB2 e incollarlo sul query editor di DB3 per creare la tabella vuota “transcodifiche”. A questo punto fare tasto destro, IMPORT </w:t>
       </w:r>
       <w:r>
         <w:sym w:font="Wingdings" w:char="F0E0"/>
       </w:r>
       <w:r>
-        <w:t xml:space="preserve"> file </w:t>
-      </w:r>
-      <w:proofErr w:type="gramStart"/>
-      <w:r>
-        <w:t>name :</w:t>
-      </w:r>
-      <w:proofErr w:type="gramEnd"/>
-      <w:r>
-        <w:t xml:space="preserve"> “transcodifiche.csv”</w:t>
-      </w:r>
-      <w:r>
-        <w:t xml:space="preserve"> con i soliti parametri. Questo procedimento permette il </w:t>
-      </w:r>
-      <w:proofErr w:type="spellStart"/>
-      <w:r>
-        <w:t>trasferiment</w:t>
-      </w:r>
-      <w:proofErr w:type="spellEnd"/>
-      <w:r>
-        <w:t xml:space="preserve"> delle funzioni di transcodifica. </w:t>
+        <w:t xml:space="preserve"> file name : “transcodifiche.csv”</w:t>
+      </w:r>
+      <w:r>
+        <w:t xml:space="preserve"> con i soliti parametri. Questo procedimento permette il trasferiment delle funzioni di transcodifica. </w:t>
       </w:r>
     </w:p>
     <w:p>
@@ -2992,23 +1944,7 @@
         </w:numPr>
       </w:pPr>
       <w:r>
-        <w:t xml:space="preserve">1) </w:t>
-      </w:r>
-      <w:proofErr w:type="spellStart"/>
-      <w:r>
-        <w:t>anagrafiche_id_cod_</w:t>
-      </w:r>
-      <w:proofErr w:type="gramStart"/>
-      <w:r>
-        <w:t>cognome</w:t>
-      </w:r>
-      <w:proofErr w:type="spellEnd"/>
-      <w:r>
-        <w:t xml:space="preserve"> :</w:t>
-      </w:r>
-      <w:proofErr w:type="gramEnd"/>
-      <w:r>
-        <w:t xml:space="preserve"> motivo sconosciuto</w:t>
+        <w:t>1) anagrafiche_id_cod_cognome : motivo sconosciuto</w:t>
       </w:r>
     </w:p>
     <w:p>
@@ -3020,41 +1956,7 @@
         </w:numPr>
       </w:pPr>
       <w:r>
-        <w:t xml:space="preserve">2) </w:t>
-      </w:r>
-      <w:proofErr w:type="spellStart"/>
-      <w:r>
-        <w:t>grc_accoda_trattamenti_</w:t>
-      </w:r>
-      <w:proofErr w:type="gramStart"/>
-      <w:r>
-        <w:t>dati</w:t>
-      </w:r>
-      <w:proofErr w:type="spellEnd"/>
-      <w:r>
-        <w:t xml:space="preserve"> :</w:t>
-      </w:r>
-      <w:proofErr w:type="gramEnd"/>
-      <w:r>
-        <w:t xml:space="preserve"> questo perché DB2 ha 3 funzioni con lo stesso nome “</w:t>
-      </w:r>
-      <w:proofErr w:type="spellStart"/>
-      <w:r>
-        <w:t>grc_accoda_trattamenti_dati</w:t>
-      </w:r>
-      <w:proofErr w:type="spellEnd"/>
-      <w:r>
-        <w:t xml:space="preserve">” e DB3 ne ha 1. La funzione </w:t>
-      </w:r>
-      <w:proofErr w:type="spellStart"/>
-      <w:proofErr w:type="gramStart"/>
-      <w:r>
-        <w:t>cerca.vert</w:t>
-      </w:r>
-      <w:proofErr w:type="spellEnd"/>
-      <w:proofErr w:type="gramEnd"/>
-      <w:r>
-        <w:t xml:space="preserve"> non segnala il fatto che DB2 ne ha tre e DB3 una, trova semplicemente la corrispondenza e non segnala nulla. Per tal motivo le 2 funzioni mancanti vanno aggiunte a mano.</w:t>
+        <w:t>2) grc_accoda_trattamenti_dati : questo perché DB2 ha 3 funzioni con lo stesso nome “grc_accoda_trattamenti_dati” e DB3 ne ha 1. La funzione cerca.vert non segnala il fatto che DB2 ne ha tre e DB3 una, trova semplicemente la corrispondenza e non segnala nulla. Per tal motivo le 2 funzioni mancanti vanno aggiunte a mano.</w:t>
       </w:r>
     </w:p>
     <w:p>
@@ -3066,23 +1968,7 @@
         </w:numPr>
       </w:pPr>
       <w:r>
-        <w:t>3)</w:t>
-      </w:r>
-      <w:proofErr w:type="spellStart"/>
-      <w:r>
-        <w:t>grc_</w:t>
-      </w:r>
-      <w:proofErr w:type="gramStart"/>
-      <w:r>
-        <w:t>accodamentoperrischioperativi</w:t>
-      </w:r>
-      <w:proofErr w:type="spellEnd"/>
-      <w:r>
-        <w:t xml:space="preserve"> :</w:t>
-      </w:r>
-      <w:proofErr w:type="gramEnd"/>
-      <w:r>
-        <w:t xml:space="preserve"> stesso motivo spiegato sopra </w:t>
+        <w:t xml:space="preserve">3)grc_accodamentoperrischioperativi : stesso motivo spiegato sopra </w:t>
       </w:r>
       <w:r>
         <w:sym w:font="Wingdings" w:char="F0E0"/>
@@ -3164,9 +2050,8 @@
           <w:sz w:val="24"/>
           <w:szCs w:val="24"/>
         </w:rPr>
-        <w:t xml:space="preserve">: sono i capitoli delle liste e delle definizioni superflui o possono servire come backup? </w:t>
-      </w:r>
-      <w:proofErr w:type="gramStart"/>
+        <w:t>: sono i capitoli delle liste e delle definizioni superflui o possono servire come backup? Alla fine si può fare tutto anche senza file word</w:t>
+      </w:r>
       <w:r>
         <w:rPr>
           <w:b/>
@@ -3175,50 +2060,7 @@
           <w:sz w:val="24"/>
           <w:szCs w:val="24"/>
         </w:rPr>
-        <w:t>Alla fine</w:t>
-      </w:r>
-      <w:proofErr w:type="gramEnd"/>
-      <w:r>
-        <w:rPr>
-          <w:b/>
-          <w:bCs/>
-          <w:color w:val="FF0000"/>
-          <w:sz w:val="24"/>
-          <w:szCs w:val="24"/>
-        </w:rPr>
-        <w:t xml:space="preserve"> si può fare tutto anche senza file word</w:t>
-      </w:r>
-      <w:r>
-        <w:rPr>
-          <w:b/>
-          <w:bCs/>
-          <w:color w:val="FF0000"/>
-          <w:sz w:val="24"/>
-          <w:szCs w:val="24"/>
-        </w:rPr>
-        <w:t xml:space="preserve"> ma utilizzando solo </w:t>
-      </w:r>
-      <w:proofErr w:type="spellStart"/>
-      <w:r>
-        <w:rPr>
-          <w:b/>
-          <w:bCs/>
-          <w:color w:val="FF0000"/>
-          <w:sz w:val="24"/>
-          <w:szCs w:val="24"/>
-        </w:rPr>
-        <w:t>l’excel</w:t>
-      </w:r>
-      <w:proofErr w:type="spellEnd"/>
-      <w:r>
-        <w:rPr>
-          <w:b/>
-          <w:bCs/>
-          <w:color w:val="FF0000"/>
-          <w:sz w:val="24"/>
-          <w:szCs w:val="24"/>
-        </w:rPr>
-        <w:t>!</w:t>
+        <w:t xml:space="preserve"> ma utilizzando solo l’excel!</w:t>
       </w:r>
     </w:p>
     <w:p>
@@ -3321,120 +2163,22 @@
           <w:sz w:val="24"/>
           <w:szCs w:val="24"/>
         </w:rPr>
-        <w:t xml:space="preserve">Le </w:t>
-      </w:r>
-      <w:proofErr w:type="spellStart"/>
-      <w:r>
-        <w:rPr>
-          <w:sz w:val="24"/>
-          <w:szCs w:val="24"/>
-        </w:rPr>
-        <w:t>view</w:t>
-      </w:r>
-      <w:proofErr w:type="spellEnd"/>
-      <w:r>
-        <w:rPr>
-          <w:sz w:val="24"/>
-          <w:szCs w:val="24"/>
-        </w:rPr>
-        <w:t xml:space="preserve"> sono meno problematiche. Nella prova eseguita i giorni 03-03-2020 e 05-03-2020, le </w:t>
-      </w:r>
-      <w:proofErr w:type="spellStart"/>
-      <w:r>
-        <w:rPr>
-          <w:sz w:val="24"/>
-          <w:szCs w:val="24"/>
-        </w:rPr>
-        <w:t>view</w:t>
-      </w:r>
-      <w:proofErr w:type="spellEnd"/>
-      <w:r>
-        <w:rPr>
-          <w:sz w:val="24"/>
-          <w:szCs w:val="24"/>
-        </w:rPr>
-        <w:t xml:space="preserve"> da trasferire da DB2 a DB3 sono state in totale 16. Ho optato quindi per un procedimento “manuale” di copia-incollaggio che è durato </w:t>
-      </w:r>
-      <w:proofErr w:type="gramStart"/>
-      <w:r>
-        <w:rPr>
-          <w:sz w:val="24"/>
-          <w:szCs w:val="24"/>
-        </w:rPr>
-        <w:t>5</w:t>
-      </w:r>
-      <w:proofErr w:type="gramEnd"/>
-      <w:r>
-        <w:rPr>
-          <w:sz w:val="24"/>
-          <w:szCs w:val="24"/>
-        </w:rPr>
-        <w:t xml:space="preserve"> minuti. In un’altra situazione, dove il copia-incollaggio dovesse risultare troppo oneroso, si può certamente eseguire una procedura analoga a quella descritta per il trasferimento delle funzioni.</w:t>
-      </w:r>
-    </w:p>
-    <w:p>
-      <w:pPr>
-        <w:rPr>
-          <w:sz w:val="24"/>
-          <w:szCs w:val="24"/>
-        </w:rPr>
-      </w:pPr>
-      <w:r>
-        <w:rPr>
-          <w:sz w:val="24"/>
-          <w:szCs w:val="24"/>
-        </w:rPr>
-        <w:t xml:space="preserve">Effettivamente è stato eseguito un approccio identico a quello usato per le funzioni per definire le liste delle </w:t>
-      </w:r>
-      <w:proofErr w:type="spellStart"/>
-      <w:r>
-        <w:rPr>
-          <w:sz w:val="24"/>
-          <w:szCs w:val="24"/>
-        </w:rPr>
-        <w:t>view</w:t>
-      </w:r>
-      <w:proofErr w:type="spellEnd"/>
-      <w:r>
-        <w:rPr>
-          <w:sz w:val="24"/>
-          <w:szCs w:val="24"/>
-        </w:rPr>
-        <w:t xml:space="preserve"> di DB2 e di DB3. Il confronto tra le due liste può essere fatto tranquillamente a mano mettendo in ordine alfabetico le 2 liste e annotando le </w:t>
-      </w:r>
-      <w:proofErr w:type="spellStart"/>
-      <w:r>
-        <w:rPr>
-          <w:sz w:val="24"/>
-          <w:szCs w:val="24"/>
-        </w:rPr>
-        <w:t>view</w:t>
-      </w:r>
-      <w:proofErr w:type="spellEnd"/>
-      <w:r>
-        <w:rPr>
-          <w:sz w:val="24"/>
-          <w:szCs w:val="24"/>
-        </w:rPr>
-        <w:t xml:space="preserve"> che sono in DB2 e che non sono in DB3 oppure tramite la solita funzione </w:t>
-      </w:r>
-      <w:proofErr w:type="spellStart"/>
-      <w:proofErr w:type="gramStart"/>
-      <w:r>
-        <w:rPr>
-          <w:sz w:val="24"/>
-          <w:szCs w:val="24"/>
-        </w:rPr>
-        <w:t>cerca.vert</w:t>
-      </w:r>
-      <w:proofErr w:type="spellEnd"/>
-      <w:proofErr w:type="gramEnd"/>
-      <w:r>
-        <w:rPr>
-          <w:sz w:val="24"/>
-          <w:szCs w:val="24"/>
-        </w:rPr>
-        <w:t xml:space="preserve">. </w:t>
+        <w:t>Le view sono meno problematiche. Nella prova eseguita i giorni 03-03-2020 e 05-03-2020, le view da trasferire da DB2 a DB3 sono state in totale 16. Ho optato quindi per un procedimento “manuale” di copia-incollaggio che è durato 5 minuti. In un’altra situazione, dove il copia-incollaggio dovesse risultare troppo oneroso, si può certamente eseguire una procedura analoga a quella descritta per il trasferimento delle funzioni.</w:t>
+      </w:r>
+    </w:p>
+    <w:p>
+      <w:pPr>
+        <w:rPr>
+          <w:sz w:val="24"/>
+          <w:szCs w:val="24"/>
+        </w:rPr>
+      </w:pPr>
+      <w:r>
+        <w:rPr>
+          <w:sz w:val="24"/>
+          <w:szCs w:val="24"/>
+        </w:rPr>
+        <w:t xml:space="preserve">Effettivamente è stato eseguito un approccio identico a quello usato per le funzioni per definire le liste delle view di DB2 e di DB3. Il confronto tra le due liste può essere fatto tranquillamente a mano mettendo in ordine alfabetico le 2 liste e annotando le view che sono in DB2 e che non sono in DB3 oppure tramite la solita funzione cerca.vert. </w:t>
       </w:r>
     </w:p>
     <w:p>
@@ -3451,25 +2195,7 @@
           <w:sz w:val="24"/>
           <w:szCs w:val="24"/>
         </w:rPr>
-        <w:t xml:space="preserve">Nel file word precedentemente definito sono stati definiti quindi i seguenti capitoli relativi alle </w:t>
-      </w:r>
-      <w:proofErr w:type="spellStart"/>
-      <w:r>
-        <w:rPr>
-          <w:strike/>
-          <w:sz w:val="24"/>
-          <w:szCs w:val="24"/>
-        </w:rPr>
-        <w:t>view</w:t>
-      </w:r>
-      <w:proofErr w:type="spellEnd"/>
-      <w:r>
-        <w:rPr>
-          <w:strike/>
-          <w:sz w:val="24"/>
-          <w:szCs w:val="24"/>
-        </w:rPr>
-        <w:t>:</w:t>
+        <w:t>Nel file word precedentemente definito sono stati definiti quindi i seguenti capitoli relativi alle view:</w:t>
       </w:r>
     </w:p>
     <w:p>
@@ -3658,39 +2384,7 @@
           <w:sz w:val="24"/>
           <w:szCs w:val="24"/>
         </w:rPr>
-        <w:t xml:space="preserve">Il procedimento di aggiunta delle </w:t>
-      </w:r>
-      <w:proofErr w:type="spellStart"/>
-      <w:r>
-        <w:rPr>
-          <w:sz w:val="24"/>
-          <w:szCs w:val="24"/>
-        </w:rPr>
-        <w:t>view</w:t>
-      </w:r>
-      <w:proofErr w:type="spellEnd"/>
-      <w:r>
-        <w:rPr>
-          <w:sz w:val="24"/>
-          <w:szCs w:val="24"/>
-        </w:rPr>
-        <w:t xml:space="preserve"> in DB3, nel caso delle </w:t>
-      </w:r>
-      <w:proofErr w:type="spellStart"/>
-      <w:r>
-        <w:rPr>
-          <w:sz w:val="24"/>
-          <w:szCs w:val="24"/>
-        </w:rPr>
-        <w:t>view</w:t>
-      </w:r>
-      <w:proofErr w:type="spellEnd"/>
-      <w:r>
-        <w:rPr>
-          <w:sz w:val="24"/>
-          <w:szCs w:val="24"/>
-        </w:rPr>
-        <w:t>, è stato</w:t>
+        <w:t>Il procedimento di aggiunta delle view in DB3, nel caso delle view, è stato</w:t>
       </w:r>
       <w:r>
         <w:rPr>
@@ -3704,23 +2398,7 @@
           <w:sz w:val="24"/>
           <w:szCs w:val="24"/>
         </w:rPr>
-        <w:t xml:space="preserve"> eseguito a mano direttamente su </w:t>
-      </w:r>
-      <w:proofErr w:type="spellStart"/>
-      <w:r>
-        <w:rPr>
-          <w:sz w:val="24"/>
-          <w:szCs w:val="24"/>
-        </w:rPr>
-        <w:t>pgAdmin</w:t>
-      </w:r>
-      <w:proofErr w:type="spellEnd"/>
-      <w:r>
-        <w:rPr>
-          <w:sz w:val="24"/>
-          <w:szCs w:val="24"/>
-        </w:rPr>
-        <w:t xml:space="preserve"> </w:t>
+        <w:t xml:space="preserve"> eseguito a mano direttamente su pgAdmin </w:t>
       </w:r>
     </w:p>
     <w:p/>
@@ -3761,15 +2439,7 @@
         </w:numPr>
       </w:pPr>
       <w:r>
-        <w:t xml:space="preserve">Esportare in </w:t>
-      </w:r>
-      <w:proofErr w:type="spellStart"/>
-      <w:r>
-        <w:t>csv</w:t>
-      </w:r>
-      <w:proofErr w:type="spellEnd"/>
-      <w:r>
-        <w:t xml:space="preserve"> record da DB1 riferiti all’azienda da migrare;</w:t>
+        <w:t>Esportare in csv record da DB1 riferiti all’azienda da migrare;</w:t>
       </w:r>
     </w:p>
     <w:p>
@@ -3781,15 +2451,7 @@
         </w:numPr>
       </w:pPr>
       <w:r>
-        <w:t xml:space="preserve">Importare dai file </w:t>
-      </w:r>
-      <w:proofErr w:type="spellStart"/>
-      <w:r>
-        <w:t>csv</w:t>
-      </w:r>
-      <w:proofErr w:type="spellEnd"/>
-      <w:r>
-        <w:t xml:space="preserve"> creati tramite la fase 1 gli eventuali files.</w:t>
+        <w:t>Importare dai file csv creati tramite la fase 1 gli eventuali files.</w:t>
       </w:r>
     </w:p>
     <w:p>
@@ -3815,35 +2477,7 @@
         <w:rPr>
           <w:b/>
         </w:rPr>
-        <w:t xml:space="preserve">Esportare in </w:t>
-      </w:r>
-      <w:proofErr w:type="spellStart"/>
-      <w:r>
-        <w:rPr>
-          <w:b/>
-        </w:rPr>
-        <w:t>csv</w:t>
-      </w:r>
-      <w:proofErr w:type="spellEnd"/>
-      <w:r>
-        <w:rPr>
-          <w:b/>
-        </w:rPr>
-        <w:t xml:space="preserve"> i </w:t>
-      </w:r>
-      <w:proofErr w:type="spellStart"/>
-      <w:r>
-        <w:rPr>
-          <w:b/>
-        </w:rPr>
-        <w:t>recorda</w:t>
-      </w:r>
-      <w:proofErr w:type="spellEnd"/>
-      <w:r>
-        <w:rPr>
-          <w:b/>
-        </w:rPr>
-        <w:t xml:space="preserve"> da DB1</w:t>
+        <w:t>Esportare in csv i recorda da DB1</w:t>
       </w:r>
     </w:p>
     <w:p>
@@ -3879,39 +2513,7 @@
           <w:sz w:val="24"/>
           <w:szCs w:val="24"/>
         </w:rPr>
-        <w:t xml:space="preserve">la funzione </w:t>
-      </w:r>
-      <w:proofErr w:type="spellStart"/>
-      <w:r>
-        <w:rPr>
-          <w:sz w:val="24"/>
-          <w:szCs w:val="24"/>
-        </w:rPr>
-        <w:t>grc_esporta_</w:t>
-      </w:r>
-      <w:proofErr w:type="gramStart"/>
-      <w:r>
-        <w:rPr>
-          <w:sz w:val="24"/>
-          <w:szCs w:val="24"/>
-        </w:rPr>
-        <w:t>tabelle</w:t>
-      </w:r>
-      <w:proofErr w:type="spellEnd"/>
-      <w:r>
-        <w:rPr>
-          <w:sz w:val="24"/>
-          <w:szCs w:val="24"/>
-        </w:rPr>
-        <w:t>(</w:t>
-      </w:r>
-      <w:proofErr w:type="gramEnd"/>
-      <w:r>
-        <w:rPr>
-          <w:sz w:val="24"/>
-          <w:szCs w:val="24"/>
-        </w:rPr>
-        <w:t>‘codice azienda’, ‘codice partizione’).</w:t>
+        <w:t>la funzione grc_esporta_tabelle(‘codice azienda’, ‘codice partizione’).</w:t>
       </w:r>
     </w:p>
     <w:p>
@@ -3976,21 +2578,7 @@
         <w:rPr>
           <w:b/>
         </w:rPr>
-        <w:t xml:space="preserve">tare record dai file </w:t>
-      </w:r>
-      <w:proofErr w:type="spellStart"/>
-      <w:r>
-        <w:rPr>
-          <w:b/>
-        </w:rPr>
-        <w:t>csv</w:t>
-      </w:r>
-      <w:proofErr w:type="spellEnd"/>
-      <w:r>
-        <w:rPr>
-          <w:b/>
-        </w:rPr>
-        <w:t xml:space="preserve"> creati tramite fase 1</w:t>
+        <w:t>tare record dai file csv creati tramite fase 1</w:t>
       </w:r>
       <w:r>
         <w:rPr>
@@ -4032,78 +2620,14 @@
           <w:sz w:val="24"/>
           <w:szCs w:val="24"/>
         </w:rPr>
-        <w:t xml:space="preserve">un formato </w:t>
-      </w:r>
-      <w:proofErr w:type="spellStart"/>
-      <w:r>
-        <w:rPr>
-          <w:sz w:val="24"/>
-          <w:szCs w:val="24"/>
-        </w:rPr>
-        <w:t>csv</w:t>
-      </w:r>
-      <w:proofErr w:type="spellEnd"/>
-      <w:r>
-        <w:rPr>
-          <w:sz w:val="24"/>
-          <w:szCs w:val="24"/>
-        </w:rPr>
-        <w:t xml:space="preserve"> in un database si utilizza la funzione </w:t>
-      </w:r>
-      <w:proofErr w:type="spellStart"/>
-      <w:r>
-        <w:rPr>
-          <w:sz w:val="24"/>
-          <w:szCs w:val="24"/>
-        </w:rPr>
-        <w:t>grc_importa_</w:t>
-      </w:r>
-      <w:proofErr w:type="gramStart"/>
-      <w:r>
-        <w:rPr>
-          <w:sz w:val="24"/>
-          <w:szCs w:val="24"/>
-        </w:rPr>
-        <w:t>tabelle</w:t>
-      </w:r>
-      <w:proofErr w:type="spellEnd"/>
-      <w:r>
-        <w:rPr>
-          <w:sz w:val="24"/>
-          <w:szCs w:val="24"/>
-        </w:rPr>
-        <w:t>(</w:t>
-      </w:r>
-      <w:proofErr w:type="gramEnd"/>
-      <w:r>
-        <w:rPr>
-          <w:sz w:val="24"/>
-          <w:szCs w:val="24"/>
-        </w:rPr>
-        <w:t>‘nome azienda’).</w:t>
-      </w:r>
-      <w:r>
-        <w:rPr>
-          <w:sz w:val="24"/>
-          <w:szCs w:val="24"/>
-        </w:rPr>
-        <w:t xml:space="preserve"> Si precisa che la funziona </w:t>
-      </w:r>
-      <w:proofErr w:type="spellStart"/>
-      <w:r>
-        <w:rPr>
-          <w:sz w:val="24"/>
-          <w:szCs w:val="24"/>
-        </w:rPr>
-        <w:t>grc_importa_tabelle</w:t>
-      </w:r>
-      <w:proofErr w:type="spellEnd"/>
-      <w:r>
-        <w:rPr>
-          <w:sz w:val="24"/>
-          <w:szCs w:val="24"/>
-        </w:rPr>
-        <w:t xml:space="preserve"> include al suo interno una routine che cancella preventivamente i record relativi alla Società da importare.</w:t>
+        <w:t>un formato csv in un database si utilizza la funzione grc_importa_tabelle(‘nome azienda’).</w:t>
+      </w:r>
+      <w:r>
+        <w:rPr>
+          <w:sz w:val="24"/>
+          <w:szCs w:val="24"/>
+        </w:rPr>
+        <w:t xml:space="preserve"> Si precisa che la funziona grc_importa_tabelle include al suo interno una routine che cancella preventivamente i record relativi alla Società da importare.</w:t>
       </w:r>
     </w:p>
     <w:p/>
@@ -4145,25 +2669,23 @@
           <w:szCs w:val="24"/>
           <w:highlight w:val="yellow"/>
         </w:rPr>
-        <w:t xml:space="preserve">Di seguito le tabelle, sequenze, </w:t>
-      </w:r>
-      <w:proofErr w:type="spellStart"/>
+        <w:t xml:space="preserve">Di seguito le tabelle, sequenze, view, funzioni preliminari per </w:t>
+      </w:r>
       <w:r>
         <w:rPr>
           <w:sz w:val="24"/>
           <w:szCs w:val="24"/>
           <w:highlight w:val="yellow"/>
         </w:rPr>
-        <w:t>view</w:t>
-      </w:r>
-      <w:proofErr w:type="spellEnd"/>
+        <w:t xml:space="preserve">le </w:t>
+      </w:r>
       <w:r>
         <w:rPr>
           <w:sz w:val="24"/>
           <w:szCs w:val="24"/>
           <w:highlight w:val="yellow"/>
         </w:rPr>
-        <w:t xml:space="preserve">, funzioni preliminari per </w:t>
+        <w:t>importazione</w:t>
       </w:r>
       <w:r>
         <w:rPr>
@@ -4171,41 +2693,7 @@
           <w:szCs w:val="24"/>
           <w:highlight w:val="yellow"/>
         </w:rPr>
-        <w:t xml:space="preserve">le </w:t>
-      </w:r>
-      <w:r>
-        <w:rPr>
-          <w:sz w:val="24"/>
-          <w:szCs w:val="24"/>
-          <w:highlight w:val="yellow"/>
-        </w:rPr>
-        <w:t>importazione</w:t>
-      </w:r>
-      <w:r>
-        <w:rPr>
-          <w:sz w:val="24"/>
-          <w:szCs w:val="24"/>
-          <w:highlight w:val="yellow"/>
-        </w:rPr>
-        <w:t xml:space="preserve">/ esportazioni di </w:t>
-      </w:r>
-      <w:proofErr w:type="gramStart"/>
-      <w:r>
-        <w:rPr>
-          <w:sz w:val="24"/>
-          <w:szCs w:val="24"/>
-          <w:highlight w:val="yellow"/>
-        </w:rPr>
-        <w:t>singole azienda</w:t>
-      </w:r>
-      <w:proofErr w:type="gramEnd"/>
-      <w:r>
-        <w:rPr>
-          <w:sz w:val="24"/>
-          <w:szCs w:val="24"/>
-          <w:highlight w:val="yellow"/>
-        </w:rPr>
-        <w:t xml:space="preserve"> da un ambiente all’altro</w:t>
+        <w:t>/ esportazioni di singole azienda da un ambiente all’altro</w:t>
       </w:r>
       <w:r>
         <w:rPr>
@@ -4467,19 +2955,11 @@
                 <w:highlight w:val="yellow"/>
               </w:rPr>
             </w:pPr>
-            <w:proofErr w:type="spellStart"/>
             <w:r>
               <w:rPr>
                 <w:highlight w:val="yellow"/>
               </w:rPr>
-              <w:t>grc_tabella_ca_cp_nulla</w:t>
-            </w:r>
-            <w:proofErr w:type="spellEnd"/>
-            <w:r>
-              <w:rPr>
-                <w:highlight w:val="yellow"/>
-              </w:rPr>
-              <w:t>(text)</w:t>
+              <w:t>grc_tabella_ca_cp_nulla(text)</w:t>
             </w:r>
           </w:p>
         </w:tc>
@@ -4531,14 +3011,12 @@
                 <w:highlight w:val="yellow"/>
               </w:rPr>
             </w:pPr>
-            <w:proofErr w:type="spellStart"/>
             <w:r>
               <w:rPr>
                 <w:highlight w:val="yellow"/>
               </w:rPr>
               <w:t>entrasp.grc_esporta_tabelle</w:t>
             </w:r>
-            <w:proofErr w:type="spellEnd"/>
           </w:p>
         </w:tc>
         <w:tc>
@@ -4589,7 +3067,6 @@
                 <w:highlight w:val="yellow"/>
               </w:rPr>
             </w:pPr>
-            <w:proofErr w:type="spellStart"/>
             <w:r>
               <w:rPr>
                 <w:highlight w:val="yellow"/>
@@ -4597,7 +3074,6 @@
               <w:lastRenderedPageBreak/>
               <w:t>grc_importa_tabelle</w:t>
             </w:r>
-            <w:proofErr w:type="spellEnd"/>
           </w:p>
         </w:tc>
         <w:tc>
@@ -4648,14 +3124,12 @@
                 <w:highlight w:val="yellow"/>
               </w:rPr>
             </w:pPr>
-            <w:proofErr w:type="spellStart"/>
             <w:r>
               <w:rPr>
                 <w:highlight w:val="yellow"/>
               </w:rPr>
               <w:t>entrasp.grc_listacampiditabella</w:t>
             </w:r>
-            <w:proofErr w:type="spellEnd"/>
           </w:p>
         </w:tc>
         <w:tc>
@@ -4706,14 +3180,12 @@
                 <w:highlight w:val="yellow"/>
               </w:rPr>
             </w:pPr>
-            <w:proofErr w:type="spellStart"/>
             <w:r>
               <w:rPr>
                 <w:highlight w:val="yellow"/>
               </w:rPr>
               <w:t>entrasp.grc_listacampiditabella_non_pk</w:t>
             </w:r>
-            <w:proofErr w:type="spellEnd"/>
           </w:p>
         </w:tc>
         <w:tc>
@@ -4764,14 +3236,12 @@
                 <w:highlight w:val="yellow"/>
               </w:rPr>
             </w:pPr>
-            <w:proofErr w:type="spellStart"/>
             <w:r>
               <w:rPr>
                 <w:highlight w:val="yellow"/>
               </w:rPr>
               <w:t>entrasp.grc_listacampiditabella_pk</w:t>
             </w:r>
-            <w:proofErr w:type="spellEnd"/>
           </w:p>
         </w:tc>
         <w:tc>
@@ -4822,14 +3292,12 @@
                 <w:highlight w:val="yellow"/>
               </w:rPr>
             </w:pPr>
-            <w:proofErr w:type="spellStart"/>
             <w:r>
               <w:rPr>
                 <w:highlight w:val="yellow"/>
               </w:rPr>
               <w:t>grc_tabelle</w:t>
             </w:r>
-            <w:proofErr w:type="spellEnd"/>
           </w:p>
         </w:tc>
         <w:tc>
@@ -4842,14 +3310,12 @@
                 <w:highlight w:val="yellow"/>
               </w:rPr>
             </w:pPr>
-            <w:proofErr w:type="spellStart"/>
             <w:r>
               <w:rPr>
                 <w:highlight w:val="yellow"/>
               </w:rPr>
               <w:t>View</w:t>
             </w:r>
-            <w:proofErr w:type="spellEnd"/>
           </w:p>
         </w:tc>
         <w:tc>
@@ -4882,14 +3348,12 @@
                 <w:highlight w:val="yellow"/>
               </w:rPr>
             </w:pPr>
-            <w:proofErr w:type="spellStart"/>
             <w:r>
               <w:rPr>
                 <w:highlight w:val="yellow"/>
               </w:rPr>
               <w:t>grc_tabelle_ca_cp</w:t>
             </w:r>
-            <w:proofErr w:type="spellEnd"/>
           </w:p>
         </w:tc>
         <w:tc>
@@ -4902,14 +3366,12 @@
                 <w:highlight w:val="yellow"/>
               </w:rPr>
             </w:pPr>
-            <w:proofErr w:type="spellStart"/>
             <w:r>
               <w:rPr>
                 <w:highlight w:val="yellow"/>
               </w:rPr>
               <w:t>View</w:t>
             </w:r>
-            <w:proofErr w:type="spellEnd"/>
           </w:p>
         </w:tc>
         <w:tc>
@@ -4953,126 +3415,29 @@
           <w:szCs w:val="24"/>
           <w:highlight w:val="yellow"/>
         </w:rPr>
-        <w:t>[FATTO DA SILVIO</w:t>
-      </w:r>
-      <w:proofErr w:type="gramStart"/>
-      <w:r>
-        <w:rPr>
-          <w:sz w:val="24"/>
-          <w:szCs w:val="24"/>
-          <w:highlight w:val="yellow"/>
-        </w:rPr>
-        <w:t>].Le</w:t>
-      </w:r>
-      <w:proofErr w:type="gramEnd"/>
-      <w:r>
-        <w:rPr>
-          <w:sz w:val="24"/>
-          <w:szCs w:val="24"/>
-          <w:highlight w:val="yellow"/>
-        </w:rPr>
-        <w:t xml:space="preserve"> </w:t>
-      </w:r>
-      <w:proofErr w:type="spellStart"/>
-      <w:r>
-        <w:rPr>
-          <w:sz w:val="24"/>
-          <w:szCs w:val="24"/>
-          <w:highlight w:val="yellow"/>
-        </w:rPr>
-        <w:t>view</w:t>
-      </w:r>
-      <w:proofErr w:type="spellEnd"/>
-      <w:r>
-        <w:rPr>
-          <w:sz w:val="24"/>
-          <w:szCs w:val="24"/>
-          <w:highlight w:val="yellow"/>
-        </w:rPr>
-        <w:t xml:space="preserve">, tabelle e la sequenza (credo sia la sequenza s10, non la sequenza s01) sono state aggiunte. </w:t>
-      </w:r>
-      <w:proofErr w:type="gramStart"/>
-      <w:r>
-        <w:rPr>
-          <w:sz w:val="24"/>
-          <w:szCs w:val="24"/>
-          <w:highlight w:val="yellow"/>
-        </w:rPr>
-        <w:t>E’</w:t>
-      </w:r>
-      <w:proofErr w:type="gramEnd"/>
-      <w:r>
-        <w:rPr>
-          <w:sz w:val="24"/>
-          <w:szCs w:val="24"/>
-          <w:highlight w:val="yellow"/>
-        </w:rPr>
-        <w:t xml:space="preserve"> stato comunque fatto un file word “</w:t>
-      </w:r>
-      <w:proofErr w:type="spellStart"/>
-      <w:r>
-        <w:rPr>
-          <w:sz w:val="24"/>
-          <w:szCs w:val="24"/>
-          <w:highlight w:val="yellow"/>
-        </w:rPr>
-        <w:t>seq_tab_fun_view</w:t>
-      </w:r>
-      <w:proofErr w:type="spellEnd"/>
-      <w:r>
-        <w:rPr>
-          <w:sz w:val="24"/>
-          <w:szCs w:val="24"/>
-          <w:highlight w:val="yellow"/>
-        </w:rPr>
-        <w:t xml:space="preserve">” contenente tutti gli SQL necessari ad aggiungere tali sequenze, tabelle, funzioni e </w:t>
-      </w:r>
-      <w:proofErr w:type="spellStart"/>
-      <w:r>
-        <w:rPr>
-          <w:sz w:val="24"/>
-          <w:szCs w:val="24"/>
-          <w:highlight w:val="yellow"/>
-        </w:rPr>
-        <w:t>view</w:t>
-      </w:r>
-      <w:proofErr w:type="spellEnd"/>
-      <w:r>
-        <w:rPr>
-          <w:sz w:val="24"/>
-          <w:szCs w:val="24"/>
-          <w:highlight w:val="yellow"/>
-        </w:rPr>
-        <w:t xml:space="preserve"> per backup e comodità futura (almeno credo) con all’interno le istruzioni necessarie all’importazione.</w:t>
-      </w:r>
-    </w:p>
-    <w:p>
-      <w:pPr>
-        <w:rPr>
-          <w:sz w:val="24"/>
-          <w:szCs w:val="24"/>
-        </w:rPr>
-      </w:pPr>
-      <w:proofErr w:type="gramStart"/>
-      <w:r>
-        <w:rPr>
-          <w:sz w:val="24"/>
-          <w:szCs w:val="24"/>
-        </w:rPr>
-        <w:t>E’</w:t>
-      </w:r>
-      <w:proofErr w:type="gramEnd"/>
-      <w:r>
-        <w:rPr>
-          <w:sz w:val="24"/>
-          <w:szCs w:val="24"/>
-        </w:rPr>
-        <w:t xml:space="preserve"> altresì necessario importare i valori della tabella denominata “Tabelle” tramite il file denominato “tabelle.csv”</w:t>
-      </w:r>
-      <w:r>
-        <w:rPr>
-          <w:sz w:val="24"/>
-          <w:szCs w:val="24"/>
+        <w:t>[FATTO DA SILVIO].Le view, tabelle e la sequenza (credo sia la sequenza s10, non la sequenza s01) sono state aggiunte. E’ stato comunque fatto un file word “seq_tab_fun_view” contenente tutti gli SQL necessari ad aggiungere tali sequenze, tabelle, funzioni e view per backup e comodità futura (almeno credo) con all’interno le istruzioni necessarie all’importazione.</w:t>
+      </w:r>
+    </w:p>
+    <w:p>
+      <w:pPr>
+        <w:rPr>
+          <w:sz w:val="24"/>
+          <w:szCs w:val="24"/>
+        </w:rPr>
+      </w:pPr>
+      <w:r>
+        <w:rPr>
+          <w:sz w:val="24"/>
+          <w:szCs w:val="24"/>
+          <w:highlight w:val="red"/>
+        </w:rPr>
+        <w:t>E’ altresì necessario importare i valori della tabella denominata “Tabelle” tramite il file denominato “tabelle.csv”</w:t>
+      </w:r>
+      <w:r>
+        <w:rPr>
+          <w:sz w:val="24"/>
+          <w:szCs w:val="24"/>
+          <w:highlight w:val="red"/>
         </w:rPr>
         <w:sym w:font="Wingdings" w:char="F0DF"/>
       </w:r>
@@ -5080,6 +3445,7 @@
         <w:rPr>
           <w:sz w:val="24"/>
           <w:szCs w:val="24"/>
+          <w:highlight w:val="red"/>
         </w:rPr>
         <w:t xml:space="preserve"> [FATTO DA SILVIO]</w:t>
       </w:r>
@@ -5087,9 +3453,83 @@
         <w:rPr>
           <w:sz w:val="24"/>
           <w:szCs w:val="24"/>
+          <w:highlight w:val="red"/>
         </w:rPr>
         <w:t>.</w:t>
       </w:r>
+      <w:r>
+        <w:rPr>
+          <w:sz w:val="24"/>
+          <w:szCs w:val="24"/>
+          <w:highlight w:val="red"/>
+        </w:rPr>
+        <w:t xml:space="preserve"> … forse con l’ultimo lavoro di aver scaricato i constraint non serve</w:t>
+      </w:r>
+    </w:p>
+    <w:p>
+      <w:pPr>
+        <w:pStyle w:val="Titolo1"/>
+        <w:numPr>
+          <w:ilvl w:val="0"/>
+          <w:numId w:val="1"/>
+        </w:numPr>
+      </w:pPr>
+      <w:r>
+        <w:t>Comandi SQL</w:t>
+      </w:r>
+    </w:p>
+    <w:p>
+      <w:pPr>
+        <w:rPr>
+          <w:sz w:val="24"/>
+          <w:szCs w:val="24"/>
+        </w:rPr>
+      </w:pPr>
+      <w:r>
+        <w:rPr>
+          <w:sz w:val="24"/>
+          <w:szCs w:val="24"/>
+        </w:rPr>
+        <w:t>Ogni volta che si importa un nuovo DB lanciare il seguente comando:</w:t>
+      </w:r>
+    </w:p>
+    <w:p>
+      <w:pPr>
+        <w:rPr>
+          <w:sz w:val="24"/>
+          <w:szCs w:val="24"/>
+        </w:rPr>
+      </w:pPr>
+      <w:r>
+        <w:rPr>
+          <w:sz w:val="24"/>
+          <w:szCs w:val="24"/>
+        </w:rPr>
+        <w:t>ALTER TABLE entrasp.progetti_fasi DROP COLUMN id_versione_ultima cascade;</w:t>
+      </w:r>
+    </w:p>
+    <w:p>
+      <w:pPr>
+        <w:rPr>
+          <w:sz w:val="24"/>
+          <w:szCs w:val="24"/>
+        </w:rPr>
+      </w:pPr>
+      <w:r>
+        <w:rPr>
+          <w:sz w:val="24"/>
+          <w:szCs w:val="24"/>
+        </w:rPr>
+        <w:t>ALTER TABLE entrasp.progetti DROP COLUMN id_versione_ultima;</w:t>
+      </w:r>
+    </w:p>
+    <w:p>
+      <w:pPr>
+        <w:rPr>
+          <w:sz w:val="24"/>
+          <w:szCs w:val="24"/>
+        </w:rPr>
+      </w:pPr>
     </w:p>
     <w:sectPr>
       <w:pgSz w:w="11906" w:h="16838"/>
@@ -5483,6 +3923,95 @@
     </w:lvl>
   </w:abstractNum>
   <w:abstractNum w:abstractNumId="4" w15:restartNumberingAfterBreak="0">
+    <w:nsid w:val="1E722DBE"/>
+    <w:multiLevelType w:val="hybridMultilevel"/>
+    <w:tmpl w:val="BF20E17C"/>
+    <w:lvl w:ilvl="0" w:tplc="0410000F">
+      <w:start w:val="1"/>
+      <w:numFmt w:val="decimal"/>
+      <w:lvlText w:val="%1."/>
+      <w:lvlJc w:val="left"/>
+      <w:pPr>
+        <w:ind w:left="720" w:hanging="360"/>
+      </w:pPr>
+      <w:rPr>
+        <w:rFonts w:hint="default"/>
+      </w:rPr>
+    </w:lvl>
+    <w:lvl w:ilvl="1" w:tplc="04100019" w:tentative="1">
+      <w:start w:val="1"/>
+      <w:numFmt w:val="lowerLetter"/>
+      <w:lvlText w:val="%2."/>
+      <w:lvlJc w:val="left"/>
+      <w:pPr>
+        <w:ind w:left="1440" w:hanging="360"/>
+      </w:pPr>
+    </w:lvl>
+    <w:lvl w:ilvl="2" w:tplc="0410001B" w:tentative="1">
+      <w:start w:val="1"/>
+      <w:numFmt w:val="lowerRoman"/>
+      <w:lvlText w:val="%3."/>
+      <w:lvlJc w:val="right"/>
+      <w:pPr>
+        <w:ind w:left="2160" w:hanging="180"/>
+      </w:pPr>
+    </w:lvl>
+    <w:lvl w:ilvl="3" w:tplc="0410000F" w:tentative="1">
+      <w:start w:val="1"/>
+      <w:numFmt w:val="decimal"/>
+      <w:lvlText w:val="%4."/>
+      <w:lvlJc w:val="left"/>
+      <w:pPr>
+        <w:ind w:left="2880" w:hanging="360"/>
+      </w:pPr>
+    </w:lvl>
+    <w:lvl w:ilvl="4" w:tplc="04100019" w:tentative="1">
+      <w:start w:val="1"/>
+      <w:numFmt w:val="lowerLetter"/>
+      <w:lvlText w:val="%5."/>
+      <w:lvlJc w:val="left"/>
+      <w:pPr>
+        <w:ind w:left="3600" w:hanging="360"/>
+      </w:pPr>
+    </w:lvl>
+    <w:lvl w:ilvl="5" w:tplc="0410001B" w:tentative="1">
+      <w:start w:val="1"/>
+      <w:numFmt w:val="lowerRoman"/>
+      <w:lvlText w:val="%6."/>
+      <w:lvlJc w:val="right"/>
+      <w:pPr>
+        <w:ind w:left="4320" w:hanging="180"/>
+      </w:pPr>
+    </w:lvl>
+    <w:lvl w:ilvl="6" w:tplc="0410000F" w:tentative="1">
+      <w:start w:val="1"/>
+      <w:numFmt w:val="decimal"/>
+      <w:lvlText w:val="%7."/>
+      <w:lvlJc w:val="left"/>
+      <w:pPr>
+        <w:ind w:left="5040" w:hanging="360"/>
+      </w:pPr>
+    </w:lvl>
+    <w:lvl w:ilvl="7" w:tplc="04100019" w:tentative="1">
+      <w:start w:val="1"/>
+      <w:numFmt w:val="lowerLetter"/>
+      <w:lvlText w:val="%8."/>
+      <w:lvlJc w:val="left"/>
+      <w:pPr>
+        <w:ind w:left="5760" w:hanging="360"/>
+      </w:pPr>
+    </w:lvl>
+    <w:lvl w:ilvl="8" w:tplc="0410001B" w:tentative="1">
+      <w:start w:val="1"/>
+      <w:numFmt w:val="lowerRoman"/>
+      <w:lvlText w:val="%9."/>
+      <w:lvlJc w:val="right"/>
+      <w:pPr>
+        <w:ind w:left="6480" w:hanging="180"/>
+      </w:pPr>
+    </w:lvl>
+  </w:abstractNum>
+  <w:abstractNum w:abstractNumId="5" w15:restartNumberingAfterBreak="0">
     <w:nsid w:val="1F8B45AA"/>
     <w:multiLevelType w:val="hybridMultilevel"/>
     <w:tmpl w:val="ACF0F5EC"/>
@@ -5572,7 +4101,7 @@
       </w:pPr>
     </w:lvl>
   </w:abstractNum>
-  <w:abstractNum w:abstractNumId="5" w15:restartNumberingAfterBreak="0">
+  <w:abstractNum w:abstractNumId="6" w15:restartNumberingAfterBreak="0">
     <w:nsid w:val="2BF16D3F"/>
     <w:multiLevelType w:val="hybridMultilevel"/>
     <w:tmpl w:val="C04839C8"/>
@@ -5685,7 +4214,7 @@
       </w:rPr>
     </w:lvl>
   </w:abstractNum>
-  <w:abstractNum w:abstractNumId="6" w15:restartNumberingAfterBreak="0">
+  <w:abstractNum w:abstractNumId="7" w15:restartNumberingAfterBreak="0">
     <w:nsid w:val="323A055F"/>
     <w:multiLevelType w:val="hybridMultilevel"/>
     <w:tmpl w:val="9ECA5AB2"/>
@@ -5771,7 +4300,7 @@
       </w:pPr>
     </w:lvl>
   </w:abstractNum>
-  <w:abstractNum w:abstractNumId="7" w15:restartNumberingAfterBreak="0">
+  <w:abstractNum w:abstractNumId="8" w15:restartNumberingAfterBreak="0">
     <w:nsid w:val="3BE90EE2"/>
     <w:multiLevelType w:val="multilevel"/>
     <w:tmpl w:val="0410001D"/>
@@ -5857,7 +4386,7 @@
       </w:pPr>
     </w:lvl>
   </w:abstractNum>
-  <w:abstractNum w:abstractNumId="8" w15:restartNumberingAfterBreak="0">
+  <w:abstractNum w:abstractNumId="9" w15:restartNumberingAfterBreak="0">
     <w:nsid w:val="433F031C"/>
     <w:multiLevelType w:val="hybridMultilevel"/>
     <w:tmpl w:val="BF20E17C"/>
@@ -5946,7 +4475,7 @@
       </w:pPr>
     </w:lvl>
   </w:abstractNum>
-  <w:abstractNum w:abstractNumId="9" w15:restartNumberingAfterBreak="0">
+  <w:abstractNum w:abstractNumId="10" w15:restartNumberingAfterBreak="0">
     <w:nsid w:val="4C7D1DED"/>
     <w:multiLevelType w:val="hybridMultilevel"/>
     <w:tmpl w:val="EA160F56"/>
@@ -6032,7 +4561,7 @@
       </w:pPr>
     </w:lvl>
   </w:abstractNum>
-  <w:abstractNum w:abstractNumId="10" w15:restartNumberingAfterBreak="0">
+  <w:abstractNum w:abstractNumId="11" w15:restartNumberingAfterBreak="0">
     <w:nsid w:val="50FA547B"/>
     <w:multiLevelType w:val="hybridMultilevel"/>
     <w:tmpl w:val="58D42BAC"/>
@@ -6145,7 +4674,7 @@
       </w:rPr>
     </w:lvl>
   </w:abstractNum>
-  <w:abstractNum w:abstractNumId="11" w15:restartNumberingAfterBreak="0">
+  <w:abstractNum w:abstractNumId="12" w15:restartNumberingAfterBreak="0">
     <w:nsid w:val="529F546E"/>
     <w:multiLevelType w:val="multilevel"/>
     <w:tmpl w:val="4DE01D96"/>
@@ -6231,7 +4760,7 @@
       </w:pPr>
     </w:lvl>
   </w:abstractNum>
-  <w:abstractNum w:abstractNumId="12" w15:restartNumberingAfterBreak="0">
+  <w:abstractNum w:abstractNumId="13" w15:restartNumberingAfterBreak="0">
     <w:nsid w:val="645557FE"/>
     <w:multiLevelType w:val="hybridMultilevel"/>
     <w:tmpl w:val="E6D87776"/>
@@ -6317,7 +4846,7 @@
       </w:pPr>
     </w:lvl>
   </w:abstractNum>
-  <w:abstractNum w:abstractNumId="13" w15:restartNumberingAfterBreak="0">
+  <w:abstractNum w:abstractNumId="14" w15:restartNumberingAfterBreak="0">
     <w:nsid w:val="69CB694F"/>
     <w:multiLevelType w:val="hybridMultilevel"/>
     <w:tmpl w:val="48624CE6"/>
@@ -6406,7 +4935,7 @@
       </w:pPr>
     </w:lvl>
   </w:abstractNum>
-  <w:abstractNum w:abstractNumId="14" w15:restartNumberingAfterBreak="0">
+  <w:abstractNum w:abstractNumId="15" w15:restartNumberingAfterBreak="0">
     <w:nsid w:val="761C520F"/>
     <w:multiLevelType w:val="hybridMultilevel"/>
     <w:tmpl w:val="7B804DAC"/>
@@ -6492,7 +5021,7 @@
       </w:pPr>
     </w:lvl>
   </w:abstractNum>
-  <w:abstractNum w:abstractNumId="15" w15:restartNumberingAfterBreak="0">
+  <w:abstractNum w:abstractNumId="16" w15:restartNumberingAfterBreak="0">
     <w:nsid w:val="773F6BBB"/>
     <w:multiLevelType w:val="hybridMultilevel"/>
     <w:tmpl w:val="ABCAFBE6"/>
@@ -6608,49 +5137,52 @@
     <w:abstractNumId w:val="1"/>
   </w:num>
   <w:num w:numId="2">
-    <w:abstractNumId w:val="11"/>
+    <w:abstractNumId w:val="12"/>
   </w:num>
   <w:num w:numId="3">
-    <w:abstractNumId w:val="5"/>
+    <w:abstractNumId w:val="6"/>
   </w:num>
   <w:num w:numId="4">
-    <w:abstractNumId w:val="10"/>
+    <w:abstractNumId w:val="11"/>
   </w:num>
   <w:num w:numId="5">
     <w:abstractNumId w:val="2"/>
   </w:num>
   <w:num w:numId="6">
-    <w:abstractNumId w:val="8"/>
+    <w:abstractNumId w:val="9"/>
   </w:num>
   <w:num w:numId="7">
     <w:abstractNumId w:val="3"/>
   </w:num>
   <w:num w:numId="8">
-    <w:abstractNumId w:val="14"/>
+    <w:abstractNumId w:val="15"/>
   </w:num>
   <w:num w:numId="9">
-    <w:abstractNumId w:val="7"/>
+    <w:abstractNumId w:val="8"/>
   </w:num>
   <w:num w:numId="10">
     <w:abstractNumId w:val="0"/>
   </w:num>
   <w:num w:numId="11">
-    <w:abstractNumId w:val="12"/>
+    <w:abstractNumId w:val="13"/>
   </w:num>
   <w:num w:numId="12">
-    <w:abstractNumId w:val="9"/>
+    <w:abstractNumId w:val="10"/>
   </w:num>
   <w:num w:numId="13">
-    <w:abstractNumId w:val="13"/>
+    <w:abstractNumId w:val="14"/>
   </w:num>
   <w:num w:numId="14">
-    <w:abstractNumId w:val="15"/>
+    <w:abstractNumId w:val="16"/>
   </w:num>
   <w:num w:numId="15">
-    <w:abstractNumId w:val="4"/>
+    <w:abstractNumId w:val="5"/>
   </w:num>
   <w:num w:numId="16">
-    <w:abstractNumId w:val="6"/>
+    <w:abstractNumId w:val="7"/>
+  </w:num>
+  <w:num w:numId="17">
+    <w:abstractNumId w:val="4"/>
   </w:num>
 </w:numbering>
 </file>

--- a/docs/ProceduraDiMigrazione/Procedura_migrazione_20200514.docx
+++ b/docs/ProceduraDiMigrazione/Procedura_migrazione_20200514.docx
@@ -685,10 +685,26 @@
         <w:t xml:space="preserve">DB1: </w:t>
       </w:r>
       <w:r>
-        <w:t xml:space="preserve">Database di produzione 1 (cnx su Server OVH): contenente </w:t>
-      </w:r>
-      <w:r>
-        <w:t xml:space="preserve">le relative tabelle, sequenze, funzioni e view denominate rispettivamente </w:t>
+        <w:t>Database di produzione 1 (</w:t>
+      </w:r>
+      <w:proofErr w:type="spellStart"/>
+      <w:r>
+        <w:t>cnx</w:t>
+      </w:r>
+      <w:proofErr w:type="spellEnd"/>
+      <w:r>
+        <w:t xml:space="preserve"> su Server OVH): contenente </w:t>
+      </w:r>
+      <w:r>
+        <w:t xml:space="preserve">le relative tabelle, sequenze, funzioni e </w:t>
+      </w:r>
+      <w:proofErr w:type="spellStart"/>
+      <w:r>
+        <w:t>view</w:t>
+      </w:r>
+      <w:proofErr w:type="spellEnd"/>
+      <w:r>
+        <w:t xml:space="preserve"> denominate rispettivamente </w:t>
       </w:r>
       <w:r>
         <w:t xml:space="preserve">tabelle1, </w:t>
@@ -718,7 +734,15 @@
         <w:t xml:space="preserve">DB2: </w:t>
       </w:r>
       <w:r>
-        <w:t>Database di test 2 (Gorico su Server AWS)</w:t>
+        <w:t>Database di test 2 (</w:t>
+      </w:r>
+      <w:proofErr w:type="spellStart"/>
+      <w:r>
+        <w:t>Gorico</w:t>
+      </w:r>
+      <w:proofErr w:type="spellEnd"/>
+      <w:r>
+        <w:t xml:space="preserve"> su Server AWS)</w:t>
       </w:r>
       <w:r>
         <w:t>:</w:t>
@@ -727,7 +751,15 @@
         <w:t xml:space="preserve"> contenente </w:t>
       </w:r>
       <w:r>
-        <w:t>le relative tabelle, sequenze, funzioni e view denominate rispettivamente</w:t>
+        <w:t xml:space="preserve">le relative tabelle, sequenze, funzioni e </w:t>
+      </w:r>
+      <w:proofErr w:type="spellStart"/>
+      <w:r>
+        <w:t>view</w:t>
+      </w:r>
+      <w:proofErr w:type="spellEnd"/>
+      <w:r>
+        <w:t xml:space="preserve"> denominate rispettivamente</w:t>
       </w:r>
       <w:r>
         <w:t xml:space="preserve"> tabelle2, funzioni2, sequenze2 e view</w:t>
@@ -751,7 +783,15 @@
         <w:t>DB3</w:t>
       </w:r>
       <w:r>
-        <w:t xml:space="preserve"> (GoricoProd)</w:t>
+        <w:t xml:space="preserve"> (</w:t>
+      </w:r>
+      <w:proofErr w:type="spellStart"/>
+      <w:r>
+        <w:t>GoricoProd</w:t>
+      </w:r>
+      <w:proofErr w:type="spellEnd"/>
+      <w:r>
+        <w:t>)</w:t>
       </w:r>
       <w:r>
         <w:t>: futuro database di produzione.</w:t>
@@ -803,8 +843,13 @@
         <w:t>(tabelle1) e l’uni</w:t>
       </w:r>
       <w:r>
-        <w:t>one delle funzioni e delle view</w:t>
-      </w:r>
+        <w:t xml:space="preserve">one delle funzioni e delle </w:t>
+      </w:r>
+      <w:proofErr w:type="spellStart"/>
+      <w:r>
+        <w:t>view</w:t>
+      </w:r>
+      <w:proofErr w:type="spellEnd"/>
       <w:r>
         <w:t xml:space="preserve"> del database di produzione e di quello di test (funzioni1 U funzioni2 e views1 U views2).</w:t>
       </w:r>
@@ -834,22 +879,89 @@
           <w:szCs w:val="24"/>
         </w:rPr>
         <w:lastRenderedPageBreak/>
-        <w:t>Fare il dump del db in produzione o scaricarlo tramite filezilla</w:t>
-      </w:r>
-    </w:p>
-    <w:p>
-      <w:pPr>
-        <w:rPr>
-          <w:sz w:val="24"/>
-          <w:szCs w:val="24"/>
-        </w:rPr>
-      </w:pPr>
-      <w:r>
-        <w:rPr>
-          <w:sz w:val="24"/>
-          <w:szCs w:val="24"/>
-        </w:rPr>
-        <w:t xml:space="preserve">Il DB di produzione in Connexio è salvato </w:t>
+        <w:t xml:space="preserve">Fare il </w:t>
+      </w:r>
+      <w:proofErr w:type="spellStart"/>
+      <w:r>
+        <w:rPr>
+          <w:b/>
+          <w:bCs/>
+          <w:sz w:val="24"/>
+          <w:szCs w:val="24"/>
+        </w:rPr>
+        <w:t>dump</w:t>
+      </w:r>
+      <w:proofErr w:type="spellEnd"/>
+      <w:r>
+        <w:rPr>
+          <w:b/>
+          <w:bCs/>
+          <w:sz w:val="24"/>
+          <w:szCs w:val="24"/>
+        </w:rPr>
+        <w:t xml:space="preserve"> del </w:t>
+      </w:r>
+      <w:proofErr w:type="spellStart"/>
+      <w:r>
+        <w:rPr>
+          <w:b/>
+          <w:bCs/>
+          <w:sz w:val="24"/>
+          <w:szCs w:val="24"/>
+        </w:rPr>
+        <w:t>db</w:t>
+      </w:r>
+      <w:proofErr w:type="spellEnd"/>
+      <w:r>
+        <w:rPr>
+          <w:b/>
+          <w:bCs/>
+          <w:sz w:val="24"/>
+          <w:szCs w:val="24"/>
+        </w:rPr>
+        <w:t xml:space="preserve"> in produzione o scaricarlo tramite </w:t>
+      </w:r>
+      <w:proofErr w:type="spellStart"/>
+      <w:r>
+        <w:rPr>
+          <w:b/>
+          <w:bCs/>
+          <w:sz w:val="24"/>
+          <w:szCs w:val="24"/>
+        </w:rPr>
+        <w:t>filezilla</w:t>
+      </w:r>
+      <w:proofErr w:type="spellEnd"/>
+    </w:p>
+    <w:p>
+      <w:pPr>
+        <w:rPr>
+          <w:sz w:val="24"/>
+          <w:szCs w:val="24"/>
+        </w:rPr>
+      </w:pPr>
+      <w:r>
+        <w:rPr>
+          <w:sz w:val="24"/>
+          <w:szCs w:val="24"/>
+        </w:rPr>
+        <w:t xml:space="preserve">Il DB di produzione in </w:t>
+      </w:r>
+      <w:proofErr w:type="spellStart"/>
+      <w:r>
+        <w:rPr>
+          <w:sz w:val="24"/>
+          <w:szCs w:val="24"/>
+        </w:rPr>
+        <w:t>Connexio</w:t>
+      </w:r>
+      <w:proofErr w:type="spellEnd"/>
+      <w:r>
+        <w:rPr>
+          <w:sz w:val="24"/>
+          <w:szCs w:val="24"/>
+        </w:rPr>
+        <w:t xml:space="preserve"> è salvato </w:t>
       </w:r>
       <w:r>
         <w:rPr>
@@ -870,8 +982,49 @@
           <w:sz w:val="24"/>
           <w:szCs w:val="24"/>
         </w:rPr>
-        <w:t>/var/lib/postgresql</w:t>
-      </w:r>
+        <w:t>/</w:t>
+      </w:r>
+      <w:proofErr w:type="spellStart"/>
+      <w:r>
+        <w:rPr>
+          <w:sz w:val="24"/>
+          <w:szCs w:val="24"/>
+        </w:rPr>
+        <w:t>var</w:t>
+      </w:r>
+      <w:proofErr w:type="spellEnd"/>
+      <w:r>
+        <w:rPr>
+          <w:sz w:val="24"/>
+          <w:szCs w:val="24"/>
+        </w:rPr>
+        <w:t>/</w:t>
+      </w:r>
+      <w:proofErr w:type="spellStart"/>
+      <w:r>
+        <w:rPr>
+          <w:sz w:val="24"/>
+          <w:szCs w:val="24"/>
+        </w:rPr>
+        <w:t>lib</w:t>
+      </w:r>
+      <w:proofErr w:type="spellEnd"/>
+      <w:r>
+        <w:rPr>
+          <w:sz w:val="24"/>
+          <w:szCs w:val="24"/>
+        </w:rPr>
+        <w:t>/</w:t>
+      </w:r>
+      <w:proofErr w:type="spellStart"/>
+      <w:r>
+        <w:rPr>
+          <w:sz w:val="24"/>
+          <w:szCs w:val="24"/>
+        </w:rPr>
+        <w:t>postgresql</w:t>
+      </w:r>
+      <w:proofErr w:type="spellEnd"/>
       <w:r>
         <w:rPr>
           <w:sz w:val="24"/>
@@ -884,7 +1037,39 @@
           <w:sz w:val="24"/>
           <w:szCs w:val="24"/>
         </w:rPr>
-        <w:t xml:space="preserve">: è possibile scaricarlo tramite FileZilla. Qualora un backup aggiornato non sia presente è necessario lanciare un backup_manualmente. </w:t>
+        <w:t xml:space="preserve">: è possibile scaricarlo tramite </w:t>
+      </w:r>
+      <w:proofErr w:type="spellStart"/>
+      <w:r>
+        <w:rPr>
+          <w:sz w:val="24"/>
+          <w:szCs w:val="24"/>
+        </w:rPr>
+        <w:t>FileZilla</w:t>
+      </w:r>
+      <w:proofErr w:type="spellEnd"/>
+      <w:r>
+        <w:rPr>
+          <w:sz w:val="24"/>
+          <w:szCs w:val="24"/>
+        </w:rPr>
+        <w:t xml:space="preserve">. Qualora un backup aggiornato non sia presente è necessario lanciare un </w:t>
+      </w:r>
+      <w:proofErr w:type="spellStart"/>
+      <w:r>
+        <w:rPr>
+          <w:sz w:val="24"/>
+          <w:szCs w:val="24"/>
+        </w:rPr>
+        <w:t>backup_manualmente</w:t>
+      </w:r>
+      <w:proofErr w:type="spellEnd"/>
+      <w:r>
+        <w:rPr>
+          <w:sz w:val="24"/>
+          <w:szCs w:val="24"/>
+        </w:rPr>
+        <w:t xml:space="preserve">. </w:t>
       </w:r>
     </w:p>
     <w:p>
@@ -914,22 +1099,46 @@
           <w:sz w:val="24"/>
           <w:szCs w:val="24"/>
         </w:rPr>
-        <w:t>Prima di lanciare il back-up verificare la presenza di sufficiente spazio su disco tramite il comando “df -h”</w:t>
-      </w:r>
-    </w:p>
-    <w:p>
-      <w:pPr>
-        <w:rPr>
-          <w:sz w:val="24"/>
-          <w:szCs w:val="24"/>
-        </w:rPr>
-      </w:pPr>
-      <w:r>
-        <w:rPr>
-          <w:sz w:val="24"/>
-          <w:szCs w:val="24"/>
-        </w:rPr>
-        <w:t>Per lanciare il Bac</w:t>
+        <w:t>Prima di lanciare il back-up verificare la presenza di sufficiente spazio su disco tramite il comando “</w:t>
+      </w:r>
+      <w:proofErr w:type="spellStart"/>
+      <w:r>
+        <w:rPr>
+          <w:sz w:val="24"/>
+          <w:szCs w:val="24"/>
+        </w:rPr>
+        <w:t>df</w:t>
+      </w:r>
+      <w:proofErr w:type="spellEnd"/>
+      <w:r>
+        <w:rPr>
+          <w:sz w:val="24"/>
+          <w:szCs w:val="24"/>
+        </w:rPr>
+        <w:t xml:space="preserve"> -h”</w:t>
+      </w:r>
+    </w:p>
+    <w:p>
+      <w:pPr>
+        <w:rPr>
+          <w:sz w:val="24"/>
+          <w:szCs w:val="24"/>
+        </w:rPr>
+      </w:pPr>
+      <w:r>
+        <w:rPr>
+          <w:sz w:val="24"/>
+          <w:szCs w:val="24"/>
+        </w:rPr>
+        <w:t xml:space="preserve">Per lanciare il </w:t>
+      </w:r>
+      <w:proofErr w:type="spellStart"/>
+      <w:r>
+        <w:rPr>
+          <w:sz w:val="24"/>
+          <w:szCs w:val="24"/>
+        </w:rPr>
+        <w:t>Bac</w:t>
       </w:r>
       <w:r>
         <w:rPr>
@@ -943,7 +1152,15 @@
           <w:sz w:val="24"/>
           <w:szCs w:val="24"/>
         </w:rPr>
-        <w:t>up utilizzare la seguente riga di comando:</w:t>
+        <w:t>up</w:t>
+      </w:r>
+      <w:proofErr w:type="spellEnd"/>
+      <w:r>
+        <w:rPr>
+          <w:sz w:val="24"/>
+          <w:szCs w:val="24"/>
+        </w:rPr>
+        <w:t xml:space="preserve"> utilizzare la seguente riga di comando:</w:t>
       </w:r>
     </w:p>
     <w:p>
@@ -954,13 +1171,59 @@
           <w:lang w:val="en-GB"/>
         </w:rPr>
       </w:pPr>
+      <w:proofErr w:type="spellStart"/>
       <w:r>
         <w:rPr>
           <w:sz w:val="24"/>
           <w:szCs w:val="24"/>
           <w:lang w:val="en-GB"/>
         </w:rPr>
-        <w:t>pg_dump --file "/home/alacritas0/20200305_manuale.backup" --host "127.0.0.1" --port "5432" --username "entrasp" --verbose --format=c --blobs "cnx"</w:t>
+        <w:t>pg_dump</w:t>
+      </w:r>
+      <w:proofErr w:type="spellEnd"/>
+      <w:r>
+        <w:rPr>
+          <w:sz w:val="24"/>
+          <w:szCs w:val="24"/>
+          <w:lang w:val="en-GB"/>
+        </w:rPr>
+        <w:t xml:space="preserve"> --file "/home/alacritas0/20200305_manuale.backup" --host "127.0.0.1" --port "5432" --username "</w:t>
+      </w:r>
+      <w:proofErr w:type="spellStart"/>
+      <w:r>
+        <w:rPr>
+          <w:sz w:val="24"/>
+          <w:szCs w:val="24"/>
+          <w:lang w:val="en-GB"/>
+        </w:rPr>
+        <w:t>entrasp</w:t>
+      </w:r>
+      <w:proofErr w:type="spellEnd"/>
+      <w:r>
+        <w:rPr>
+          <w:sz w:val="24"/>
+          <w:szCs w:val="24"/>
+          <w:lang w:val="en-GB"/>
+        </w:rPr>
+        <w:t>" --verbose --format=c --blobs "</w:t>
+      </w:r>
+      <w:proofErr w:type="spellStart"/>
+      <w:r>
+        <w:rPr>
+          <w:sz w:val="24"/>
+          <w:szCs w:val="24"/>
+          <w:lang w:val="en-GB"/>
+        </w:rPr>
+        <w:t>cnx</w:t>
+      </w:r>
+      <w:proofErr w:type="spellEnd"/>
+      <w:r>
+        <w:rPr>
+          <w:sz w:val="24"/>
+          <w:szCs w:val="24"/>
+          <w:lang w:val="en-GB"/>
+        </w:rPr>
+        <w:t>"</w:t>
       </w:r>
     </w:p>
     <w:p>
@@ -1004,8 +1267,19 @@
           <w:sz w:val="24"/>
           <w:szCs w:val="24"/>
         </w:rPr>
-        <w:t>Caricare su AWS il DB cnx</w:t>
-      </w:r>
+        <w:t xml:space="preserve">Caricare su AWS il DB </w:t>
+      </w:r>
+      <w:proofErr w:type="spellStart"/>
+      <w:r>
+        <w:rPr>
+          <w:b/>
+          <w:bCs/>
+          <w:sz w:val="24"/>
+          <w:szCs w:val="24"/>
+        </w:rPr>
+        <w:t>cnx</w:t>
+      </w:r>
+      <w:proofErr w:type="spellEnd"/>
     </w:p>
     <w:p>
       <w:pPr>
@@ -1019,10 +1293,34 @@
         <w:t xml:space="preserve">[FATTO DA AMEDEO] </w:t>
       </w:r>
       <w:r>
-        <w:t>Caricare su AWS il DB cnx backup di DB1</w:t>
-      </w:r>
-      <w:r>
-        <w:t>: per farlo è necessario usare scp (da GIT Bash)</w:t>
+        <w:t xml:space="preserve">Caricare su AWS il DB </w:t>
+      </w:r>
+      <w:proofErr w:type="spellStart"/>
+      <w:r>
+        <w:t>cnx</w:t>
+      </w:r>
+      <w:proofErr w:type="spellEnd"/>
+      <w:r>
+        <w:t xml:space="preserve"> backup di DB1</w:t>
+      </w:r>
+      <w:r>
+        <w:t xml:space="preserve">: per farlo è necessario usare </w:t>
+      </w:r>
+      <w:proofErr w:type="spellStart"/>
+      <w:r>
+        <w:t>scp</w:t>
+      </w:r>
+      <w:proofErr w:type="spellEnd"/>
+      <w:r>
+        <w:t xml:space="preserve"> (da GIT </w:t>
+      </w:r>
+      <w:proofErr w:type="spellStart"/>
+      <w:r>
+        <w:t>Bash</w:t>
+      </w:r>
+      <w:proofErr w:type="spellEnd"/>
+      <w:r>
+        <w:t>)</w:t>
       </w:r>
       <w:r>
         <w:t>:</w:t>
@@ -1037,7 +1335,15 @@
         </w:numPr>
       </w:pPr>
       <w:r>
-        <w:t>Andare nella dir in cui c’è il db;</w:t>
+        <w:t xml:space="preserve">Andare nella dir in cui c’è il </w:t>
+      </w:r>
+      <w:proofErr w:type="spellStart"/>
+      <w:r>
+        <w:t>db</w:t>
+      </w:r>
+      <w:proofErr w:type="spellEnd"/>
+      <w:r>
+        <w:t>;</w:t>
       </w:r>
     </w:p>
     <w:p>
@@ -1052,7 +1358,23 @@
         <w:t>Scrivere il comando (opportunam</w:t>
       </w:r>
       <w:r>
-        <w:t>ente modificato in relazione al nome del db ed alla posizione della chiave di autenticazione (file .pem):</w:t>
+        <w:t xml:space="preserve">ente modificato in relazione al nome del </w:t>
+      </w:r>
+      <w:proofErr w:type="spellStart"/>
+      <w:r>
+        <w:t>db</w:t>
+      </w:r>
+      <w:proofErr w:type="spellEnd"/>
+      <w:r>
+        <w:t xml:space="preserve"> ed alla posizione della chiave di autenticazione (file .</w:t>
+      </w:r>
+      <w:proofErr w:type="spellStart"/>
+      <w:r>
+        <w:t>pem</w:t>
+      </w:r>
+      <w:proofErr w:type="spellEnd"/>
+      <w:r>
+        <w:t>):</w:t>
       </w:r>
     </w:p>
     <w:p>
@@ -1066,12 +1388,37 @@
           <w:lang w:val="en-GB"/>
         </w:rPr>
       </w:pPr>
+      <w:proofErr w:type="spellStart"/>
       <w:r>
         <w:rPr>
           <w:rFonts w:asciiTheme="majorHAnsi" w:hAnsiTheme="majorHAnsi" w:cstheme="majorHAnsi"/>
           <w:lang w:val="en-GB"/>
         </w:rPr>
-        <w:t xml:space="preserve">scp -i C:/Users/Amedeo/OneDrive/MigrazioneGRC_One_Drive/keys/server_amedeo.pem ./cnx_db_2020-02-16_00-03.backup </w:t>
+        <w:t>scp</w:t>
+      </w:r>
+      <w:proofErr w:type="spellEnd"/>
+      <w:r>
+        <w:rPr>
+          <w:rFonts w:asciiTheme="majorHAnsi" w:hAnsiTheme="majorHAnsi" w:cstheme="majorHAnsi"/>
+          <w:lang w:val="en-GB"/>
+        </w:rPr>
+        <w:t xml:space="preserve"> -</w:t>
+      </w:r>
+      <w:proofErr w:type="spellStart"/>
+      <w:r>
+        <w:rPr>
+          <w:rFonts w:asciiTheme="majorHAnsi" w:hAnsiTheme="majorHAnsi" w:cstheme="majorHAnsi"/>
+          <w:lang w:val="en-GB"/>
+        </w:rPr>
+        <w:t>i</w:t>
+      </w:r>
+      <w:proofErr w:type="spellEnd"/>
+      <w:r>
+        <w:rPr>
+          <w:rFonts w:asciiTheme="majorHAnsi" w:hAnsiTheme="majorHAnsi" w:cstheme="majorHAnsi"/>
+          <w:lang w:val="en-GB"/>
+        </w:rPr>
+        <w:t xml:space="preserve"> C:/Users/Amedeo/OneDrive/MigrazioneGRC_One_Drive/keys/server_amedeo.pem ./cnx_db_2020-02-16_00-03.backup </w:t>
       </w:r>
       <w:hyperlink r:id="rId6" w:history="1">
         <w:r>
@@ -1110,7 +1457,21 @@
         <w:rPr>
           <w:rFonts w:asciiTheme="majorHAnsi" w:hAnsiTheme="majorHAnsi" w:cstheme="majorHAnsi"/>
         </w:rPr>
-        <w:t xml:space="preserve"> il file pem adesso è nel desktop.</w:t>
+        <w:t xml:space="preserve"> il file </w:t>
+      </w:r>
+      <w:proofErr w:type="spellStart"/>
+      <w:r>
+        <w:rPr>
+          <w:rFonts w:asciiTheme="majorHAnsi" w:hAnsiTheme="majorHAnsi" w:cstheme="majorHAnsi"/>
+        </w:rPr>
+        <w:t>pem</w:t>
+      </w:r>
+      <w:proofErr w:type="spellEnd"/>
+      <w:r>
+        <w:rPr>
+          <w:rFonts w:asciiTheme="majorHAnsi" w:hAnsiTheme="majorHAnsi" w:cstheme="majorHAnsi"/>
+        </w:rPr>
+        <w:t xml:space="preserve"> adesso è nel desktop.</w:t>
       </w:r>
     </w:p>
     <w:p>
@@ -1124,12 +1485,37 @@
           <w:lang w:val="en-GB"/>
         </w:rPr>
       </w:pPr>
+      <w:proofErr w:type="spellStart"/>
       <w:r>
         <w:rPr>
           <w:rFonts w:asciiTheme="majorHAnsi" w:hAnsiTheme="majorHAnsi" w:cstheme="majorHAnsi"/>
           <w:lang w:val="en-GB"/>
         </w:rPr>
-        <w:t>scp -i C:/Users/Amedeo/Desktop/server_amedeo.pem ./2020514_manuale.backup ec2-user@18.197.167.37:/home/ec2-user/</w:t>
+        <w:t>scp</w:t>
+      </w:r>
+      <w:proofErr w:type="spellEnd"/>
+      <w:r>
+        <w:rPr>
+          <w:rFonts w:asciiTheme="majorHAnsi" w:hAnsiTheme="majorHAnsi" w:cstheme="majorHAnsi"/>
+          <w:lang w:val="en-GB"/>
+        </w:rPr>
+        <w:t xml:space="preserve"> -</w:t>
+      </w:r>
+      <w:proofErr w:type="spellStart"/>
+      <w:r>
+        <w:rPr>
+          <w:rFonts w:asciiTheme="majorHAnsi" w:hAnsiTheme="majorHAnsi" w:cstheme="majorHAnsi"/>
+          <w:lang w:val="en-GB"/>
+        </w:rPr>
+        <w:t>i</w:t>
+      </w:r>
+      <w:proofErr w:type="spellEnd"/>
+      <w:r>
+        <w:rPr>
+          <w:rFonts w:asciiTheme="majorHAnsi" w:hAnsiTheme="majorHAnsi" w:cstheme="majorHAnsi"/>
+          <w:lang w:val="en-GB"/>
+        </w:rPr>
+        <w:t xml:space="preserve"> C:/Users/Amedeo/Desktop/server_amedeo.pem ./2020514_manuale.backup ec2-user@18.197.167.37:/home/ec2-user/</w:t>
       </w:r>
     </w:p>
     <w:p>
@@ -1144,10 +1530,31 @@
         <w:t xml:space="preserve">[FATTO DA AMEDEO] </w:t>
       </w:r>
       <w:r>
-        <w:t>Caricare istanza del db tramite comando dalla shell di ssh</w:t>
-      </w:r>
-      <w:r>
-        <w:t xml:space="preserve"> (da putty quando ti connetti su AWS)</w:t>
+        <w:t xml:space="preserve">Caricare istanza del </w:t>
+      </w:r>
+      <w:proofErr w:type="spellStart"/>
+      <w:r>
+        <w:t>db</w:t>
+      </w:r>
+      <w:proofErr w:type="spellEnd"/>
+      <w:r>
+        <w:t xml:space="preserve"> tramite comando dalla shell di </w:t>
+      </w:r>
+      <w:proofErr w:type="spellStart"/>
+      <w:r>
+        <w:t>ssh</w:t>
+      </w:r>
+      <w:proofErr w:type="spellEnd"/>
+      <w:r>
+        <w:t xml:space="preserve"> (da </w:t>
+      </w:r>
+      <w:proofErr w:type="spellStart"/>
+      <w:r>
+        <w:t>putty</w:t>
+      </w:r>
+      <w:proofErr w:type="spellEnd"/>
+      <w:r>
+        <w:t xml:space="preserve"> quando ti connetti su AWS)</w:t>
       </w:r>
       <w:r>
         <w:t>:</w:t>
@@ -1158,12 +1565,30 @@
         <w:pStyle w:val="Paragrafoelenco"/>
         <w:ind w:left="360"/>
       </w:pPr>
-      <w:r>
-        <w:t>pg_restore -v -h goricotest-new.caxbbckt9xen.eu-central-1.rds.amazonaws.com -U postgres -d Gorico</w:t>
+      <w:proofErr w:type="spellStart"/>
+      <w:r>
+        <w:t>pg_restore</w:t>
+      </w:r>
+      <w:proofErr w:type="spellEnd"/>
+      <w:r>
+        <w:t xml:space="preserve"> -v -h goricotest-new.caxbbckt9xen.eu-central-1.rds.amazonaws.com -U </w:t>
+      </w:r>
+      <w:proofErr w:type="spellStart"/>
+      <w:r>
+        <w:t>postgres</w:t>
+      </w:r>
+      <w:proofErr w:type="spellEnd"/>
+      <w:r>
+        <w:t xml:space="preserve"> -d </w:t>
+      </w:r>
+      <w:proofErr w:type="spellStart"/>
+      <w:r>
+        <w:t>Gorico</w:t>
       </w:r>
       <w:r>
         <w:t>Prod</w:t>
       </w:r>
+      <w:proofErr w:type="spellEnd"/>
       <w:r>
         <w:t xml:space="preserve"> Backup20190902</w:t>
       </w:r>
@@ -1179,9 +1604,27 @@
         <w:pStyle w:val="Paragrafoelenco"/>
         <w:ind w:left="360"/>
       </w:pPr>
-      <w:r>
-        <w:t>GoricoProd è il db fatto in precedenza su pgAdmin</w:t>
-      </w:r>
+      <w:proofErr w:type="spellStart"/>
+      <w:r>
+        <w:t>GoricoProd</w:t>
+      </w:r>
+      <w:proofErr w:type="spellEnd"/>
+      <w:r>
+        <w:t xml:space="preserve"> è il </w:t>
+      </w:r>
+      <w:proofErr w:type="spellStart"/>
+      <w:r>
+        <w:t>db</w:t>
+      </w:r>
+      <w:proofErr w:type="spellEnd"/>
+      <w:r>
+        <w:t xml:space="preserve"> fatto in precedenza su </w:t>
+      </w:r>
+      <w:proofErr w:type="spellStart"/>
+      <w:r>
+        <w:t>pgAdmin</w:t>
+      </w:r>
+      <w:proofErr w:type="spellEnd"/>
     </w:p>
     <w:p>
       <w:pPr>
@@ -1189,7 +1632,15 @@
         <w:ind w:left="360"/>
       </w:pPr>
       <w:r>
-        <w:t xml:space="preserve">Backup20190902 è il nome del db (il 14-05-2020 noi avevamo </w:t>
+        <w:t xml:space="preserve">Backup20190902 è il nome del </w:t>
+      </w:r>
+      <w:proofErr w:type="spellStart"/>
+      <w:r>
+        <w:t>db</w:t>
+      </w:r>
+      <w:proofErr w:type="spellEnd"/>
+      <w:r>
+        <w:t xml:space="preserve"> (il 14-05-2020 noi avevamo </w:t>
       </w:r>
       <w:r>
         <w:rPr>
@@ -1201,7 +1652,21 @@
         <w:rPr>
           <w:rFonts w:asciiTheme="majorHAnsi" w:hAnsiTheme="majorHAnsi" w:cstheme="majorHAnsi"/>
         </w:rPr>
-        <w:t xml:space="preserve"> come nome. Se non lo trova mandare il comando ls per vedere cosa c’è dentro</w:t>
+        <w:t xml:space="preserve"> come nome. Se non lo trova mandare il comando </w:t>
+      </w:r>
+      <w:proofErr w:type="spellStart"/>
+      <w:r>
+        <w:rPr>
+          <w:rFonts w:asciiTheme="majorHAnsi" w:hAnsiTheme="majorHAnsi" w:cstheme="majorHAnsi"/>
+        </w:rPr>
+        <w:t>ls</w:t>
+      </w:r>
+      <w:proofErr w:type="spellEnd"/>
+      <w:r>
+        <w:rPr>
+          <w:rFonts w:asciiTheme="majorHAnsi" w:hAnsiTheme="majorHAnsi" w:cstheme="majorHAnsi"/>
+        </w:rPr>
+        <w:t xml:space="preserve"> per vedere cosa c’è dentro</w:t>
       </w:r>
       <w:r>
         <w:t xml:space="preserve">) </w:t>
@@ -1301,7 +1766,23 @@
         <w:t xml:space="preserve">[FATTO DA SILVIO] </w:t>
       </w:r>
       <w:r>
-        <w:t>Copiare la view “grc_lista_funzioni” su DB3 per ottenere una lista delle funzioni presenti in DB3.</w:t>
+        <w:t xml:space="preserve">Copiare la </w:t>
+      </w:r>
+      <w:proofErr w:type="spellStart"/>
+      <w:r>
+        <w:t>view</w:t>
+      </w:r>
+      <w:proofErr w:type="spellEnd"/>
+      <w:r>
+        <w:t xml:space="preserve"> “</w:t>
+      </w:r>
+      <w:proofErr w:type="spellStart"/>
+      <w:r>
+        <w:t>grc_lista_funzioni</w:t>
+      </w:r>
+      <w:proofErr w:type="spellEnd"/>
+      <w:r>
+        <w:t>” su DB3 per ottenere una lista delle funzioni presenti in DB3.</w:t>
       </w:r>
     </w:p>
     <w:p>
@@ -1322,20 +1803,65 @@
         <w:t xml:space="preserve">[FATTO DA SILVIO] </w:t>
       </w:r>
       <w:r>
-        <w:t>Usare la view grc_lista_funzioni</w:t>
-      </w:r>
-      <w:r>
-        <w:t xml:space="preserve"> su pgAdmin </w:t>
+        <w:t xml:space="preserve">Usare la </w:t>
+      </w:r>
+      <w:proofErr w:type="spellStart"/>
+      <w:r>
+        <w:t>view</w:t>
+      </w:r>
+      <w:proofErr w:type="spellEnd"/>
+      <w:r>
+        <w:t xml:space="preserve"> </w:t>
+      </w:r>
+      <w:proofErr w:type="spellStart"/>
+      <w:r>
+        <w:t>grc_lista_funzioni</w:t>
+      </w:r>
+      <w:proofErr w:type="spellEnd"/>
+      <w:r>
+        <w:t xml:space="preserve"> su </w:t>
+      </w:r>
+      <w:proofErr w:type="spellStart"/>
+      <w:r>
+        <w:t>pgAdmin</w:t>
+      </w:r>
+      <w:proofErr w:type="spellEnd"/>
+      <w:r>
+        <w:t xml:space="preserve"> </w:t>
       </w:r>
       <w:r>
         <w:t>per ottenere una lista delle funzioni presenti nel database2.</w:t>
       </w:r>
       <w:r>
-        <w:t xml:space="preserve"> Tale view restituisce una colonna con tutti i nomi delle funzioni all’interno del DB2. Copiare tale colonna e incollarla nel file excel: </w:t>
+        <w:t xml:space="preserve"> Tale </w:t>
+      </w:r>
+      <w:proofErr w:type="spellStart"/>
+      <w:r>
+        <w:t>view</w:t>
+      </w:r>
+      <w:proofErr w:type="spellEnd"/>
+      <w:r>
+        <w:t xml:space="preserve"> restituisce una colonna con tutti i nomi delle funzioni all’interno del DB2. Copiare tale colonna e incollarla nel file </w:t>
+      </w:r>
+      <w:proofErr w:type="spellStart"/>
+      <w:r>
+        <w:t>excel</w:t>
+      </w:r>
+      <w:proofErr w:type="spellEnd"/>
+      <w:r>
+        <w:t xml:space="preserve">: </w:t>
       </w:r>
       <w:r>
         <w:lastRenderedPageBreak/>
-        <w:t xml:space="preserve">“funzioni_e_view_gorico_goricoprod”, foglio 1 </w:t>
+        <w:t>“</w:t>
+      </w:r>
+      <w:proofErr w:type="spellStart"/>
+      <w:r>
+        <w:t>funzioni_e_view_gorico_goricoprod</w:t>
+      </w:r>
+      <w:proofErr w:type="spellEnd"/>
+      <w:r>
+        <w:t xml:space="preserve">”, foglio 1 </w:t>
       </w:r>
       <w:r>
         <w:rPr>
@@ -1347,7 +1873,21 @@
         <w:rPr>
           <w:strike/>
         </w:rPr>
-        <w:t xml:space="preserve"> “funzioni_gorico_goricoprod”, primo capitolo “</w:t>
+        <w:t xml:space="preserve"> “</w:t>
+      </w:r>
+      <w:proofErr w:type="spellStart"/>
+      <w:r>
+        <w:rPr>
+          <w:strike/>
+        </w:rPr>
+        <w:t>funzioni_gorico_goricoprod</w:t>
+      </w:r>
+      <w:proofErr w:type="spellEnd"/>
+      <w:r>
+        <w:rPr>
+          <w:strike/>
+        </w:rPr>
+        <w:t>”, primo capitolo “</w:t>
       </w:r>
       <w:r>
         <w:rPr>
@@ -1377,22 +1917,76 @@
         <w:t xml:space="preserve">[FATTO DA SILVIO] </w:t>
       </w:r>
       <w:r>
-        <w:t>Usare la view grc_lista_funzioni per ottenere una lista delle funzioni presenti nel database3.</w:t>
-      </w:r>
+        <w:t xml:space="preserve">Usare la </w:t>
+      </w:r>
+      <w:proofErr w:type="spellStart"/>
+      <w:r>
+        <w:t>view</w:t>
+      </w:r>
+      <w:proofErr w:type="spellEnd"/>
       <w:r>
         <w:t xml:space="preserve"> </w:t>
       </w:r>
-      <w:r>
-        <w:t>Tale view restituisce una colonna con tutti i nomi delle funzioni all’interno del DB3. Copiare tale colonna e incollarla nel file excel: “funzioni_e_view_gorico_goricoprod” foglio 1</w:t>
+      <w:proofErr w:type="spellStart"/>
+      <w:r>
+        <w:t>grc_lista_funzioni</w:t>
+      </w:r>
+      <w:proofErr w:type="spellEnd"/>
+      <w:r>
+        <w:t xml:space="preserve"> per ottenere una lista delle funzioni presenti nel database3.</w:t>
       </w:r>
       <w:r>
         <w:t xml:space="preserve"> </w:t>
       </w:r>
       <w:r>
+        <w:t xml:space="preserve">Tale </w:t>
+      </w:r>
+      <w:proofErr w:type="spellStart"/>
+      <w:r>
+        <w:t>view</w:t>
+      </w:r>
+      <w:proofErr w:type="spellEnd"/>
+      <w:r>
+        <w:t xml:space="preserve"> restituisce una colonna con tutti i nomi delle funzioni all’interno del DB3. Copiare tale colonna e incollarla nel file </w:t>
+      </w:r>
+      <w:proofErr w:type="spellStart"/>
+      <w:r>
+        <w:t>excel</w:t>
+      </w:r>
+      <w:proofErr w:type="spellEnd"/>
+      <w:r>
+        <w:t>: “</w:t>
+      </w:r>
+      <w:proofErr w:type="spellStart"/>
+      <w:r>
+        <w:t>funzioni_e_view_gorico_goricoprod</w:t>
+      </w:r>
+      <w:proofErr w:type="spellEnd"/>
+      <w:r>
+        <w:t>” foglio 1</w:t>
+      </w:r>
+      <w:r>
+        <w:t xml:space="preserve"> </w:t>
+      </w:r>
+      <w:r>
         <w:rPr>
           <w:strike/>
         </w:rPr>
-        <w:t>e nel file word “funzioni_gorico_goricoprod”, secondo capitolo “</w:t>
+        <w:t>e nel file word “</w:t>
+      </w:r>
+      <w:proofErr w:type="spellStart"/>
+      <w:r>
+        <w:rPr>
+          <w:strike/>
+        </w:rPr>
+        <w:t>funzioni_gorico_goricoprod</w:t>
+      </w:r>
+      <w:proofErr w:type="spellEnd"/>
+      <w:r>
+        <w:rPr>
+          <w:strike/>
+        </w:rPr>
+        <w:t>”, secondo capitolo “</w:t>
       </w:r>
       <w:r>
         <w:rPr>
@@ -1437,9 +2031,11 @@
       <w:r>
         <w:t xml:space="preserve"> utilizzando la funzione </w:t>
       </w:r>
+      <w:proofErr w:type="spellStart"/>
       <w:r>
         <w:t>cerca.vert</w:t>
       </w:r>
+      <w:proofErr w:type="spellEnd"/>
       <w:r>
         <w:t xml:space="preserve"> </w:t>
       </w:r>
@@ -1456,7 +2052,23 @@
         <w:t xml:space="preserve"> O COSE SIMILI</w:t>
       </w:r>
       <w:r>
-        <w:t xml:space="preserve"> nel file excel “funzioni_e_view_gorico_goricoprod” foglio 1</w:t>
+        <w:t xml:space="preserve"> nel file </w:t>
+      </w:r>
+      <w:proofErr w:type="spellStart"/>
+      <w:r>
+        <w:t>excel</w:t>
+      </w:r>
+      <w:proofErr w:type="spellEnd"/>
+      <w:r>
+        <w:t xml:space="preserve"> “</w:t>
+      </w:r>
+      <w:proofErr w:type="spellStart"/>
+      <w:r>
+        <w:t>funzioni_e_view_gorico_goricoprod</w:t>
+      </w:r>
+      <w:proofErr w:type="spellEnd"/>
+      <w:r>
+        <w:t>” foglio 1</w:t>
       </w:r>
       <w:r>
         <w:t>.</w:t>
@@ -1483,7 +2095,21 @@
         <w:rPr>
           <w:strike/>
         </w:rPr>
-        <w:t xml:space="preserve">Una volta ottenuta tale lista, scriverla nel file word “funzioni_gorico_goricoprod” </w:t>
+        <w:t>Una volta ottenuta tale lista, scriverla nel file word “</w:t>
+      </w:r>
+      <w:proofErr w:type="spellStart"/>
+      <w:r>
+        <w:rPr>
+          <w:strike/>
+        </w:rPr>
+        <w:t>funzioni_gorico_goricoprod</w:t>
+      </w:r>
+      <w:proofErr w:type="spellEnd"/>
+      <w:r>
+        <w:rPr>
+          <w:strike/>
+        </w:rPr>
+        <w:t xml:space="preserve">” </w:t>
       </w:r>
       <w:r>
         <w:rPr>
@@ -1532,7 +2158,31 @@
         <w:t>”.</w:t>
       </w:r>
       <w:r>
-        <w:t xml:space="preserve"> Inoltre, salvare tale colonna in un file excel a parte che può essere chiamato, ad esempio, “da_importare.csv”. Il file dev’essere salvato in formato csv con codifica UTF8 (scegliere nel menù a tendina quando salvi il dato”.</w:t>
+        <w:t xml:space="preserve"> Inoltre, salvare tale colonna in un file </w:t>
+      </w:r>
+      <w:proofErr w:type="spellStart"/>
+      <w:r>
+        <w:t>excel</w:t>
+      </w:r>
+      <w:proofErr w:type="spellEnd"/>
+      <w:r>
+        <w:t xml:space="preserve"> a parte che può essere chiamato, ad esempio, “da_importare.csv”. Il file dev’essere salvato in formato </w:t>
+      </w:r>
+      <w:proofErr w:type="spellStart"/>
+      <w:r>
+        <w:t>csv</w:t>
+      </w:r>
+      <w:proofErr w:type="spellEnd"/>
+      <w:r>
+        <w:t xml:space="preserve"> con codifica UTF8 (scegliere nel </w:t>
+      </w:r>
+      <w:proofErr w:type="spellStart"/>
+      <w:r>
+        <w:t>menù</w:t>
+      </w:r>
+      <w:proofErr w:type="spellEnd"/>
+      <w:r>
+        <w:t xml:space="preserve"> a tendina quando salvi il dato”.</w:t>
       </w:r>
     </w:p>
     <w:p>
@@ -1551,7 +2201,15 @@
         <w:t xml:space="preserve">[FATTO DA SILVIO] </w:t>
       </w:r>
       <w:r>
-        <w:t>Copiare da DB2 l’SQL della tabella “funzioni_da_importare” in DB3 per creare la tabella. Riempire la suddetta tabella: tasto destro</w:t>
+        <w:t>Copiare da DB2 l’SQL della tabella “</w:t>
+      </w:r>
+      <w:proofErr w:type="spellStart"/>
+      <w:r>
+        <w:t>funzioni_da_importare</w:t>
+      </w:r>
+      <w:proofErr w:type="spellEnd"/>
+      <w:r>
+        <w:t>” in DB3 per creare la tabella. Riempire la suddetta tabella: tasto destro</w:t>
       </w:r>
       <w:r>
         <w:sym w:font="Wingdings" w:char="F0E0"/>
@@ -1575,16 +2233,61 @@
         <w:sym w:font="Wingdings" w:char="F0E0"/>
       </w:r>
       <w:r>
-        <w:t xml:space="preserve"> selezionare il file csv “da_importare.csv” appena salvato (dev’essere chiuso per poter eseguire la procedura, altrimenti pgadmin ti dà permesso negato”)</w:t>
+        <w:t xml:space="preserve"> selezionare il file </w:t>
+      </w:r>
+      <w:proofErr w:type="spellStart"/>
+      <w:r>
+        <w:t>csv</w:t>
+      </w:r>
+      <w:proofErr w:type="spellEnd"/>
+      <w:r>
+        <w:t xml:space="preserve"> “da_importare.csv” appena salvato (dev’essere chiuso per poter eseguire la procedura, altrimenti </w:t>
+      </w:r>
+      <w:proofErr w:type="spellStart"/>
+      <w:r>
+        <w:t>pgadmin</w:t>
+      </w:r>
+      <w:proofErr w:type="spellEnd"/>
+      <w:r>
+        <w:t xml:space="preserve"> ti dà permesso negato”)</w:t>
       </w:r>
       <w:r>
         <w:sym w:font="Wingdings" w:char="F0E0"/>
       </w:r>
       <w:r>
-        <w:t>format: csv</w:t>
-      </w:r>
-      <w:r>
-        <w:t xml:space="preserve">; encoding: UTF 8; OID: no; Header: yes; delimiter: “;” </w:t>
+        <w:t xml:space="preserve">format: </w:t>
+      </w:r>
+      <w:proofErr w:type="spellStart"/>
+      <w:r>
+        <w:t>csv</w:t>
+      </w:r>
+      <w:proofErr w:type="spellEnd"/>
+      <w:r>
+        <w:t xml:space="preserve">; </w:t>
+      </w:r>
+      <w:proofErr w:type="spellStart"/>
+      <w:r>
+        <w:t>encoding</w:t>
+      </w:r>
+      <w:proofErr w:type="spellEnd"/>
+      <w:r>
+        <w:t xml:space="preserve">: UTF 8; OID: no; </w:t>
+      </w:r>
+      <w:proofErr w:type="spellStart"/>
+      <w:r>
+        <w:t>Header</w:t>
+      </w:r>
+      <w:proofErr w:type="spellEnd"/>
+      <w:r>
+        <w:t xml:space="preserve">: yes; </w:t>
+      </w:r>
+      <w:proofErr w:type="spellStart"/>
+      <w:r>
+        <w:t>delimiter</w:t>
+      </w:r>
+      <w:proofErr w:type="spellEnd"/>
+      <w:r>
+        <w:t xml:space="preserve">: “;” </w:t>
       </w:r>
       <w:r>
         <w:sym w:font="Wingdings" w:char="F0E0"/>
@@ -1624,19 +2327,59 @@
         <w:t>tilizzare la</w:t>
       </w:r>
       <w:r>
-        <w:t xml:space="preserve"> funzione grc_lista_definizioni_</w:t>
-      </w:r>
-      <w:r>
-        <w:t xml:space="preserve">funzioni() </w:t>
-      </w:r>
-      <w:r>
-        <w:t>analogamente a quanto fatto per la funzione “grc_lista_funzioni”. “grc_lista_definizioni_</w:t>
-      </w:r>
-      <w:r>
-        <w:t>funzioni()</w:t>
-      </w:r>
-      <w:r>
-        <w:t>” restituisce in pgAdmin un file di testo con tutte le defnizioni (gli SQL) delle funzioni presenti in un DB</w:t>
+        <w:t xml:space="preserve"> funzione </w:t>
+      </w:r>
+      <w:proofErr w:type="spellStart"/>
+      <w:r>
+        <w:t>grc_lista_definizioni_</w:t>
+      </w:r>
+      <w:r>
+        <w:t>funzioni</w:t>
+      </w:r>
+      <w:proofErr w:type="spellEnd"/>
+      <w:r>
+        <w:t xml:space="preserve">() </w:t>
+      </w:r>
+      <w:r>
+        <w:t>analogamente a quanto fatto per la funzione “</w:t>
+      </w:r>
+      <w:proofErr w:type="spellStart"/>
+      <w:r>
+        <w:t>grc_lista_funzioni</w:t>
+      </w:r>
+      <w:proofErr w:type="spellEnd"/>
+      <w:r>
+        <w:t>”. “</w:t>
+      </w:r>
+      <w:proofErr w:type="spellStart"/>
+      <w:r>
+        <w:t>grc_lista_definizioni_</w:t>
+      </w:r>
+      <w:r>
+        <w:t>funzioni</w:t>
+      </w:r>
+      <w:proofErr w:type="spellEnd"/>
+      <w:r>
+        <w:t>()</w:t>
+      </w:r>
+      <w:r>
+        <w:t xml:space="preserve">” restituisce in </w:t>
+      </w:r>
+      <w:proofErr w:type="spellStart"/>
+      <w:r>
+        <w:t>pgAdmin</w:t>
+      </w:r>
+      <w:proofErr w:type="spellEnd"/>
+      <w:r>
+        <w:t xml:space="preserve"> un file di testo con tutte le </w:t>
+      </w:r>
+      <w:proofErr w:type="spellStart"/>
+      <w:r>
+        <w:t>defnizioni</w:t>
+      </w:r>
+      <w:proofErr w:type="spellEnd"/>
+      <w:r>
+        <w:t xml:space="preserve"> (gli SQL) delle funzioni presenti in un DB</w:t>
       </w:r>
       <w:r>
         <w:t xml:space="preserve">. </w:t>
@@ -1785,13 +2528,45 @@
         <w:t xml:space="preserve">. </w:t>
       </w:r>
       <w:r>
-        <w:t>Per ottenerlo dobbiamo sfruttare la tabella “funzioni_da_importare” definita precedentemente. Copiare da DB2</w:t>
+        <w:t>Per ottenerlo dobbiamo sfruttare la tabella “</w:t>
+      </w:r>
+      <w:proofErr w:type="spellStart"/>
+      <w:r>
+        <w:t>funzioni_da_importare</w:t>
+      </w:r>
+      <w:proofErr w:type="spellEnd"/>
+      <w:r>
+        <w:t>” definita precedentemente. Copiare da DB2</w:t>
       </w:r>
       <w:r>
         <w:t xml:space="preserve"> IN DB3</w:t>
       </w:r>
       <w:r>
-        <w:t xml:space="preserve"> la funzione “grc_lista_definizioni_funzioni_da_importare()”  e la view “grc_lista_funzioni_da_importare”. </w:t>
+        <w:t xml:space="preserve"> la funzione “</w:t>
+      </w:r>
+      <w:proofErr w:type="spellStart"/>
+      <w:r>
+        <w:t>grc_lista_definizioni_funzioni_da_importare</w:t>
+      </w:r>
+      <w:proofErr w:type="spellEnd"/>
+      <w:r>
+        <w:t xml:space="preserve">()”  e la </w:t>
+      </w:r>
+      <w:proofErr w:type="spellStart"/>
+      <w:r>
+        <w:t>view</w:t>
+      </w:r>
+      <w:proofErr w:type="spellEnd"/>
+      <w:r>
+        <w:t xml:space="preserve"> “</w:t>
+      </w:r>
+      <w:proofErr w:type="spellStart"/>
+      <w:r>
+        <w:t>grc_lista_funzioni_da_importare</w:t>
+      </w:r>
+      <w:proofErr w:type="spellEnd"/>
+      <w:r>
+        <w:t xml:space="preserve">”. </w:t>
       </w:r>
       <w:r>
         <w:sym w:font="Wingdings" w:char="F0DF"/>
@@ -1817,10 +2592,26 @@
         <w:ind w:left="360"/>
       </w:pPr>
       <w:r>
-        <w:t>Una volta fatto, runnare da db2 la funzione</w:t>
-      </w:r>
-      <w:r>
-        <w:t xml:space="preserve"> “grc_lista_definizioni_funzioni_da_importare()”  che restituisce l’elenco delle definizioni delle funzioni che sono in DB2 ma non sono in DB3. </w:t>
+        <w:t xml:space="preserve">Una volta fatto, </w:t>
+      </w:r>
+      <w:proofErr w:type="spellStart"/>
+      <w:r>
+        <w:t>runnare</w:t>
+      </w:r>
+      <w:proofErr w:type="spellEnd"/>
+      <w:r>
+        <w:t xml:space="preserve"> da db2 la funzione</w:t>
+      </w:r>
+      <w:r>
+        <w:t xml:space="preserve"> “</w:t>
+      </w:r>
+      <w:proofErr w:type="spellStart"/>
+      <w:r>
+        <w:t>grc_lista_definizioni_funzioni_da_importare</w:t>
+      </w:r>
+      <w:proofErr w:type="spellEnd"/>
+      <w:r>
+        <w:t xml:space="preserve">()”  che restituisce l’elenco delle definizioni delle funzioni che sono in DB2 ma non sono in DB3. </w:t>
       </w:r>
       <w:r>
         <w:rPr>
@@ -1829,7 +2620,15 @@
         <w:t>Copiare tale lista nel capitolo 6 e</w:t>
       </w:r>
       <w:r>
-        <w:t xml:space="preserve"> runnare l’elenco intero in DB3 per aggiungere automaticamente le funzioni in DB3.</w:t>
+        <w:t xml:space="preserve"> </w:t>
+      </w:r>
+      <w:proofErr w:type="spellStart"/>
+      <w:r>
+        <w:t>runnare</w:t>
+      </w:r>
+      <w:proofErr w:type="spellEnd"/>
+      <w:r>
+        <w:t xml:space="preserve"> l’elenco intero in DB3 per aggiungere automaticamente le funzioni in DB3.</w:t>
       </w:r>
     </w:p>
     <w:p>
@@ -1899,19 +2698,75 @@
         <w:t xml:space="preserve">1) </w:t>
       </w:r>
       <w:r>
-        <w:t xml:space="preserve"> "transco</w:t>
+        <w:t xml:space="preserve"> "</w:t>
+      </w:r>
+      <w:proofErr w:type="spellStart"/>
+      <w:r>
+        <w:t>transco</w:t>
       </w:r>
       <w:r>
         <w:t>di</w:t>
       </w:r>
       <w:r>
-        <w:t>fiche_transcodifica"</w:t>
+        <w:t>fiche_transcodifica</w:t>
+      </w:r>
+      <w:proofErr w:type="spellEnd"/>
+      <w:r>
+        <w:t>"</w:t>
       </w:r>
       <w:r>
         <w:t xml:space="preserve"> in quanto non presente in db3 la tabella “transcodifiche”. </w:t>
       </w:r>
       <w:r>
-        <w:t xml:space="preserve">Essa va aggiunta manualmente da DB2 a DB3. Per farlo dobbiamo creare un file excel vuoto da salvare, ad esempio, con il nome “transcodifiche.csv”.Una volta fatto, andare su pgadmin in db2, selezionare la tabella “transcodifiche”, tasto destro, EXPORT, selezionare il file csv appena salvato e utilizzare gli stessi parametri descritti prima (UTF8, header,..). Tale operazione inserisce all’interno del file csv i dati contenuti nella tabella “transcodifiche” del DB2. Copiare l’SQL della tabella “transcodifiche” da DB2 e incollarlo sul query editor di DB3 per creare la tabella vuota “transcodifiche”. A questo punto fare tasto destro, IMPORT </w:t>
+        <w:t xml:space="preserve">Essa va aggiunta manualmente da DB2 a DB3. Per farlo dobbiamo creare un file </w:t>
+      </w:r>
+      <w:proofErr w:type="spellStart"/>
+      <w:r>
+        <w:t>excel</w:t>
+      </w:r>
+      <w:proofErr w:type="spellEnd"/>
+      <w:r>
+        <w:t xml:space="preserve"> vuoto da salvare, ad esempio, con il nome “transcodifiche.</w:t>
+      </w:r>
+      <w:proofErr w:type="spellStart"/>
+      <w:r>
+        <w:t>csv</w:t>
+      </w:r>
+      <w:proofErr w:type="spellEnd"/>
+      <w:r>
+        <w:t xml:space="preserve">”.Una volta fatto, andare su </w:t>
+      </w:r>
+      <w:proofErr w:type="spellStart"/>
+      <w:r>
+        <w:t>pgadmin</w:t>
+      </w:r>
+      <w:proofErr w:type="spellEnd"/>
+      <w:r>
+        <w:t xml:space="preserve"> in db2, selezionare la tabella “transcodifiche”, tasto destro, EXPORT, selezionare il file </w:t>
+      </w:r>
+      <w:proofErr w:type="spellStart"/>
+      <w:r>
+        <w:t>csv</w:t>
+      </w:r>
+      <w:proofErr w:type="spellEnd"/>
+      <w:r>
+        <w:t xml:space="preserve"> appena salvato e utilizzare gli stessi parametri descritti prima (UTF8, </w:t>
+      </w:r>
+      <w:proofErr w:type="spellStart"/>
+      <w:r>
+        <w:t>header</w:t>
+      </w:r>
+      <w:proofErr w:type="spellEnd"/>
+      <w:r>
+        <w:t xml:space="preserve">,..). Tale operazione inserisce all’interno del file </w:t>
+      </w:r>
+      <w:proofErr w:type="spellStart"/>
+      <w:r>
+        <w:t>csv</w:t>
+      </w:r>
+      <w:proofErr w:type="spellEnd"/>
+      <w:r>
+        <w:t xml:space="preserve"> i dati contenuti nella tabella “transcodifiche” del DB2. Copiare l’SQL della tabella “transcodifiche” da DB2 e incollarlo sul query editor di DB3 per creare la tabella vuota “transcodifiche”. A questo punto fare tasto destro, IMPORT </w:t>
       </w:r>
       <w:r>
         <w:sym w:font="Wingdings" w:char="F0E0"/>
@@ -1920,7 +2775,15 @@
         <w:t xml:space="preserve"> file name : “transcodifiche.csv”</w:t>
       </w:r>
       <w:r>
-        <w:t xml:space="preserve"> con i soliti parametri. Questo procedimento permette il trasferiment delle funzioni di transcodifica. </w:t>
+        <w:t xml:space="preserve"> con i soliti parametri. Questo procedimento permette il </w:t>
+      </w:r>
+      <w:proofErr w:type="spellStart"/>
+      <w:r>
+        <w:t>trasferiment</w:t>
+      </w:r>
+      <w:proofErr w:type="spellEnd"/>
+      <w:r>
+        <w:t xml:space="preserve"> delle funzioni di transcodifica. </w:t>
       </w:r>
     </w:p>
     <w:p>
@@ -1944,7 +2807,15 @@
         </w:numPr>
       </w:pPr>
       <w:r>
-        <w:t>1) anagrafiche_id_cod_cognome : motivo sconosciuto</w:t>
+        <w:t xml:space="preserve">1) </w:t>
+      </w:r>
+      <w:proofErr w:type="spellStart"/>
+      <w:r>
+        <w:t>anagrafiche_id_cod_cognome</w:t>
+      </w:r>
+      <w:proofErr w:type="spellEnd"/>
+      <w:r>
+        <w:t xml:space="preserve"> : motivo sconosciuto</w:t>
       </w:r>
     </w:p>
     <w:p>
@@ -1956,7 +2827,31 @@
         </w:numPr>
       </w:pPr>
       <w:r>
-        <w:t>2) grc_accoda_trattamenti_dati : questo perché DB2 ha 3 funzioni con lo stesso nome “grc_accoda_trattamenti_dati” e DB3 ne ha 1. La funzione cerca.vert non segnala il fatto che DB2 ne ha tre e DB3 una, trova semplicemente la corrispondenza e non segnala nulla. Per tal motivo le 2 funzioni mancanti vanno aggiunte a mano.</w:t>
+        <w:t xml:space="preserve">2) </w:t>
+      </w:r>
+      <w:proofErr w:type="spellStart"/>
+      <w:r>
+        <w:t>grc_accoda_trattamenti_dati</w:t>
+      </w:r>
+      <w:proofErr w:type="spellEnd"/>
+      <w:r>
+        <w:t xml:space="preserve"> : questo perché DB2 ha 3 funzioni con lo stesso nome “</w:t>
+      </w:r>
+      <w:proofErr w:type="spellStart"/>
+      <w:r>
+        <w:t>grc_accoda_trattamenti_dati</w:t>
+      </w:r>
+      <w:proofErr w:type="spellEnd"/>
+      <w:r>
+        <w:t xml:space="preserve">” e DB3 ne ha 1. La funzione </w:t>
+      </w:r>
+      <w:proofErr w:type="spellStart"/>
+      <w:r>
+        <w:t>cerca.vert</w:t>
+      </w:r>
+      <w:proofErr w:type="spellEnd"/>
+      <w:r>
+        <w:t xml:space="preserve"> non segnala il fatto che DB2 ne ha tre e DB3 una, trova semplicemente la corrispondenza e non segnala nulla. Per tal motivo le 2 funzioni mancanti vanno aggiunte a mano.</w:t>
       </w:r>
     </w:p>
     <w:p>
@@ -1968,7 +2863,15 @@
         </w:numPr>
       </w:pPr>
       <w:r>
-        <w:t xml:space="preserve">3)grc_accodamentoperrischioperativi : stesso motivo spiegato sopra </w:t>
+        <w:t>3)</w:t>
+      </w:r>
+      <w:proofErr w:type="spellStart"/>
+      <w:r>
+        <w:t>grc_accodamentoperrischioperativi</w:t>
+      </w:r>
+      <w:proofErr w:type="spellEnd"/>
+      <w:r>
+        <w:t xml:space="preserve"> : stesso motivo spiegato sopra </w:t>
       </w:r>
       <w:r>
         <w:sym w:font="Wingdings" w:char="F0E0"/>
@@ -2060,7 +2963,29 @@
           <w:sz w:val="24"/>
           <w:szCs w:val="24"/>
         </w:rPr>
-        <w:t xml:space="preserve"> ma utilizzando solo l’excel!</w:t>
+        <w:t xml:space="preserve"> ma utilizzando solo </w:t>
+      </w:r>
+      <w:proofErr w:type="spellStart"/>
+      <w:r>
+        <w:rPr>
+          <w:b/>
+          <w:bCs/>
+          <w:color w:val="FF0000"/>
+          <w:sz w:val="24"/>
+          <w:szCs w:val="24"/>
+        </w:rPr>
+        <w:t>l’excel</w:t>
+      </w:r>
+      <w:proofErr w:type="spellEnd"/>
+      <w:r>
+        <w:rPr>
+          <w:b/>
+          <w:bCs/>
+          <w:color w:val="FF0000"/>
+          <w:sz w:val="24"/>
+          <w:szCs w:val="24"/>
+        </w:rPr>
+        <w:t>!</w:t>
       </w:r>
     </w:p>
     <w:p>
@@ -2084,8 +3009,17 @@
           <w:sz w:val="24"/>
           <w:szCs w:val="24"/>
         </w:rPr>
-        <w:t>: all’interno della cartella condivisa “fuse-angular</w:t>
-      </w:r>
+        <w:t>: all’interno della cartella condivisa “fuse-</w:t>
+      </w:r>
+      <w:proofErr w:type="spellStart"/>
+      <w:r>
+        <w:rPr>
+          <w:sz w:val="24"/>
+          <w:szCs w:val="24"/>
+        </w:rPr>
+        <w:t>angular</w:t>
+      </w:r>
+      <w:proofErr w:type="spellEnd"/>
       <w:r>
         <w:rPr>
           <w:sz w:val="24"/>
@@ -2100,6 +3034,7 @@
         </w:rPr>
         <w:sym w:font="Wingdings" w:char="F0E0"/>
       </w:r>
+      <w:proofErr w:type="spellStart"/>
       <w:r>
         <w:rPr>
           <w:sz w:val="24"/>
@@ -2107,6 +3042,7 @@
         </w:rPr>
         <w:t>docs</w:t>
       </w:r>
+      <w:proofErr w:type="spellEnd"/>
       <w:r>
         <w:rPr>
           <w:sz w:val="24"/>
@@ -2114,6 +3050,7 @@
         </w:rPr>
         <w:sym w:font="Wingdings" w:char="F0E0"/>
       </w:r>
+      <w:proofErr w:type="spellStart"/>
       <w:r>
         <w:rPr>
           <w:sz w:val="24"/>
@@ -2121,6 +3058,7 @@
         </w:rPr>
         <w:t>ProceduraDiMigrazione</w:t>
       </w:r>
+      <w:proofErr w:type="spellEnd"/>
     </w:p>
     <w:p/>
     <w:p/>
@@ -2163,22 +3101,102 @@
           <w:sz w:val="24"/>
           <w:szCs w:val="24"/>
         </w:rPr>
-        <w:t>Le view sono meno problematiche. Nella prova eseguita i giorni 03-03-2020 e 05-03-2020, le view da trasferire da DB2 a DB3 sono state in totale 16. Ho optato quindi per un procedimento “manuale” di copia-incollaggio che è durato 5 minuti. In un’altra situazione, dove il copia-incollaggio dovesse risultare troppo oneroso, si può certamente eseguire una procedura analoga a quella descritta per il trasferimento delle funzioni.</w:t>
-      </w:r>
-    </w:p>
-    <w:p>
-      <w:pPr>
-        <w:rPr>
-          <w:sz w:val="24"/>
-          <w:szCs w:val="24"/>
-        </w:rPr>
-      </w:pPr>
-      <w:r>
-        <w:rPr>
-          <w:sz w:val="24"/>
-          <w:szCs w:val="24"/>
-        </w:rPr>
-        <w:t xml:space="preserve">Effettivamente è stato eseguito un approccio identico a quello usato per le funzioni per definire le liste delle view di DB2 e di DB3. Il confronto tra le due liste può essere fatto tranquillamente a mano mettendo in ordine alfabetico le 2 liste e annotando le view che sono in DB2 e che non sono in DB3 oppure tramite la solita funzione cerca.vert. </w:t>
+        <w:t xml:space="preserve">Le </w:t>
+      </w:r>
+      <w:proofErr w:type="spellStart"/>
+      <w:r>
+        <w:rPr>
+          <w:sz w:val="24"/>
+          <w:szCs w:val="24"/>
+        </w:rPr>
+        <w:t>view</w:t>
+      </w:r>
+      <w:proofErr w:type="spellEnd"/>
+      <w:r>
+        <w:rPr>
+          <w:sz w:val="24"/>
+          <w:szCs w:val="24"/>
+        </w:rPr>
+        <w:t xml:space="preserve"> sono meno problematiche. Nella prova eseguita i giorni 03-03-2020 e 05-03-2020, le </w:t>
+      </w:r>
+      <w:proofErr w:type="spellStart"/>
+      <w:r>
+        <w:rPr>
+          <w:sz w:val="24"/>
+          <w:szCs w:val="24"/>
+        </w:rPr>
+        <w:t>view</w:t>
+      </w:r>
+      <w:proofErr w:type="spellEnd"/>
+      <w:r>
+        <w:rPr>
+          <w:sz w:val="24"/>
+          <w:szCs w:val="24"/>
+        </w:rPr>
+        <w:t xml:space="preserve"> da trasferire da DB2 a DB3 sono state in totale 16. Ho optato quindi per un procedimento “manuale” di copia-incollaggio che è durato 5 minuti. In un’altra situazione, dove il copia-incollaggio dovesse risultare troppo oneroso, si può certamente eseguire una procedura analoga a quella descritta per il trasferimento delle funzioni.</w:t>
+      </w:r>
+    </w:p>
+    <w:p>
+      <w:pPr>
+        <w:rPr>
+          <w:sz w:val="24"/>
+          <w:szCs w:val="24"/>
+        </w:rPr>
+      </w:pPr>
+      <w:r>
+        <w:rPr>
+          <w:sz w:val="24"/>
+          <w:szCs w:val="24"/>
+        </w:rPr>
+        <w:t xml:space="preserve">Effettivamente è stato eseguito un approccio identico a quello usato per le funzioni per definire le liste delle </w:t>
+      </w:r>
+      <w:proofErr w:type="spellStart"/>
+      <w:r>
+        <w:rPr>
+          <w:sz w:val="24"/>
+          <w:szCs w:val="24"/>
+        </w:rPr>
+        <w:t>view</w:t>
+      </w:r>
+      <w:proofErr w:type="spellEnd"/>
+      <w:r>
+        <w:rPr>
+          <w:sz w:val="24"/>
+          <w:szCs w:val="24"/>
+        </w:rPr>
+        <w:t xml:space="preserve"> di DB2 e di DB3. Il confronto tra le due liste può essere fatto tranquillamente a mano mettendo in ordine alfabetico le 2 liste e annotando le </w:t>
+      </w:r>
+      <w:proofErr w:type="spellStart"/>
+      <w:r>
+        <w:rPr>
+          <w:sz w:val="24"/>
+          <w:szCs w:val="24"/>
+        </w:rPr>
+        <w:t>view</w:t>
+      </w:r>
+      <w:proofErr w:type="spellEnd"/>
+      <w:r>
+        <w:rPr>
+          <w:sz w:val="24"/>
+          <w:szCs w:val="24"/>
+        </w:rPr>
+        <w:t xml:space="preserve"> che sono in DB2 e che non sono in DB3 oppure tramite la solita funzione </w:t>
+      </w:r>
+      <w:proofErr w:type="spellStart"/>
+      <w:r>
+        <w:rPr>
+          <w:sz w:val="24"/>
+          <w:szCs w:val="24"/>
+        </w:rPr>
+        <w:t>cerca.vert</w:t>
+      </w:r>
+      <w:proofErr w:type="spellEnd"/>
+      <w:r>
+        <w:rPr>
+          <w:sz w:val="24"/>
+          <w:szCs w:val="24"/>
+        </w:rPr>
+        <w:t xml:space="preserve">. </w:t>
       </w:r>
     </w:p>
     <w:p>
@@ -2195,7 +3213,25 @@
           <w:sz w:val="24"/>
           <w:szCs w:val="24"/>
         </w:rPr>
-        <w:t>Nel file word precedentemente definito sono stati definiti quindi i seguenti capitoli relativi alle view:</w:t>
+        <w:t xml:space="preserve">Nel file word precedentemente definito sono stati definiti quindi i seguenti capitoli relativi alle </w:t>
+      </w:r>
+      <w:proofErr w:type="spellStart"/>
+      <w:r>
+        <w:rPr>
+          <w:strike/>
+          <w:sz w:val="24"/>
+          <w:szCs w:val="24"/>
+        </w:rPr>
+        <w:t>view</w:t>
+      </w:r>
+      <w:proofErr w:type="spellEnd"/>
+      <w:r>
+        <w:rPr>
+          <w:strike/>
+          <w:sz w:val="24"/>
+          <w:szCs w:val="24"/>
+        </w:rPr>
+        <w:t>:</w:t>
       </w:r>
     </w:p>
     <w:p>
@@ -2384,7 +3420,39 @@
           <w:sz w:val="24"/>
           <w:szCs w:val="24"/>
         </w:rPr>
-        <w:t>Il procedimento di aggiunta delle view in DB3, nel caso delle view, è stato</w:t>
+        <w:t xml:space="preserve">Il procedimento di aggiunta delle </w:t>
+      </w:r>
+      <w:proofErr w:type="spellStart"/>
+      <w:r>
+        <w:rPr>
+          <w:sz w:val="24"/>
+          <w:szCs w:val="24"/>
+        </w:rPr>
+        <w:t>view</w:t>
+      </w:r>
+      <w:proofErr w:type="spellEnd"/>
+      <w:r>
+        <w:rPr>
+          <w:sz w:val="24"/>
+          <w:szCs w:val="24"/>
+        </w:rPr>
+        <w:t xml:space="preserve"> in DB3, nel caso delle </w:t>
+      </w:r>
+      <w:proofErr w:type="spellStart"/>
+      <w:r>
+        <w:rPr>
+          <w:sz w:val="24"/>
+          <w:szCs w:val="24"/>
+        </w:rPr>
+        <w:t>view</w:t>
+      </w:r>
+      <w:proofErr w:type="spellEnd"/>
+      <w:r>
+        <w:rPr>
+          <w:sz w:val="24"/>
+          <w:szCs w:val="24"/>
+        </w:rPr>
+        <w:t>, è stato</w:t>
       </w:r>
       <w:r>
         <w:rPr>
@@ -2398,7 +3466,23 @@
           <w:sz w:val="24"/>
           <w:szCs w:val="24"/>
         </w:rPr>
-        <w:t xml:space="preserve"> eseguito a mano direttamente su pgAdmin </w:t>
+        <w:t xml:space="preserve"> eseguito a mano direttamente su </w:t>
+      </w:r>
+      <w:proofErr w:type="spellStart"/>
+      <w:r>
+        <w:rPr>
+          <w:sz w:val="24"/>
+          <w:szCs w:val="24"/>
+        </w:rPr>
+        <w:t>pgAdmin</w:t>
+      </w:r>
+      <w:proofErr w:type="spellEnd"/>
+      <w:r>
+        <w:rPr>
+          <w:sz w:val="24"/>
+          <w:szCs w:val="24"/>
+        </w:rPr>
+        <w:t xml:space="preserve"> </w:t>
       </w:r>
     </w:p>
     <w:p/>
@@ -2439,7 +3523,15 @@
         </w:numPr>
       </w:pPr>
       <w:r>
-        <w:t>Esportare in csv record da DB1 riferiti all’azienda da migrare;</w:t>
+        <w:t xml:space="preserve">Esportare in </w:t>
+      </w:r>
+      <w:proofErr w:type="spellStart"/>
+      <w:r>
+        <w:t>csv</w:t>
+      </w:r>
+      <w:proofErr w:type="spellEnd"/>
+      <w:r>
+        <w:t xml:space="preserve"> record da DB1 riferiti all’azienda da migrare;</w:t>
       </w:r>
     </w:p>
     <w:p>
@@ -2451,7 +3543,15 @@
         </w:numPr>
       </w:pPr>
       <w:r>
-        <w:t>Importare dai file csv creati tramite la fase 1 gli eventuali files.</w:t>
+        <w:t xml:space="preserve">Importare dai file </w:t>
+      </w:r>
+      <w:proofErr w:type="spellStart"/>
+      <w:r>
+        <w:t>csv</w:t>
+      </w:r>
+      <w:proofErr w:type="spellEnd"/>
+      <w:r>
+        <w:t xml:space="preserve"> creati tramite la fase 1 gli eventuali files.</w:t>
       </w:r>
     </w:p>
     <w:p>
@@ -2477,7 +3577,35 @@
         <w:rPr>
           <w:b/>
         </w:rPr>
-        <w:t>Esportare in csv i recorda da DB1</w:t>
+        <w:t xml:space="preserve">Esportare in </w:t>
+      </w:r>
+      <w:proofErr w:type="spellStart"/>
+      <w:r>
+        <w:rPr>
+          <w:b/>
+        </w:rPr>
+        <w:t>csv</w:t>
+      </w:r>
+      <w:proofErr w:type="spellEnd"/>
+      <w:r>
+        <w:rPr>
+          <w:b/>
+        </w:rPr>
+        <w:t xml:space="preserve"> i </w:t>
+      </w:r>
+      <w:proofErr w:type="spellStart"/>
+      <w:r>
+        <w:rPr>
+          <w:b/>
+        </w:rPr>
+        <w:t>recorda</w:t>
+      </w:r>
+      <w:proofErr w:type="spellEnd"/>
+      <w:r>
+        <w:rPr>
+          <w:b/>
+        </w:rPr>
+        <w:t xml:space="preserve"> da DB1</w:t>
       </w:r>
     </w:p>
     <w:p>
@@ -2513,7 +3641,23 @@
           <w:sz w:val="24"/>
           <w:szCs w:val="24"/>
         </w:rPr>
-        <w:t>la funzione grc_esporta_tabelle(‘codice azienda’, ‘codice partizione’).</w:t>
+        <w:t xml:space="preserve">la funzione </w:t>
+      </w:r>
+      <w:proofErr w:type="spellStart"/>
+      <w:r>
+        <w:rPr>
+          <w:sz w:val="24"/>
+          <w:szCs w:val="24"/>
+        </w:rPr>
+        <w:t>grc_esporta_tabelle</w:t>
+      </w:r>
+      <w:proofErr w:type="spellEnd"/>
+      <w:r>
+        <w:rPr>
+          <w:sz w:val="24"/>
+          <w:szCs w:val="24"/>
+        </w:rPr>
+        <w:t>(‘codice azienda’, ‘codice partizione’).</w:t>
       </w:r>
     </w:p>
     <w:p>
@@ -2578,7 +3722,21 @@
         <w:rPr>
           <w:b/>
         </w:rPr>
-        <w:t>tare record dai file csv creati tramite fase 1</w:t>
+        <w:t xml:space="preserve">tare record dai file </w:t>
+      </w:r>
+      <w:proofErr w:type="spellStart"/>
+      <w:r>
+        <w:rPr>
+          <w:b/>
+        </w:rPr>
+        <w:t>csv</w:t>
+      </w:r>
+      <w:proofErr w:type="spellEnd"/>
+      <w:r>
+        <w:rPr>
+          <w:b/>
+        </w:rPr>
+        <w:t xml:space="preserve"> creati tramite fase 1</w:t>
       </w:r>
       <w:r>
         <w:rPr>
@@ -2620,14 +3778,177 @@
           <w:sz w:val="24"/>
           <w:szCs w:val="24"/>
         </w:rPr>
-        <w:t>un formato csv in un database si utilizza la funzione grc_importa_tabelle(‘nome azienda’).</w:t>
-      </w:r>
-      <w:r>
-        <w:rPr>
-          <w:sz w:val="24"/>
-          <w:szCs w:val="24"/>
-        </w:rPr>
-        <w:t xml:space="preserve"> Si precisa che la funziona grc_importa_tabelle include al suo interno una routine che cancella preventivamente i record relativi alla Società da importare.</w:t>
+        <w:t xml:space="preserve">un formato </w:t>
+      </w:r>
+      <w:proofErr w:type="spellStart"/>
+      <w:r>
+        <w:rPr>
+          <w:sz w:val="24"/>
+          <w:szCs w:val="24"/>
+        </w:rPr>
+        <w:t>csv</w:t>
+      </w:r>
+      <w:proofErr w:type="spellEnd"/>
+      <w:r>
+        <w:rPr>
+          <w:sz w:val="24"/>
+          <w:szCs w:val="24"/>
+        </w:rPr>
+        <w:t xml:space="preserve"> in un database si utilizza la funzione </w:t>
+      </w:r>
+      <w:proofErr w:type="spellStart"/>
+      <w:r>
+        <w:rPr>
+          <w:sz w:val="24"/>
+          <w:szCs w:val="24"/>
+        </w:rPr>
+        <w:t>grc_importa_tabelle</w:t>
+      </w:r>
+      <w:proofErr w:type="spellEnd"/>
+      <w:r>
+        <w:rPr>
+          <w:sz w:val="24"/>
+          <w:szCs w:val="24"/>
+        </w:rPr>
+        <w:t>(‘nome azienda’).</w:t>
+      </w:r>
+      <w:r>
+        <w:rPr>
+          <w:sz w:val="24"/>
+          <w:szCs w:val="24"/>
+        </w:rPr>
+        <w:t xml:space="preserve"> Si precisa che la funziona </w:t>
+      </w:r>
+      <w:proofErr w:type="spellStart"/>
+      <w:r>
+        <w:rPr>
+          <w:sz w:val="24"/>
+          <w:szCs w:val="24"/>
+        </w:rPr>
+        <w:t>grc_importa_tabelle</w:t>
+      </w:r>
+      <w:proofErr w:type="spellEnd"/>
+      <w:r>
+        <w:rPr>
+          <w:sz w:val="24"/>
+          <w:szCs w:val="24"/>
+        </w:rPr>
+        <w:t xml:space="preserve"> include al suo interno una routine che cancella preventivamente i record relativi alla Società da importare.</w:t>
+      </w:r>
+    </w:p>
+    <w:p>
+      <w:pPr>
+        <w:pStyle w:val="Paragrafoelenco"/>
+        <w:numPr>
+          <w:ilvl w:val="6"/>
+          <w:numId w:val="2"/>
+        </w:numPr>
+        <w:rPr>
+          <w:b/>
+        </w:rPr>
+      </w:pPr>
+      <w:r>
+        <w:rPr>
+          <w:b/>
+        </w:rPr>
+        <w:t xml:space="preserve">Aggiornare le </w:t>
+      </w:r>
+      <w:proofErr w:type="spellStart"/>
+      <w:r>
+        <w:rPr>
+          <w:b/>
+        </w:rPr>
+        <w:t>angrafiche</w:t>
+      </w:r>
+      <w:proofErr w:type="spellEnd"/>
+      <w:r>
+        <w:rPr>
+          <w:b/>
+        </w:rPr>
+        <w:t xml:space="preserve"> con seguente query</w:t>
+      </w:r>
+      <w:r>
+        <w:rPr>
+          <w:b/>
+        </w:rPr>
+        <w:t>:</w:t>
+      </w:r>
+    </w:p>
+    <w:p>
+      <w:r>
+        <w:t xml:space="preserve">update </w:t>
+      </w:r>
+      <w:proofErr w:type="spellStart"/>
+      <w:r>
+        <w:t>entrasp.anagrafiche_vr</w:t>
+      </w:r>
+      <w:proofErr w:type="spellEnd"/>
+      <w:r>
+        <w:t xml:space="preserve"> </w:t>
+      </w:r>
+      <w:proofErr w:type="spellStart"/>
+      <w:r>
+        <w:t>vr</w:t>
+      </w:r>
+      <w:proofErr w:type="spellEnd"/>
+      <w:r>
+        <w:t xml:space="preserve"> set denominazione=coalesce(vr.ragione_sociale,'')||coalesce(an.nome,'')||' '||</w:t>
+      </w:r>
+      <w:proofErr w:type="spellStart"/>
+      <w:r>
+        <w:t>coalesce</w:t>
+      </w:r>
+      <w:proofErr w:type="spellEnd"/>
+      <w:r>
+        <w:t>(</w:t>
+      </w:r>
+      <w:proofErr w:type="spellStart"/>
+      <w:r>
+        <w:t>an.cognome</w:t>
+      </w:r>
+      <w:proofErr w:type="spellEnd"/>
+      <w:r>
+        <w:t xml:space="preserve">,'') from </w:t>
+      </w:r>
+      <w:proofErr w:type="spellStart"/>
+      <w:r>
+        <w:t>entrasp.anagrafiche_id</w:t>
+      </w:r>
+      <w:proofErr w:type="spellEnd"/>
+      <w:r>
+        <w:t xml:space="preserve"> an WHERE  </w:t>
+      </w:r>
+      <w:proofErr w:type="spellStart"/>
+      <w:r>
+        <w:t>an.codice_part</w:t>
+      </w:r>
+      <w:proofErr w:type="spellEnd"/>
+      <w:r>
+        <w:t>=</w:t>
+      </w:r>
+      <w:proofErr w:type="spellStart"/>
+      <w:r>
+        <w:t>vr.codice_part</w:t>
+      </w:r>
+      <w:proofErr w:type="spellEnd"/>
+      <w:r>
+        <w:t xml:space="preserve"> and </w:t>
+      </w:r>
+      <w:proofErr w:type="spellStart"/>
+      <w:r>
+        <w:t>an.id_anagrafica</w:t>
+      </w:r>
+      <w:proofErr w:type="spellEnd"/>
+      <w:r>
+        <w:t>=</w:t>
+      </w:r>
+      <w:proofErr w:type="spellStart"/>
+      <w:r>
+        <w:t>vr.id_anagrafica</w:t>
+      </w:r>
+      <w:proofErr w:type="spellEnd"/>
+      <w:r>
+        <w:t xml:space="preserve">  </w:t>
       </w:r>
     </w:p>
     <w:p/>
@@ -2669,7 +3990,25 @@
           <w:szCs w:val="24"/>
           <w:highlight w:val="yellow"/>
         </w:rPr>
-        <w:t xml:space="preserve">Di seguito le tabelle, sequenze, view, funzioni preliminari per </w:t>
+        <w:t xml:space="preserve">Di seguito le tabelle, sequenze, </w:t>
+      </w:r>
+      <w:proofErr w:type="spellStart"/>
+      <w:r>
+        <w:rPr>
+          <w:sz w:val="24"/>
+          <w:szCs w:val="24"/>
+          <w:highlight w:val="yellow"/>
+        </w:rPr>
+        <w:t>view</w:t>
+      </w:r>
+      <w:proofErr w:type="spellEnd"/>
+      <w:r>
+        <w:rPr>
+          <w:sz w:val="24"/>
+          <w:szCs w:val="24"/>
+          <w:highlight w:val="yellow"/>
+        </w:rPr>
+        <w:t xml:space="preserve">, funzioni preliminari per </w:t>
       </w:r>
       <w:r>
         <w:rPr>
@@ -2903,6 +4242,7 @@
               <w:rPr>
                 <w:highlight w:val="yellow"/>
               </w:rPr>
+              <w:lastRenderedPageBreak/>
               <w:t>Tabelle</w:t>
             </w:r>
           </w:p>
@@ -2955,11 +4295,19 @@
                 <w:highlight w:val="yellow"/>
               </w:rPr>
             </w:pPr>
+            <w:proofErr w:type="spellStart"/>
             <w:r>
               <w:rPr>
                 <w:highlight w:val="yellow"/>
               </w:rPr>
-              <w:t>grc_tabella_ca_cp_nulla(text)</w:t>
+              <w:t>grc_tabella_ca_cp_nulla</w:t>
+            </w:r>
+            <w:proofErr w:type="spellEnd"/>
+            <w:r>
+              <w:rPr>
+                <w:highlight w:val="yellow"/>
+              </w:rPr>
+              <w:t>(text)</w:t>
             </w:r>
           </w:p>
         </w:tc>
@@ -3011,12 +4359,14 @@
                 <w:highlight w:val="yellow"/>
               </w:rPr>
             </w:pPr>
+            <w:proofErr w:type="spellStart"/>
             <w:r>
               <w:rPr>
                 <w:highlight w:val="yellow"/>
               </w:rPr>
               <w:t>entrasp.grc_esporta_tabelle</w:t>
             </w:r>
+            <w:proofErr w:type="spellEnd"/>
           </w:p>
         </w:tc>
         <w:tc>
@@ -3067,13 +4417,14 @@
                 <w:highlight w:val="yellow"/>
               </w:rPr>
             </w:pPr>
+            <w:proofErr w:type="spellStart"/>
             <w:r>
               <w:rPr>
                 <w:highlight w:val="yellow"/>
               </w:rPr>
-              <w:lastRenderedPageBreak/>
               <w:t>grc_importa_tabelle</w:t>
             </w:r>
+            <w:proofErr w:type="spellEnd"/>
           </w:p>
         </w:tc>
         <w:tc>
@@ -3124,12 +4475,14 @@
                 <w:highlight w:val="yellow"/>
               </w:rPr>
             </w:pPr>
+            <w:proofErr w:type="spellStart"/>
             <w:r>
               <w:rPr>
                 <w:highlight w:val="yellow"/>
               </w:rPr>
               <w:t>entrasp.grc_listacampiditabella</w:t>
             </w:r>
+            <w:proofErr w:type="spellEnd"/>
           </w:p>
         </w:tc>
         <w:tc>
@@ -3180,12 +4533,14 @@
                 <w:highlight w:val="yellow"/>
               </w:rPr>
             </w:pPr>
+            <w:proofErr w:type="spellStart"/>
             <w:r>
               <w:rPr>
                 <w:highlight w:val="yellow"/>
               </w:rPr>
               <w:t>entrasp.grc_listacampiditabella_non_pk</w:t>
             </w:r>
+            <w:proofErr w:type="spellEnd"/>
           </w:p>
         </w:tc>
         <w:tc>
@@ -3236,12 +4591,14 @@
                 <w:highlight w:val="yellow"/>
               </w:rPr>
             </w:pPr>
+            <w:proofErr w:type="spellStart"/>
             <w:r>
               <w:rPr>
                 <w:highlight w:val="yellow"/>
               </w:rPr>
               <w:t>entrasp.grc_listacampiditabella_pk</w:t>
             </w:r>
+            <w:proofErr w:type="spellEnd"/>
           </w:p>
         </w:tc>
         <w:tc>
@@ -3292,12 +4649,14 @@
                 <w:highlight w:val="yellow"/>
               </w:rPr>
             </w:pPr>
+            <w:proofErr w:type="spellStart"/>
             <w:r>
               <w:rPr>
                 <w:highlight w:val="yellow"/>
               </w:rPr>
               <w:t>grc_tabelle</w:t>
             </w:r>
+            <w:proofErr w:type="spellEnd"/>
           </w:p>
         </w:tc>
         <w:tc>
@@ -3310,12 +4669,14 @@
                 <w:highlight w:val="yellow"/>
               </w:rPr>
             </w:pPr>
+            <w:proofErr w:type="spellStart"/>
             <w:r>
               <w:rPr>
                 <w:highlight w:val="yellow"/>
               </w:rPr>
               <w:t>View</w:t>
             </w:r>
+            <w:proofErr w:type="spellEnd"/>
           </w:p>
         </w:tc>
         <w:tc>
@@ -3348,12 +4709,14 @@
                 <w:highlight w:val="yellow"/>
               </w:rPr>
             </w:pPr>
+            <w:proofErr w:type="spellStart"/>
             <w:r>
               <w:rPr>
                 <w:highlight w:val="yellow"/>
               </w:rPr>
               <w:t>grc_tabelle_ca_cp</w:t>
             </w:r>
+            <w:proofErr w:type="spellEnd"/>
           </w:p>
         </w:tc>
         <w:tc>
@@ -3366,12 +4729,14 @@
                 <w:highlight w:val="yellow"/>
               </w:rPr>
             </w:pPr>
+            <w:proofErr w:type="spellStart"/>
             <w:r>
               <w:rPr>
                 <w:highlight w:val="yellow"/>
               </w:rPr>
               <w:t>View</w:t>
             </w:r>
+            <w:proofErr w:type="spellEnd"/>
           </w:p>
         </w:tc>
         <w:tc>
@@ -3415,7 +4780,61 @@
           <w:szCs w:val="24"/>
           <w:highlight w:val="yellow"/>
         </w:rPr>
-        <w:t>[FATTO DA SILVIO].Le view, tabelle e la sequenza (credo sia la sequenza s10, non la sequenza s01) sono state aggiunte. E’ stato comunque fatto un file word “seq_tab_fun_view” contenente tutti gli SQL necessari ad aggiungere tali sequenze, tabelle, funzioni e view per backup e comodità futura (almeno credo) con all’interno le istruzioni necessarie all’importazione.</w:t>
+        <w:t xml:space="preserve">[FATTO DA SILVIO].Le </w:t>
+      </w:r>
+      <w:proofErr w:type="spellStart"/>
+      <w:r>
+        <w:rPr>
+          <w:sz w:val="24"/>
+          <w:szCs w:val="24"/>
+          <w:highlight w:val="yellow"/>
+        </w:rPr>
+        <w:t>view</w:t>
+      </w:r>
+      <w:proofErr w:type="spellEnd"/>
+      <w:r>
+        <w:rPr>
+          <w:sz w:val="24"/>
+          <w:szCs w:val="24"/>
+          <w:highlight w:val="yellow"/>
+        </w:rPr>
+        <w:t>, tabelle e la sequenza (credo sia la sequenza s10, non la sequenza s01) sono state aggiunte. E’ stato comunque fatto un file word “</w:t>
+      </w:r>
+      <w:proofErr w:type="spellStart"/>
+      <w:r>
+        <w:rPr>
+          <w:sz w:val="24"/>
+          <w:szCs w:val="24"/>
+          <w:highlight w:val="yellow"/>
+        </w:rPr>
+        <w:t>seq_tab_fun_view</w:t>
+      </w:r>
+      <w:proofErr w:type="spellEnd"/>
+      <w:r>
+        <w:rPr>
+          <w:sz w:val="24"/>
+          <w:szCs w:val="24"/>
+          <w:highlight w:val="yellow"/>
+        </w:rPr>
+        <w:t xml:space="preserve">” contenente tutti gli SQL necessari ad aggiungere tali sequenze, tabelle, funzioni e </w:t>
+      </w:r>
+      <w:proofErr w:type="spellStart"/>
+      <w:r>
+        <w:rPr>
+          <w:sz w:val="24"/>
+          <w:szCs w:val="24"/>
+          <w:highlight w:val="yellow"/>
+        </w:rPr>
+        <w:t>view</w:t>
+      </w:r>
+      <w:proofErr w:type="spellEnd"/>
+      <w:r>
+        <w:rPr>
+          <w:sz w:val="24"/>
+          <w:szCs w:val="24"/>
+          <w:highlight w:val="yellow"/>
+        </w:rPr>
+        <w:t xml:space="preserve"> per backup e comodità futura (almeno credo) con all’interno le istruzioni necessarie all’importazione.</w:t>
       </w:r>
     </w:p>
     <w:p>
@@ -3463,7 +4882,25 @@
           <w:szCs w:val="24"/>
           <w:highlight w:val="red"/>
         </w:rPr>
-        <w:t xml:space="preserve"> … forse con l’ultimo lavoro di aver scaricato i constraint non serve</w:t>
+        <w:t xml:space="preserve"> … forse con l’ultimo lavoro di aver scaricato i </w:t>
+      </w:r>
+      <w:proofErr w:type="spellStart"/>
+      <w:r>
+        <w:rPr>
+          <w:sz w:val="24"/>
+          <w:szCs w:val="24"/>
+          <w:highlight w:val="red"/>
+        </w:rPr>
+        <w:t>constraint</w:t>
+      </w:r>
+      <w:proofErr w:type="spellEnd"/>
+      <w:r>
+        <w:rPr>
+          <w:sz w:val="24"/>
+          <w:szCs w:val="24"/>
+          <w:highlight w:val="red"/>
+        </w:rPr>
+        <w:t xml:space="preserve"> non serve</w:t>
       </w:r>
     </w:p>
     <w:p>
@@ -3495,32 +4932,150 @@
     </w:p>
     <w:p>
       <w:pPr>
-        <w:rPr>
-          <w:sz w:val="24"/>
-          <w:szCs w:val="24"/>
-        </w:rPr>
-      </w:pPr>
-      <w:r>
-        <w:rPr>
-          <w:sz w:val="24"/>
-          <w:szCs w:val="24"/>
-        </w:rPr>
-        <w:t>ALTER TABLE entrasp.progetti_fasi DROP COLUMN id_versione_ultima cascade;</w:t>
-      </w:r>
-    </w:p>
-    <w:p>
-      <w:pPr>
-        <w:rPr>
-          <w:sz w:val="24"/>
-          <w:szCs w:val="24"/>
-        </w:rPr>
-      </w:pPr>
-      <w:r>
-        <w:rPr>
-          <w:sz w:val="24"/>
-          <w:szCs w:val="24"/>
-        </w:rPr>
-        <w:t>ALTER TABLE entrasp.progetti DROP COLUMN id_versione_ultima;</w:t>
+        <w:pStyle w:val="Paragrafoelenco"/>
+        <w:numPr>
+          <w:ilvl w:val="0"/>
+          <w:numId w:val="19"/>
+        </w:numPr>
+      </w:pPr>
+      <w:r>
+        <w:t xml:space="preserve">ALTER TABLE </w:t>
+      </w:r>
+      <w:proofErr w:type="spellStart"/>
+      <w:r>
+        <w:t>entrasp.progetti_fasi</w:t>
+      </w:r>
+      <w:proofErr w:type="spellEnd"/>
+      <w:r>
+        <w:t xml:space="preserve"> DROP COLUMN </w:t>
+      </w:r>
+      <w:proofErr w:type="spellStart"/>
+      <w:r>
+        <w:t>id_versione_ultima</w:t>
+      </w:r>
+      <w:proofErr w:type="spellEnd"/>
+      <w:r>
+        <w:t xml:space="preserve"> </w:t>
+      </w:r>
+      <w:proofErr w:type="spellStart"/>
+      <w:r>
+        <w:t>cascade</w:t>
+      </w:r>
+      <w:proofErr w:type="spellEnd"/>
+      <w:r>
+        <w:t>;</w:t>
+      </w:r>
+    </w:p>
+    <w:p>
+      <w:pPr>
+        <w:pStyle w:val="Paragrafoelenco"/>
+        <w:numPr>
+          <w:ilvl w:val="0"/>
+          <w:numId w:val="19"/>
+        </w:numPr>
+      </w:pPr>
+      <w:r>
+        <w:t xml:space="preserve">ALTER TABLE </w:t>
+      </w:r>
+      <w:proofErr w:type="spellStart"/>
+      <w:r>
+        <w:t>entrasp.progetti</w:t>
+      </w:r>
+      <w:proofErr w:type="spellEnd"/>
+      <w:r>
+        <w:t xml:space="preserve"> DROP COLUMN </w:t>
+      </w:r>
+      <w:proofErr w:type="spellStart"/>
+      <w:r>
+        <w:t>id_versione_ultima</w:t>
+      </w:r>
+      <w:proofErr w:type="spellEnd"/>
+      <w:r>
+        <w:t>;</w:t>
+      </w:r>
+    </w:p>
+    <w:p>
+      <w:pPr>
+        <w:pStyle w:val="Paragrafoelenco"/>
+        <w:numPr>
+          <w:ilvl w:val="0"/>
+          <w:numId w:val="19"/>
+        </w:numPr>
+      </w:pPr>
+      <w:r>
+        <w:t xml:space="preserve">update </w:t>
+      </w:r>
+      <w:proofErr w:type="spellStart"/>
+      <w:r>
+        <w:t>entrasp.anagrafiche_vr</w:t>
+      </w:r>
+      <w:proofErr w:type="spellEnd"/>
+      <w:r>
+        <w:t xml:space="preserve"> </w:t>
+      </w:r>
+      <w:proofErr w:type="spellStart"/>
+      <w:r>
+        <w:t>vr</w:t>
+      </w:r>
+      <w:proofErr w:type="spellEnd"/>
+      <w:r>
+        <w:t xml:space="preserve"> set denominazione=coalesce(vr.ragione_sociale,'')||coalesce(an.nome,'')||' '||</w:t>
+      </w:r>
+      <w:proofErr w:type="spellStart"/>
+      <w:r>
+        <w:t>coalesce</w:t>
+      </w:r>
+      <w:proofErr w:type="spellEnd"/>
+      <w:r>
+        <w:t>(</w:t>
+      </w:r>
+      <w:proofErr w:type="spellStart"/>
+      <w:r>
+        <w:t>an.cognome</w:t>
+      </w:r>
+      <w:proofErr w:type="spellEnd"/>
+      <w:r>
+        <w:t xml:space="preserve">,'') from </w:t>
+      </w:r>
+      <w:proofErr w:type="spellStart"/>
+      <w:r>
+        <w:t>entrasp.anagrafiche_id</w:t>
+      </w:r>
+      <w:proofErr w:type="spellEnd"/>
+      <w:r>
+        <w:t xml:space="preserve"> an WHERE  </w:t>
+      </w:r>
+      <w:proofErr w:type="spellStart"/>
+      <w:r>
+        <w:t>an.codice_part</w:t>
+      </w:r>
+      <w:proofErr w:type="spellEnd"/>
+      <w:r>
+        <w:t>=</w:t>
+      </w:r>
+      <w:proofErr w:type="spellStart"/>
+      <w:r>
+        <w:t>vr.codice_part</w:t>
+      </w:r>
+      <w:proofErr w:type="spellEnd"/>
+      <w:r>
+        <w:t xml:space="preserve"> and </w:t>
+      </w:r>
+      <w:proofErr w:type="spellStart"/>
+      <w:r>
+        <w:t>an.id_anagrafica</w:t>
+      </w:r>
+      <w:proofErr w:type="spellEnd"/>
+      <w:r>
+        <w:t>=</w:t>
+      </w:r>
+      <w:proofErr w:type="spellStart"/>
+      <w:r>
+        <w:t>vr.id_anagrafica</w:t>
+      </w:r>
+      <w:proofErr w:type="spellEnd"/>
+      <w:r>
+        <w:t xml:space="preserve">  </w:t>
       </w:r>
     </w:p>
     <w:p>
@@ -3721,6 +5276,95 @@
     </w:lvl>
   </w:abstractNum>
   <w:abstractNum w:abstractNumId="2" w15:restartNumberingAfterBreak="0">
+    <w:nsid w:val="0C1B2C95"/>
+    <w:multiLevelType w:val="hybridMultilevel"/>
+    <w:tmpl w:val="27704A54"/>
+    <w:lvl w:ilvl="0" w:tplc="0410000F">
+      <w:start w:val="1"/>
+      <w:numFmt w:val="decimal"/>
+      <w:lvlText w:val="%1."/>
+      <w:lvlJc w:val="left"/>
+      <w:pPr>
+        <w:ind w:left="720" w:hanging="360"/>
+      </w:pPr>
+      <w:rPr>
+        <w:rFonts w:hint="default"/>
+      </w:rPr>
+    </w:lvl>
+    <w:lvl w:ilvl="1" w:tplc="04100019" w:tentative="1">
+      <w:start w:val="1"/>
+      <w:numFmt w:val="lowerLetter"/>
+      <w:lvlText w:val="%2."/>
+      <w:lvlJc w:val="left"/>
+      <w:pPr>
+        <w:ind w:left="1440" w:hanging="360"/>
+      </w:pPr>
+    </w:lvl>
+    <w:lvl w:ilvl="2" w:tplc="0410001B" w:tentative="1">
+      <w:start w:val="1"/>
+      <w:numFmt w:val="lowerRoman"/>
+      <w:lvlText w:val="%3."/>
+      <w:lvlJc w:val="right"/>
+      <w:pPr>
+        <w:ind w:left="2160" w:hanging="180"/>
+      </w:pPr>
+    </w:lvl>
+    <w:lvl w:ilvl="3" w:tplc="0410000F" w:tentative="1">
+      <w:start w:val="1"/>
+      <w:numFmt w:val="decimal"/>
+      <w:lvlText w:val="%4."/>
+      <w:lvlJc w:val="left"/>
+      <w:pPr>
+        <w:ind w:left="2880" w:hanging="360"/>
+      </w:pPr>
+    </w:lvl>
+    <w:lvl w:ilvl="4" w:tplc="04100019" w:tentative="1">
+      <w:start w:val="1"/>
+      <w:numFmt w:val="lowerLetter"/>
+      <w:lvlText w:val="%5."/>
+      <w:lvlJc w:val="left"/>
+      <w:pPr>
+        <w:ind w:left="3600" w:hanging="360"/>
+      </w:pPr>
+    </w:lvl>
+    <w:lvl w:ilvl="5" w:tplc="0410001B" w:tentative="1">
+      <w:start w:val="1"/>
+      <w:numFmt w:val="lowerRoman"/>
+      <w:lvlText w:val="%6."/>
+      <w:lvlJc w:val="right"/>
+      <w:pPr>
+        <w:ind w:left="4320" w:hanging="180"/>
+      </w:pPr>
+    </w:lvl>
+    <w:lvl w:ilvl="6" w:tplc="0410000F" w:tentative="1">
+      <w:start w:val="1"/>
+      <w:numFmt w:val="decimal"/>
+      <w:lvlText w:val="%7."/>
+      <w:lvlJc w:val="left"/>
+      <w:pPr>
+        <w:ind w:left="5040" w:hanging="360"/>
+      </w:pPr>
+    </w:lvl>
+    <w:lvl w:ilvl="7" w:tplc="04100019" w:tentative="1">
+      <w:start w:val="1"/>
+      <w:numFmt w:val="lowerLetter"/>
+      <w:lvlText w:val="%8."/>
+      <w:lvlJc w:val="left"/>
+      <w:pPr>
+        <w:ind w:left="5760" w:hanging="360"/>
+      </w:pPr>
+    </w:lvl>
+    <w:lvl w:ilvl="8" w:tplc="0410001B" w:tentative="1">
+      <w:start w:val="1"/>
+      <w:numFmt w:val="lowerRoman"/>
+      <w:lvlText w:val="%9."/>
+      <w:lvlJc w:val="right"/>
+      <w:pPr>
+        <w:ind w:left="6480" w:hanging="180"/>
+      </w:pPr>
+    </w:lvl>
+  </w:abstractNum>
+  <w:abstractNum w:abstractNumId="3" w15:restartNumberingAfterBreak="0">
     <w:nsid w:val="142174B1"/>
     <w:multiLevelType w:val="hybridMultilevel"/>
     <w:tmpl w:val="F2289B64"/>
@@ -3833,7 +5477,7 @@
       </w:rPr>
     </w:lvl>
   </w:abstractNum>
-  <w:abstractNum w:abstractNumId="3" w15:restartNumberingAfterBreak="0">
+  <w:abstractNum w:abstractNumId="4" w15:restartNumberingAfterBreak="0">
     <w:nsid w:val="1C622289"/>
     <w:multiLevelType w:val="hybridMultilevel"/>
     <w:tmpl w:val="BF20E17C"/>
@@ -3922,7 +5566,7 @@
       </w:pPr>
     </w:lvl>
   </w:abstractNum>
-  <w:abstractNum w:abstractNumId="4" w15:restartNumberingAfterBreak="0">
+  <w:abstractNum w:abstractNumId="5" w15:restartNumberingAfterBreak="0">
     <w:nsid w:val="1E722DBE"/>
     <w:multiLevelType w:val="hybridMultilevel"/>
     <w:tmpl w:val="BF20E17C"/>
@@ -4011,7 +5655,7 @@
       </w:pPr>
     </w:lvl>
   </w:abstractNum>
-  <w:abstractNum w:abstractNumId="5" w15:restartNumberingAfterBreak="0">
+  <w:abstractNum w:abstractNumId="6" w15:restartNumberingAfterBreak="0">
     <w:nsid w:val="1F8B45AA"/>
     <w:multiLevelType w:val="hybridMultilevel"/>
     <w:tmpl w:val="ACF0F5EC"/>
@@ -4101,7 +5745,7 @@
       </w:pPr>
     </w:lvl>
   </w:abstractNum>
-  <w:abstractNum w:abstractNumId="6" w15:restartNumberingAfterBreak="0">
+  <w:abstractNum w:abstractNumId="7" w15:restartNumberingAfterBreak="0">
     <w:nsid w:val="2BF16D3F"/>
     <w:multiLevelType w:val="hybridMultilevel"/>
     <w:tmpl w:val="C04839C8"/>
@@ -4214,7 +5858,7 @@
       </w:rPr>
     </w:lvl>
   </w:abstractNum>
-  <w:abstractNum w:abstractNumId="7" w15:restartNumberingAfterBreak="0">
+  <w:abstractNum w:abstractNumId="8" w15:restartNumberingAfterBreak="0">
     <w:nsid w:val="323A055F"/>
     <w:multiLevelType w:val="hybridMultilevel"/>
     <w:tmpl w:val="9ECA5AB2"/>
@@ -4300,7 +5944,7 @@
       </w:pPr>
     </w:lvl>
   </w:abstractNum>
-  <w:abstractNum w:abstractNumId="8" w15:restartNumberingAfterBreak="0">
+  <w:abstractNum w:abstractNumId="9" w15:restartNumberingAfterBreak="0">
     <w:nsid w:val="3BE90EE2"/>
     <w:multiLevelType w:val="multilevel"/>
     <w:tmpl w:val="0410001D"/>
@@ -4386,7 +6030,7 @@
       </w:pPr>
     </w:lvl>
   </w:abstractNum>
-  <w:abstractNum w:abstractNumId="9" w15:restartNumberingAfterBreak="0">
+  <w:abstractNum w:abstractNumId="10" w15:restartNumberingAfterBreak="0">
     <w:nsid w:val="433F031C"/>
     <w:multiLevelType w:val="hybridMultilevel"/>
     <w:tmpl w:val="BF20E17C"/>
@@ -4475,7 +6119,7 @@
       </w:pPr>
     </w:lvl>
   </w:abstractNum>
-  <w:abstractNum w:abstractNumId="10" w15:restartNumberingAfterBreak="0">
+  <w:abstractNum w:abstractNumId="11" w15:restartNumberingAfterBreak="0">
     <w:nsid w:val="4C7D1DED"/>
     <w:multiLevelType w:val="hybridMultilevel"/>
     <w:tmpl w:val="EA160F56"/>
@@ -4561,7 +6205,7 @@
       </w:pPr>
     </w:lvl>
   </w:abstractNum>
-  <w:abstractNum w:abstractNumId="11" w15:restartNumberingAfterBreak="0">
+  <w:abstractNum w:abstractNumId="12" w15:restartNumberingAfterBreak="0">
     <w:nsid w:val="50FA547B"/>
     <w:multiLevelType w:val="hybridMultilevel"/>
     <w:tmpl w:val="58D42BAC"/>
@@ -4674,7 +6318,7 @@
       </w:rPr>
     </w:lvl>
   </w:abstractNum>
-  <w:abstractNum w:abstractNumId="12" w15:restartNumberingAfterBreak="0">
+  <w:abstractNum w:abstractNumId="13" w15:restartNumberingAfterBreak="0">
     <w:nsid w:val="529F546E"/>
     <w:multiLevelType w:val="multilevel"/>
     <w:tmpl w:val="4DE01D96"/>
@@ -4760,7 +6404,7 @@
       </w:pPr>
     </w:lvl>
   </w:abstractNum>
-  <w:abstractNum w:abstractNumId="13" w15:restartNumberingAfterBreak="0">
+  <w:abstractNum w:abstractNumId="14" w15:restartNumberingAfterBreak="0">
     <w:nsid w:val="645557FE"/>
     <w:multiLevelType w:val="hybridMultilevel"/>
     <w:tmpl w:val="E6D87776"/>
@@ -4846,7 +6490,93 @@
       </w:pPr>
     </w:lvl>
   </w:abstractNum>
-  <w:abstractNum w:abstractNumId="14" w15:restartNumberingAfterBreak="0">
+  <w:abstractNum w:abstractNumId="15" w15:restartNumberingAfterBreak="0">
+    <w:nsid w:val="67503FC1"/>
+    <w:multiLevelType w:val="multilevel"/>
+    <w:tmpl w:val="4DE01D96"/>
+    <w:lvl w:ilvl="0">
+      <w:start w:val="1"/>
+      <w:numFmt w:val="decimal"/>
+      <w:lvlText w:val="%1)"/>
+      <w:lvlJc w:val="left"/>
+      <w:pPr>
+        <w:ind w:left="360" w:hanging="360"/>
+      </w:pPr>
+    </w:lvl>
+    <w:lvl w:ilvl="1">
+      <w:start w:val="1"/>
+      <w:numFmt w:val="lowerLetter"/>
+      <w:lvlText w:val="%2)"/>
+      <w:lvlJc w:val="left"/>
+      <w:pPr>
+        <w:ind w:left="720" w:hanging="360"/>
+      </w:pPr>
+    </w:lvl>
+    <w:lvl w:ilvl="2">
+      <w:start w:val="1"/>
+      <w:numFmt w:val="lowerRoman"/>
+      <w:lvlText w:val="%3)"/>
+      <w:lvlJc w:val="left"/>
+      <w:pPr>
+        <w:ind w:left="1080" w:hanging="360"/>
+      </w:pPr>
+    </w:lvl>
+    <w:lvl w:ilvl="3">
+      <w:start w:val="1"/>
+      <w:numFmt w:val="decimal"/>
+      <w:lvlText w:val="(%4)"/>
+      <w:lvlJc w:val="left"/>
+      <w:pPr>
+        <w:ind w:left="1440" w:hanging="360"/>
+      </w:pPr>
+    </w:lvl>
+    <w:lvl w:ilvl="4">
+      <w:start w:val="1"/>
+      <w:numFmt w:val="lowerLetter"/>
+      <w:lvlText w:val="(%5)"/>
+      <w:lvlJc w:val="left"/>
+      <w:pPr>
+        <w:ind w:left="1800" w:hanging="360"/>
+      </w:pPr>
+    </w:lvl>
+    <w:lvl w:ilvl="5">
+      <w:start w:val="1"/>
+      <w:numFmt w:val="lowerRoman"/>
+      <w:lvlText w:val="(%6)"/>
+      <w:lvlJc w:val="left"/>
+      <w:pPr>
+        <w:ind w:left="2160" w:hanging="360"/>
+      </w:pPr>
+    </w:lvl>
+    <w:lvl w:ilvl="6">
+      <w:start w:val="1"/>
+      <w:numFmt w:val="decimal"/>
+      <w:lvlText w:val="%7."/>
+      <w:lvlJc w:val="left"/>
+      <w:pPr>
+        <w:ind w:left="2520" w:hanging="360"/>
+      </w:pPr>
+    </w:lvl>
+    <w:lvl w:ilvl="7">
+      <w:start w:val="1"/>
+      <w:numFmt w:val="lowerLetter"/>
+      <w:lvlText w:val="%8."/>
+      <w:lvlJc w:val="left"/>
+      <w:pPr>
+        <w:ind w:left="2880" w:hanging="360"/>
+      </w:pPr>
+    </w:lvl>
+    <w:lvl w:ilvl="8">
+      <w:start w:val="1"/>
+      <w:numFmt w:val="lowerRoman"/>
+      <w:lvlText w:val="%9."/>
+      <w:lvlJc w:val="left"/>
+      <w:pPr>
+        <w:ind w:left="3240" w:hanging="360"/>
+      </w:pPr>
+    </w:lvl>
+  </w:abstractNum>
+  <w:abstractNum w:abstractNumId="16" w15:restartNumberingAfterBreak="0">
     <w:nsid w:val="69CB694F"/>
     <w:multiLevelType w:val="hybridMultilevel"/>
     <w:tmpl w:val="48624CE6"/>
@@ -4935,7 +6665,7 @@
       </w:pPr>
     </w:lvl>
   </w:abstractNum>
-  <w:abstractNum w:abstractNumId="15" w15:restartNumberingAfterBreak="0">
+  <w:abstractNum w:abstractNumId="17" w15:restartNumberingAfterBreak="0">
     <w:nsid w:val="761C520F"/>
     <w:multiLevelType w:val="hybridMultilevel"/>
     <w:tmpl w:val="7B804DAC"/>
@@ -5021,7 +6751,7 @@
       </w:pPr>
     </w:lvl>
   </w:abstractNum>
-  <w:abstractNum w:abstractNumId="16" w15:restartNumberingAfterBreak="0">
+  <w:abstractNum w:abstractNumId="18" w15:restartNumberingAfterBreak="0">
     <w:nsid w:val="773F6BBB"/>
     <w:multiLevelType w:val="hybridMultilevel"/>
     <w:tmpl w:val="ABCAFBE6"/>
@@ -5137,52 +6867,58 @@
     <w:abstractNumId w:val="1"/>
   </w:num>
   <w:num w:numId="2">
+    <w:abstractNumId w:val="13"/>
+  </w:num>
+  <w:num w:numId="3">
+    <w:abstractNumId w:val="7"/>
+  </w:num>
+  <w:num w:numId="4">
     <w:abstractNumId w:val="12"/>
   </w:num>
-  <w:num w:numId="3">
-    <w:abstractNumId w:val="6"/>
-  </w:num>
-  <w:num w:numId="4">
-    <w:abstractNumId w:val="11"/>
-  </w:num>
   <w:num w:numId="5">
-    <w:abstractNumId w:val="2"/>
+    <w:abstractNumId w:val="3"/>
   </w:num>
   <w:num w:numId="6">
-    <w:abstractNumId w:val="9"/>
+    <w:abstractNumId w:val="10"/>
   </w:num>
   <w:num w:numId="7">
-    <w:abstractNumId w:val="3"/>
+    <w:abstractNumId w:val="4"/>
   </w:num>
   <w:num w:numId="8">
-    <w:abstractNumId w:val="15"/>
+    <w:abstractNumId w:val="17"/>
   </w:num>
   <w:num w:numId="9">
-    <w:abstractNumId w:val="8"/>
+    <w:abstractNumId w:val="9"/>
   </w:num>
   <w:num w:numId="10">
     <w:abstractNumId w:val="0"/>
   </w:num>
   <w:num w:numId="11">
-    <w:abstractNumId w:val="13"/>
+    <w:abstractNumId w:val="14"/>
   </w:num>
   <w:num w:numId="12">
-    <w:abstractNumId w:val="10"/>
+    <w:abstractNumId w:val="11"/>
   </w:num>
   <w:num w:numId="13">
-    <w:abstractNumId w:val="14"/>
+    <w:abstractNumId w:val="16"/>
   </w:num>
   <w:num w:numId="14">
-    <w:abstractNumId w:val="16"/>
+    <w:abstractNumId w:val="18"/>
   </w:num>
   <w:num w:numId="15">
+    <w:abstractNumId w:val="6"/>
+  </w:num>
+  <w:num w:numId="16">
+    <w:abstractNumId w:val="8"/>
+  </w:num>
+  <w:num w:numId="17">
     <w:abstractNumId w:val="5"/>
   </w:num>
-  <w:num w:numId="16">
-    <w:abstractNumId w:val="7"/>
+  <w:num w:numId="18">
+    <w:abstractNumId w:val="15"/>
   </w:num>
-  <w:num w:numId="17">
-    <w:abstractNumId w:val="4"/>
+  <w:num w:numId="19">
+    <w:abstractNumId w:val="2"/>
   </w:num>
 </w:numbering>
 </file>

--- a/docs/ProceduraDiMigrazione/Procedura_migrazione_20200514.docx
+++ b/docs/ProceduraDiMigrazione/Procedura_migrazione_20200514.docx
@@ -2,6 +2,11 @@
 <file path=word/document.xml><?xml version="1.0" encoding="utf-8"?>
 <w:document xmlns:wpc="http://schemas.microsoft.com/office/word/2010/wordprocessingCanvas" xmlns:cx="http://schemas.microsoft.com/office/drawing/2014/chartex" xmlns:cx1="http://schemas.microsoft.com/office/drawing/2015/9/8/chartex" xmlns:cx2="http://schemas.microsoft.com/office/drawing/2015/10/21/chartex" xmlns:cx3="http://schemas.microsoft.com/office/drawing/2016/5/9/chartex" xmlns:cx4="http://schemas.microsoft.com/office/drawing/2016/5/10/chartex" xmlns:cx5="http://schemas.microsoft.com/office/drawing/2016/5/11/chartex" xmlns:cx6="http://schemas.microsoft.com/office/drawing/2016/5/12/chartex" xmlns:cx7="http://schemas.microsoft.com/office/drawing/2016/5/13/chartex" xmlns:cx8="http://schemas.microsoft.com/office/drawing/2016/5/14/chartex" xmlns:mc="http://schemas.openxmlformats.org/markup-compatibility/2006" xmlns:aink="http://schemas.microsoft.com/office/drawing/2016/ink" xmlns:am3d="http://schemas.microsoft.com/office/drawing/2017/model3d" xmlns:o="urn:schemas-microsoft-com:office:office" xmlns:r="http://schemas.openxmlformats.org/officeDocument/2006/relationships" xmlns:m="http://schemas.openxmlformats.org/officeDocument/2006/math" xmlns:v="urn:schemas-microsoft-com:vml" xmlns:wp14="http://schemas.microsoft.com/office/word/2010/wordprocessingDrawing" xmlns:wp="http://schemas.openxmlformats.org/drawingml/2006/wordprocessingDrawing" xmlns:w10="urn:schemas-microsoft-com:office:word" xmlns:w="http://schemas.openxmlformats.org/wordprocessingml/2006/main" xmlns:w14="http://schemas.microsoft.com/office/word/2010/wordml" xmlns:w15="http://schemas.microsoft.com/office/word/2012/wordml" xmlns:w16cex="http://schemas.microsoft.com/office/word/2018/wordml/cex" xmlns:w16cid="http://schemas.microsoft.com/office/word/2016/wordml/cid" xmlns:w16="http://schemas.microsoft.com/office/word/2018/wordml" xmlns:w16se="http://schemas.microsoft.com/office/word/2015/wordml/symex" xmlns:wpg="http://schemas.microsoft.com/office/word/2010/wordprocessingGroup" xmlns:wpi="http://schemas.microsoft.com/office/word/2010/wordprocessingInk" xmlns:wne="http://schemas.microsoft.com/office/word/2006/wordml" xmlns:wps="http://schemas.microsoft.com/office/word/2010/wordprocessingShape" mc:Ignorable="w14 w15 w16se w16cid w16 w16cex wp14">
   <w:body>
+    <w:p>
+      <w:r>
+        <w:t>33</w:t>
+      </w:r>
+    </w:p>
     <w:sdt>
       <w:sdtPr>
         <w:id w:val="1441333245"/>
@@ -1084,8 +1089,17 @@
           <w:sz w:val="24"/>
           <w:szCs w:val="24"/>
         </w:rPr>
-        <w:t>ALL’INTERNO DI PG ADMIN QUANDO RUNNI CONNEXIO, username alacritas0,…</w:t>
-      </w:r>
+        <w:t>ALL’INTERNO DI PG ADMIN QUANDO RUNNI CONNEXIO, username alacritas</w:t>
+      </w:r>
+      <w:proofErr w:type="gramStart"/>
+      <w:r>
+        <w:rPr>
+          <w:sz w:val="24"/>
+          <w:szCs w:val="24"/>
+        </w:rPr>
+        <w:t>0,…</w:t>
+      </w:r>
+      <w:proofErr w:type="gramEnd"/>
     </w:p>
     <w:p>
       <w:pPr>
@@ -1366,13 +1380,18 @@
       </w:r>
       <w:proofErr w:type="spellEnd"/>
       <w:r>
-        <w:t xml:space="preserve"> ed alla posizione della chiave di autenticazione (file .</w:t>
+        <w:t xml:space="preserve"> ed alla posizione della chiave di autenticazione (</w:t>
+      </w:r>
+      <w:proofErr w:type="gramStart"/>
+      <w:r>
+        <w:t>file .</w:t>
       </w:r>
       <w:proofErr w:type="spellStart"/>
       <w:r>
         <w:t>pem</w:t>
       </w:r>
       <w:proofErr w:type="spellEnd"/>
+      <w:proofErr w:type="gramEnd"/>
       <w:r>
         <w:t>):</w:t>
       </w:r>
@@ -1646,8 +1665,16 @@
         <w:rPr>
           <w:rFonts w:asciiTheme="majorHAnsi" w:hAnsiTheme="majorHAnsi" w:cstheme="majorHAnsi"/>
         </w:rPr>
-        <w:t>2020514_manuale.backup</w:t>
-      </w:r>
+        <w:t>2020514_</w:t>
+      </w:r>
+      <w:proofErr w:type="gramStart"/>
+      <w:r>
+        <w:rPr>
+          <w:rFonts w:asciiTheme="majorHAnsi" w:hAnsiTheme="majorHAnsi" w:cstheme="majorHAnsi"/>
+        </w:rPr>
+        <w:t>manuale.backup</w:t>
+      </w:r>
+      <w:proofErr w:type="gramEnd"/>
       <w:r>
         <w:rPr>
           <w:rFonts w:asciiTheme="majorHAnsi" w:hAnsiTheme="majorHAnsi" w:cstheme="majorHAnsi"/>
@@ -2032,10 +2059,12 @@
         <w:t xml:space="preserve"> utilizzando la funzione </w:t>
       </w:r>
       <w:proofErr w:type="spellStart"/>
+      <w:proofErr w:type="gramStart"/>
       <w:r>
         <w:t>cerca.vert</w:t>
       </w:r>
       <w:proofErr w:type="spellEnd"/>
+      <w:proofErr w:type="gramEnd"/>
       <w:r>
         <w:t xml:space="preserve"> </w:t>
       </w:r>
@@ -2086,7 +2115,21 @@
         <w:rPr>
           <w:u w:val="single"/>
         </w:rPr>
-        <w:t xml:space="preserve"> (DB2 n DB3 , dove “n” significa “intersecato”)</w:t>
+        <w:t xml:space="preserve"> (DB2 n DB</w:t>
+      </w:r>
+      <w:proofErr w:type="gramStart"/>
+      <w:r>
+        <w:rPr>
+          <w:u w:val="single"/>
+        </w:rPr>
+        <w:t>3 ,</w:t>
+      </w:r>
+      <w:proofErr w:type="gramEnd"/>
+      <w:r>
+        <w:rPr>
+          <w:u w:val="single"/>
+        </w:rPr>
+        <w:t xml:space="preserve"> dove “n” significa “intersecato”)</w:t>
       </w:r>
       <w:r>
         <w:t xml:space="preserve">. Affiancare quindi le colonne di DB2 a quelle di DB2nDB3 per “sottrarre” le 2 colonne, in modo da avere un’ulteriore colonna con la lista delle funzioni che sono in DB2 ma che non sono in DB3, che sono esattamente le funzioni che dobbiamo importare. </w:t>
@@ -2105,6 +2148,7 @@
         <w:t>funzioni_gorico_goricoprod</w:t>
       </w:r>
       <w:proofErr w:type="spellEnd"/>
+      <w:proofErr w:type="gramStart"/>
       <w:r>
         <w:rPr>
           <w:strike/>
@@ -2121,7 +2165,14 @@
         <w:rPr>
           <w:strike/>
         </w:rPr>
-        <w:t>terzo capitolo</w:t>
+        <w:t>terzo</w:t>
+      </w:r>
+      <w:proofErr w:type="gramEnd"/>
+      <w:r>
+        <w:rPr>
+          <w:strike/>
+        </w:rPr>
+        <w:t xml:space="preserve"> capitolo</w:t>
       </w:r>
       <w:r>
         <w:rPr>
@@ -2333,12 +2384,17 @@
       <w:r>
         <w:t>grc_lista_definizioni_</w:t>
       </w:r>
+      <w:proofErr w:type="gramStart"/>
       <w:r>
         <w:t>funzioni</w:t>
       </w:r>
       <w:proofErr w:type="spellEnd"/>
       <w:r>
-        <w:t xml:space="preserve">() </w:t>
+        <w:t>(</w:t>
+      </w:r>
+      <w:proofErr w:type="gramEnd"/>
+      <w:r>
+        <w:t xml:space="preserve">) </w:t>
       </w:r>
       <w:r>
         <w:t>analogamente a quanto fatto per la funzione “</w:t>
@@ -2355,12 +2411,17 @@
       <w:r>
         <w:t>grc_lista_definizioni_</w:t>
       </w:r>
+      <w:proofErr w:type="gramStart"/>
       <w:r>
         <w:t>funzioni</w:t>
       </w:r>
       <w:proofErr w:type="spellEnd"/>
       <w:r>
-        <w:t>()</w:t>
+        <w:t>(</w:t>
+      </w:r>
+      <w:proofErr w:type="gramEnd"/>
+      <w:r>
+        <w:t>)</w:t>
       </w:r>
       <w:r>
         <w:t xml:space="preserve">” restituisce in </w:t>
@@ -2511,13 +2572,21 @@
           <w:b/>
           <w:bCs/>
         </w:rPr>
-        <w:t>FUNZIONI IN DB2 CHE NON SONO IN DB3 (DB2-DB3)”</w:t>
-      </w:r>
+        <w:t>FUNZIONI IN DB2 CHE NON SONO IN DB3 (DB2-DB3)</w:t>
+      </w:r>
+      <w:proofErr w:type="gramStart"/>
       <w:r>
         <w:rPr>
           <w:b/>
           <w:bCs/>
         </w:rPr>
+        <w:t>”</w:t>
+      </w:r>
+      <w:r>
+        <w:rPr>
+          <w:b/>
+          <w:bCs/>
+        </w:rPr>
         <w:t xml:space="preserve"> </w:t>
       </w:r>
       <w:r>
@@ -2525,7 +2594,15 @@
           <w:b/>
           <w:bCs/>
         </w:rPr>
-        <w:t xml:space="preserve">. </w:t>
+        <w:t>.</w:t>
+      </w:r>
+      <w:proofErr w:type="gramEnd"/>
+      <w:r>
+        <w:rPr>
+          <w:b/>
+          <w:bCs/>
+        </w:rPr>
+        <w:t xml:space="preserve"> </w:t>
       </w:r>
       <w:r>
         <w:t>Per ottenerlo dobbiamo sfruttare la tabella “</w:t>
@@ -2546,11 +2623,19 @@
       </w:r>
       <w:proofErr w:type="spellStart"/>
       <w:r>
-        <w:t>grc_lista_definizioni_funzioni_da_importare</w:t>
-      </w:r>
-      <w:proofErr w:type="spellEnd"/>
-      <w:r>
-        <w:t xml:space="preserve">()”  e la </w:t>
+        <w:t>grc_lista_definizioni_funzioni_da_</w:t>
+      </w:r>
+      <w:proofErr w:type="gramStart"/>
+      <w:r>
+        <w:t>importare</w:t>
+      </w:r>
+      <w:proofErr w:type="spellEnd"/>
+      <w:r>
+        <w:t>(</w:t>
+      </w:r>
+      <w:proofErr w:type="gramEnd"/>
+      <w:r>
+        <w:t xml:space="preserve">)”  e la </w:t>
       </w:r>
       <w:proofErr w:type="spellStart"/>
       <w:r>
@@ -2607,11 +2692,19 @@
       </w:r>
       <w:proofErr w:type="spellStart"/>
       <w:r>
-        <w:t>grc_lista_definizioni_funzioni_da_importare</w:t>
-      </w:r>
-      <w:proofErr w:type="spellEnd"/>
-      <w:r>
-        <w:t xml:space="preserve">()”  che restituisce l’elenco delle definizioni delle funzioni che sono in DB2 ma non sono in DB3. </w:t>
+        <w:t>grc_lista_definizioni_funzioni_da_</w:t>
+      </w:r>
+      <w:proofErr w:type="gramStart"/>
+      <w:r>
+        <w:t>importare</w:t>
+      </w:r>
+      <w:proofErr w:type="spellEnd"/>
+      <w:r>
+        <w:t>(</w:t>
+      </w:r>
+      <w:proofErr w:type="gramEnd"/>
+      <w:r>
+        <w:t xml:space="preserve">)”  che restituisce l’elenco delle definizioni delle funzioni che sono in DB2 ma non sono in DB3. </w:t>
       </w:r>
       <w:r>
         <w:rPr>
@@ -2664,7 +2757,25 @@
           <w:bCs/>
           <w:color w:val="FF0000"/>
         </w:rPr>
-        <w:t>ALCUNE FUNZIONI NON VENGONO COPIATE.. VEDERE DI VOLTA IN VOLTA</w:t>
+        <w:t xml:space="preserve">ALCUNE FUNZIONI NON VENGONO </w:t>
+      </w:r>
+      <w:proofErr w:type="gramStart"/>
+      <w:r>
+        <w:rPr>
+          <w:b/>
+          <w:bCs/>
+          <w:color w:val="FF0000"/>
+        </w:rPr>
+        <w:t>COPIATE..</w:t>
+      </w:r>
+      <w:proofErr w:type="gramEnd"/>
+      <w:r>
+        <w:rPr>
+          <w:b/>
+          <w:bCs/>
+          <w:color w:val="FF0000"/>
+        </w:rPr>
+        <w:t xml:space="preserve"> VEDERE DI VOLTA IN VOLTA</w:t>
       </w:r>
     </w:p>
     <w:p>
@@ -2733,8 +2844,13 @@
         <w:t>csv</w:t>
       </w:r>
       <w:proofErr w:type="spellEnd"/>
-      <w:r>
-        <w:t xml:space="preserve">”.Una volta fatto, andare su </w:t>
+      <w:proofErr w:type="gramStart"/>
+      <w:r>
+        <w:t>”.Una</w:t>
+      </w:r>
+      <w:proofErr w:type="gramEnd"/>
+      <w:r>
+        <w:t xml:space="preserve"> volta fatto, andare su </w:t>
       </w:r>
       <w:proofErr w:type="spellStart"/>
       <w:r>
@@ -2772,7 +2888,15 @@
         <w:sym w:font="Wingdings" w:char="F0E0"/>
       </w:r>
       <w:r>
-        <w:t xml:space="preserve"> file name : “transcodifiche.csv”</w:t>
+        <w:t xml:space="preserve"> file </w:t>
+      </w:r>
+      <w:proofErr w:type="gramStart"/>
+      <w:r>
+        <w:t>name :</w:t>
+      </w:r>
+      <w:proofErr w:type="gramEnd"/>
+      <w:r>
+        <w:t xml:space="preserve"> “transcodifiche.csv”</w:t>
       </w:r>
       <w:r>
         <w:t xml:space="preserve"> con i soliti parametri. Questo procedimento permette il </w:t>
@@ -2811,11 +2935,19 @@
       </w:r>
       <w:proofErr w:type="spellStart"/>
       <w:r>
-        <w:t>anagrafiche_id_cod_cognome</w:t>
-      </w:r>
-      <w:proofErr w:type="spellEnd"/>
-      <w:r>
-        <w:t xml:space="preserve"> : motivo sconosciuto</w:t>
+        <w:t>anagrafiche_id_cod_</w:t>
+      </w:r>
+      <w:proofErr w:type="gramStart"/>
+      <w:r>
+        <w:t>cognome</w:t>
+      </w:r>
+      <w:proofErr w:type="spellEnd"/>
+      <w:r>
+        <w:t xml:space="preserve"> :</w:t>
+      </w:r>
+      <w:proofErr w:type="gramEnd"/>
+      <w:r>
+        <w:t xml:space="preserve"> motivo sconosciuto</w:t>
       </w:r>
     </w:p>
     <w:p>
@@ -2831,25 +2963,35 @@
       </w:r>
       <w:proofErr w:type="spellStart"/>
       <w:r>
+        <w:t>grc_accoda_trattamenti_</w:t>
+      </w:r>
+      <w:proofErr w:type="gramStart"/>
+      <w:r>
+        <w:t>dati</w:t>
+      </w:r>
+      <w:proofErr w:type="spellEnd"/>
+      <w:r>
+        <w:t xml:space="preserve"> :</w:t>
+      </w:r>
+      <w:proofErr w:type="gramEnd"/>
+      <w:r>
+        <w:t xml:space="preserve"> questo perché DB2 ha 3 funzioni con lo stesso nome “</w:t>
+      </w:r>
+      <w:proofErr w:type="spellStart"/>
+      <w:r>
         <w:t>grc_accoda_trattamenti_dati</w:t>
       </w:r>
       <w:proofErr w:type="spellEnd"/>
       <w:r>
-        <w:t xml:space="preserve"> : questo perché DB2 ha 3 funzioni con lo stesso nome “</w:t>
-      </w:r>
-      <w:proofErr w:type="spellStart"/>
-      <w:r>
-        <w:t>grc_accoda_trattamenti_dati</w:t>
-      </w:r>
-      <w:proofErr w:type="spellEnd"/>
-      <w:r>
         <w:t xml:space="preserve">” e DB3 ne ha 1. La funzione </w:t>
       </w:r>
       <w:proofErr w:type="spellStart"/>
+      <w:proofErr w:type="gramStart"/>
       <w:r>
         <w:t>cerca.vert</w:t>
       </w:r>
       <w:proofErr w:type="spellEnd"/>
+      <w:proofErr w:type="gramEnd"/>
       <w:r>
         <w:t xml:space="preserve"> non segnala il fatto che DB2 ne ha tre e DB3 una, trova semplicemente la corrispondenza e non segnala nulla. Per tal motivo le 2 funzioni mancanti vanno aggiunte a mano.</w:t>
       </w:r>
@@ -2867,11 +3009,19 @@
       </w:r>
       <w:proofErr w:type="spellStart"/>
       <w:r>
-        <w:t>grc_accodamentoperrischioperativi</w:t>
-      </w:r>
-      <w:proofErr w:type="spellEnd"/>
-      <w:r>
-        <w:t xml:space="preserve"> : stesso motivo spiegato sopra </w:t>
+        <w:t>grc_</w:t>
+      </w:r>
+      <w:proofErr w:type="gramStart"/>
+      <w:r>
+        <w:t>accodamentoperrischioperativi</w:t>
+      </w:r>
+      <w:proofErr w:type="spellEnd"/>
+      <w:r>
+        <w:t xml:space="preserve"> :</w:t>
+      </w:r>
+      <w:proofErr w:type="gramEnd"/>
+      <w:r>
+        <w:t xml:space="preserve"> stesso motivo spiegato sopra </w:t>
       </w:r>
       <w:r>
         <w:sym w:font="Wingdings" w:char="F0E0"/>
@@ -2953,7 +3103,29 @@
           <w:sz w:val="24"/>
           <w:szCs w:val="24"/>
         </w:rPr>
-        <w:t>: sono i capitoli delle liste e delle definizioni superflui o possono servire come backup? Alla fine si può fare tutto anche senza file word</w:t>
+        <w:t xml:space="preserve">: sono i capitoli delle liste e delle definizioni superflui o possono servire come backup? </w:t>
+      </w:r>
+      <w:proofErr w:type="gramStart"/>
+      <w:r>
+        <w:rPr>
+          <w:b/>
+          <w:bCs/>
+          <w:color w:val="FF0000"/>
+          <w:sz w:val="24"/>
+          <w:szCs w:val="24"/>
+        </w:rPr>
+        <w:t>Alla fine</w:t>
+      </w:r>
+      <w:proofErr w:type="gramEnd"/>
+      <w:r>
+        <w:rPr>
+          <w:b/>
+          <w:bCs/>
+          <w:color w:val="FF0000"/>
+          <w:sz w:val="24"/>
+          <w:szCs w:val="24"/>
+        </w:rPr>
+        <w:t xml:space="preserve"> si può fare tutto anche senza file word</w:t>
       </w:r>
       <w:r>
         <w:rPr>
@@ -3133,7 +3305,23 @@
           <w:sz w:val="24"/>
           <w:szCs w:val="24"/>
         </w:rPr>
-        <w:t xml:space="preserve"> da trasferire da DB2 a DB3 sono state in totale 16. Ho optato quindi per un procedimento “manuale” di copia-incollaggio che è durato 5 minuti. In un’altra situazione, dove il copia-incollaggio dovesse risultare troppo oneroso, si può certamente eseguire una procedura analoga a quella descritta per il trasferimento delle funzioni.</w:t>
+        <w:t xml:space="preserve"> da trasferire da DB2 a DB3 sono state in totale 16. Ho optato quindi per un procedimento “manuale” di copia-incollaggio che è durato </w:t>
+      </w:r>
+      <w:proofErr w:type="gramStart"/>
+      <w:r>
+        <w:rPr>
+          <w:sz w:val="24"/>
+          <w:szCs w:val="24"/>
+        </w:rPr>
+        <w:t>5</w:t>
+      </w:r>
+      <w:proofErr w:type="gramEnd"/>
+      <w:r>
+        <w:rPr>
+          <w:sz w:val="24"/>
+          <w:szCs w:val="24"/>
+        </w:rPr>
+        <w:t xml:space="preserve"> minuti. In un’altra situazione, dove il copia-incollaggio dovesse risultare troppo oneroso, si può certamente eseguire una procedura analoga a quella descritta per il trasferimento delle funzioni.</w:t>
       </w:r>
     </w:p>
     <w:p>
@@ -3183,6 +3371,7 @@
         <w:t xml:space="preserve"> che sono in DB2 e che non sono in DB3 oppure tramite la solita funzione </w:t>
       </w:r>
       <w:proofErr w:type="spellStart"/>
+      <w:proofErr w:type="gramStart"/>
       <w:r>
         <w:rPr>
           <w:sz w:val="24"/>
@@ -3191,6 +3380,7 @@
         <w:t>cerca.vert</w:t>
       </w:r>
       <w:proofErr w:type="spellEnd"/>
+      <w:proofErr w:type="gramEnd"/>
       <w:r>
         <w:rPr>
           <w:sz w:val="24"/>
@@ -3649,15 +3839,31 @@
           <w:sz w:val="24"/>
           <w:szCs w:val="24"/>
         </w:rPr>
-        <w:t>grc_esporta_tabelle</w:t>
-      </w:r>
-      <w:proofErr w:type="spellEnd"/>
-      <w:r>
-        <w:rPr>
-          <w:sz w:val="24"/>
-          <w:szCs w:val="24"/>
-        </w:rPr>
-        <w:t>(‘codice azienda’, ‘codice partizione’).</w:t>
+        <w:t>grc_esporta_</w:t>
+      </w:r>
+      <w:proofErr w:type="gramStart"/>
+      <w:r>
+        <w:rPr>
+          <w:sz w:val="24"/>
+          <w:szCs w:val="24"/>
+        </w:rPr>
+        <w:t>tabelle</w:t>
+      </w:r>
+      <w:proofErr w:type="spellEnd"/>
+      <w:r>
+        <w:rPr>
+          <w:sz w:val="24"/>
+          <w:szCs w:val="24"/>
+        </w:rPr>
+        <w:t>(</w:t>
+      </w:r>
+      <w:proofErr w:type="gramEnd"/>
+      <w:r>
+        <w:rPr>
+          <w:sz w:val="24"/>
+          <w:szCs w:val="24"/>
+        </w:rPr>
+        <w:t>‘codice azienda’, ‘codice partizione’).</w:t>
       </w:r>
     </w:p>
     <w:p>
@@ -3802,15 +4008,31 @@
           <w:sz w:val="24"/>
           <w:szCs w:val="24"/>
         </w:rPr>
-        <w:t>grc_importa_tabelle</w:t>
-      </w:r>
-      <w:proofErr w:type="spellEnd"/>
-      <w:r>
-        <w:rPr>
-          <w:sz w:val="24"/>
-          <w:szCs w:val="24"/>
-        </w:rPr>
-        <w:t>(‘nome azienda’).</w:t>
+        <w:t>grc_importa_</w:t>
+      </w:r>
+      <w:proofErr w:type="gramStart"/>
+      <w:r>
+        <w:rPr>
+          <w:sz w:val="24"/>
+          <w:szCs w:val="24"/>
+        </w:rPr>
+        <w:t>tabelle</w:t>
+      </w:r>
+      <w:proofErr w:type="spellEnd"/>
+      <w:r>
+        <w:rPr>
+          <w:sz w:val="24"/>
+          <w:szCs w:val="24"/>
+        </w:rPr>
+        <w:t>(</w:t>
+      </w:r>
+      <w:proofErr w:type="gramEnd"/>
+      <w:r>
+        <w:rPr>
+          <w:sz w:val="24"/>
+          <w:szCs w:val="24"/>
+        </w:rPr>
+        <w:t>‘nome azienda’).</w:t>
       </w:r>
       <w:r>
         <w:rPr>
@@ -3879,8 +4101,13 @@
         <w:t xml:space="preserve">update </w:t>
       </w:r>
       <w:proofErr w:type="spellStart"/>
-      <w:r>
-        <w:t>entrasp.anagrafiche_vr</w:t>
+      <w:proofErr w:type="gramStart"/>
+      <w:r>
+        <w:t>entrasp.anagrafiche</w:t>
+      </w:r>
+      <w:proofErr w:type="gramEnd"/>
+      <w:r>
+        <w:t>_vr</w:t>
       </w:r>
       <w:proofErr w:type="spellEnd"/>
       <w:r>
@@ -4032,7 +4259,25 @@
           <w:szCs w:val="24"/>
           <w:highlight w:val="yellow"/>
         </w:rPr>
-        <w:t>/ esportazioni di singole azienda da un ambiente all’altro</w:t>
+        <w:t xml:space="preserve">/ esportazioni di </w:t>
+      </w:r>
+      <w:proofErr w:type="gramStart"/>
+      <w:r>
+        <w:rPr>
+          <w:sz w:val="24"/>
+          <w:szCs w:val="24"/>
+          <w:highlight w:val="yellow"/>
+        </w:rPr>
+        <w:t>singole azienda</w:t>
+      </w:r>
+      <w:proofErr w:type="gramEnd"/>
+      <w:r>
+        <w:rPr>
+          <w:sz w:val="24"/>
+          <w:szCs w:val="24"/>
+          <w:highlight w:val="yellow"/>
+        </w:rPr>
+        <w:t xml:space="preserve"> da un ambiente all’altro</w:t>
       </w:r>
       <w:r>
         <w:rPr>
@@ -4780,15 +5025,33 @@
           <w:szCs w:val="24"/>
           <w:highlight w:val="yellow"/>
         </w:rPr>
-        <w:t xml:space="preserve">[FATTO DA SILVIO].Le </w:t>
-      </w:r>
-      <w:proofErr w:type="spellStart"/>
+        <w:t>[FATTO DA SILVIO</w:t>
+      </w:r>
+      <w:proofErr w:type="gramStart"/>
       <w:r>
         <w:rPr>
           <w:sz w:val="24"/>
           <w:szCs w:val="24"/>
           <w:highlight w:val="yellow"/>
         </w:rPr>
+        <w:t>].Le</w:t>
+      </w:r>
+      <w:proofErr w:type="gramEnd"/>
+      <w:r>
+        <w:rPr>
+          <w:sz w:val="24"/>
+          <w:szCs w:val="24"/>
+          <w:highlight w:val="yellow"/>
+        </w:rPr>
+        <w:t xml:space="preserve"> </w:t>
+      </w:r>
+      <w:proofErr w:type="spellStart"/>
+      <w:r>
+        <w:rPr>
+          <w:sz w:val="24"/>
+          <w:szCs w:val="24"/>
+          <w:highlight w:val="yellow"/>
+        </w:rPr>
         <w:t>view</w:t>
       </w:r>
       <w:proofErr w:type="spellEnd"/>
@@ -4798,15 +5061,33 @@
           <w:szCs w:val="24"/>
           <w:highlight w:val="yellow"/>
         </w:rPr>
-        <w:t>, tabelle e la sequenza (credo sia la sequenza s10, non la sequenza s01) sono state aggiunte. E’ stato comunque fatto un file word “</w:t>
-      </w:r>
-      <w:proofErr w:type="spellStart"/>
+        <w:t xml:space="preserve">, tabelle e la sequenza (credo sia la sequenza s10, non la sequenza s01) sono state aggiunte. </w:t>
+      </w:r>
+      <w:proofErr w:type="gramStart"/>
       <w:r>
         <w:rPr>
           <w:sz w:val="24"/>
           <w:szCs w:val="24"/>
           <w:highlight w:val="yellow"/>
         </w:rPr>
+        <w:t>E’</w:t>
+      </w:r>
+      <w:proofErr w:type="gramEnd"/>
+      <w:r>
+        <w:rPr>
+          <w:sz w:val="24"/>
+          <w:szCs w:val="24"/>
+          <w:highlight w:val="yellow"/>
+        </w:rPr>
+        <w:t xml:space="preserve"> stato comunque fatto un file word “</w:t>
+      </w:r>
+      <w:proofErr w:type="spellStart"/>
+      <w:r>
+        <w:rPr>
+          <w:sz w:val="24"/>
+          <w:szCs w:val="24"/>
+          <w:highlight w:val="yellow"/>
+        </w:rPr>
         <w:t>seq_tab_fun_view</w:t>
       </w:r>
       <w:proofErr w:type="spellEnd"/>
@@ -4844,13 +5125,23 @@
           <w:szCs w:val="24"/>
         </w:rPr>
       </w:pPr>
+      <w:proofErr w:type="gramStart"/>
       <w:r>
         <w:rPr>
           <w:sz w:val="24"/>
           <w:szCs w:val="24"/>
           <w:highlight w:val="red"/>
         </w:rPr>
-        <w:t>E’ altresì necessario importare i valori della tabella denominata “Tabelle” tramite il file denominato “tabelle.csv”</w:t>
+        <w:t>E’</w:t>
+      </w:r>
+      <w:proofErr w:type="gramEnd"/>
+      <w:r>
+        <w:rPr>
+          <w:sz w:val="24"/>
+          <w:szCs w:val="24"/>
+          <w:highlight w:val="red"/>
+        </w:rPr>
+        <w:t xml:space="preserve"> altresì necessario importare i valori della tabella denominata “Tabelle” tramite il file denominato “tabelle.csv”</w:t>
       </w:r>
       <w:r>
         <w:rPr>
@@ -4942,8 +5233,13 @@
         <w:t xml:space="preserve">ALTER TABLE </w:t>
       </w:r>
       <w:proofErr w:type="spellStart"/>
-      <w:r>
-        <w:t>entrasp.progetti_fasi</w:t>
+      <w:proofErr w:type="gramStart"/>
+      <w:r>
+        <w:t>entrasp.progetti</w:t>
+      </w:r>
+      <w:proofErr w:type="gramEnd"/>
+      <w:r>
+        <w:t>_fasi</w:t>
       </w:r>
       <w:proofErr w:type="spellEnd"/>
       <w:r>
@@ -4978,10 +5274,12 @@
         <w:t xml:space="preserve">ALTER TABLE </w:t>
       </w:r>
       <w:proofErr w:type="spellStart"/>
+      <w:proofErr w:type="gramStart"/>
       <w:r>
         <w:t>entrasp.progetti</w:t>
       </w:r>
       <w:proofErr w:type="spellEnd"/>
+      <w:proofErr w:type="gramEnd"/>
       <w:r>
         <w:t xml:space="preserve"> DROP COLUMN </w:t>
       </w:r>
@@ -5006,8 +5304,13 @@
         <w:t xml:space="preserve">update </w:t>
       </w:r>
       <w:proofErr w:type="spellStart"/>
-      <w:r>
-        <w:t>entrasp.anagrafiche_vr</w:t>
+      <w:proofErr w:type="gramStart"/>
+      <w:r>
+        <w:t>entrasp.anagrafiche</w:t>
+      </w:r>
+      <w:proofErr w:type="gramEnd"/>
+      <w:r>
+        <w:t>_vr</w:t>
       </w:r>
       <w:proofErr w:type="spellEnd"/>
       <w:r>
